--- a/Dissertation.docx
+++ b/Dissertation.docx
@@ -4,16 +4,48 @@
   <w:body>
     <w:p>
       <w:pPr>
-        <w:spacing w:after="600" w:before="600"/>
+        <w:spacing w:after="480" w:before="360"/>
         <w:jc w:val="center"/>
       </w:pPr>
       <w:r>
-        <w:rPr>
-          <w:color w:val="7F7F7F"/>
-          <w:sz w:val="22"/>
-          <w:szCs w:val="22"/>
-        </w:rPr>
-        <w:t xml:space="preserve">[Institution logo]</w:t>
+        <w:drawing>
+          <wp:inline distT="0" distB="0" distL="0" distR="0">
+            <wp:extent cx="2381250" cy="1152525"/>
+            <wp:effectExtent t="0" r="0" b="0" l="0"/>
+            <wp:docPr id="1" name="" descr="" title=""/>
+            <wp:cNvGraphicFramePr>
+              <a:graphicFrameLocks xmlns:a="http://schemas.openxmlformats.org/drawingml/2006/main" noChangeAspect="1"/>
+            </wp:cNvGraphicFramePr>
+            <a:graphic xmlns:a="http://schemas.openxmlformats.org/drawingml/2006/main">
+              <a:graphicData uri="http://schemas.openxmlformats.org/drawingml/2006/picture">
+                <pic:pic xmlns:pic="http://schemas.openxmlformats.org/drawingml/2006/picture">
+                  <pic:nvPicPr>
+                    <pic:cNvPr id="0" name="" descr=""/>
+                    <pic:cNvPicPr>
+                      <a:picLocks noChangeAspect="1" noChangeArrowheads="1"/>
+                    </pic:cNvPicPr>
+                  </pic:nvPicPr>
+                  <pic:blipFill>
+                    <a:blip r:embed="rId9" cstate="none"/>
+                    <a:srcRect/>
+                    <a:stretch>
+                      <a:fillRect/>
+                    </a:stretch>
+                  </pic:blipFill>
+                  <pic:spPr bwMode="auto">
+                    <a:xfrm>
+                      <a:off x="0" y="0"/>
+                      <a:ext cx="2381250" cy="1152525"/>
+                    </a:xfrm>
+                    <a:prstGeom prst="rect">
+                      <a:avLst/>
+                    </a:prstGeom>
+                  </pic:spPr>
+                </pic:pic>
+              </a:graphicData>
+            </a:graphic>
+          </wp:inline>
+        </w:drawing>
       </w:r>
     </w:p>
     <w:p>
@@ -58,7 +90,7 @@
           <w:b/>
           <w:bCs/>
         </w:rPr>
-        <w:t xml:space="preserve">A project report submitted in partial fulfilment of the requirements for the degree of Master of Business Administration (Full time) from [Institution, City].</w:t>
+        <w:t xml:space="preserve">A project report submitted in partial fulfilment of the requirements for the degree of Master of Business Administration (Full-Time) from the Faculty of Management Studies (FMS), University of Delhi.</w:t>
       </w:r>
     </w:p>
     <w:tbl>
@@ -112,7 +144,7 @@
                 <w:b w:val="false"/>
                 <w:bCs w:val="false"/>
               </w:rPr>
-              <w:t xml:space="preserve">[Student Name]</w:t>
+              <w:t xml:space="preserve">Nityam Gupta</w:t>
             </w:r>
           </w:p>
           <w:p>
@@ -125,7 +157,7 @@
                 <w:b w:val="false"/>
                 <w:bCs w:val="false"/>
               </w:rPr>
-              <w:t xml:space="preserve">[Programme], Batch of [Year]</w:t>
+              <w:t xml:space="preserve">MBA (Full-Time), Batch 2025–27</w:t>
             </w:r>
           </w:p>
           <w:p>
@@ -138,7 +170,7 @@
                 <w:b w:val="false"/>
                 <w:bCs w:val="false"/>
               </w:rPr>
-              <w:t xml:space="preserve">Roll no: [Number]</w:t>
+              <w:t xml:space="preserve">Roll no: FT-25-235</w:t>
             </w:r>
           </w:p>
           <w:p>
@@ -151,7 +183,7 @@
                 <w:b w:val="false"/>
                 <w:bCs w:val="false"/>
               </w:rPr>
-              <w:t xml:space="preserve">Date: [DD/MM/YYYY]</w:t>
+              <w:t xml:space="preserve">Date: 03/10/2026</w:t>
             </w:r>
           </w:p>
         </w:tc>
@@ -189,7 +221,7 @@
                 <w:b w:val="false"/>
                 <w:bCs w:val="false"/>
               </w:rPr>
-              <w:t xml:space="preserve">[Guide Name]</w:t>
+              <w:t xml:space="preserve">Dr. Dezy Kumari</w:t>
             </w:r>
           </w:p>
           <w:p>
@@ -202,7 +234,7 @@
                 <w:b w:val="false"/>
                 <w:bCs w:val="false"/>
               </w:rPr>
-              <w:t xml:space="preserve">[Department / Faculty]</w:t>
+              <w:t xml:space="preserve">Assistant Professor, Finance</w:t>
             </w:r>
           </w:p>
           <w:p>
@@ -215,7 +247,20 @@
                 <w:b w:val="false"/>
                 <w:bCs w:val="false"/>
               </w:rPr>
-              <w:t xml:space="preserve">[University]</w:t>
+              <w:t xml:space="preserve">Faculty of Management Studies</w:t>
+            </w:r>
+          </w:p>
+          <w:p>
+            <w:pPr>
+              <w:spacing w:after="140"/>
+              <w:jc w:val="left"/>
+            </w:pPr>
+            <w:r>
+              <w:rPr>
+                <w:b w:val="false"/>
+                <w:bCs w:val="false"/>
+              </w:rPr>
+              <w:t xml:space="preserve">University of Delhi</w:t>
             </w:r>
           </w:p>
         </w:tc>
@@ -223,58 +268,23 @@
     </w:tbl>
     <w:p>
       <w:pPr>
-        <w:pageBreakBefore/>
-        <w:spacing w:after="480" w:before="240"/>
-        <w:jc w:val="center"/>
+        <w:sectPr>
+          <w:pgSz w:w="12240" w:h="15840" w:orient="portrait"/>
+          <w:pgMar w:top="1440" w:right="1440" w:bottom="1440" w:left="1440" w:header="600" w:footer="600" w:gutter="0"/>
+          <w:pgBorders w:display="allPages" w:offsetFrom="page" w:zOrder="front">
+            <w:top w:val="single" w:color="000000" w:sz="6" w:space="24"/>
+            <w:left w:val="single" w:color="000000" w:sz="6" w:space="24"/>
+            <w:bottom w:val="single" w:color="000000" w:sz="6" w:space="24"/>
+            <w:right w:val="single" w:color="000000" w:sz="6" w:space="24"/>
+          </w:pgBorders>
+          <w:pgNumType w:start="1" w:fmt="lowerRoman"/>
+          <w:docGrid w:linePitch="360"/>
+        </w:sectPr>
       </w:pPr>
-      <w:r>
-        <w:rPr>
-          <w:b/>
-          <w:bCs/>
-          <w:sz w:val="26"/>
-          <w:szCs w:val="26"/>
-        </w:rPr>
-        <w:t xml:space="preserve">Table of Contents</w:t>
-      </w:r>
-    </w:p>
-    <w:sdt>
-      <w:sdtPr>
-        <w:alias w:val="Table of Contents"/>
-      </w:sdtPr>
-      <w:sdtContent>
-        <w:p>
-          <w:r>
-            <w:fldChar w:fldCharType="begin" w:dirty="true"/>
-            <w:instrText xml:space="preserve">TOC \h \o "1-3"</w:instrText>
-            <w:fldChar w:fldCharType="separate"/>
-          </w:r>
-        </w:p>
-        <w:p>
-          <w:r>
-            <w:fldChar w:fldCharType="end"/>
-          </w:r>
-        </w:p>
-      </w:sdtContent>
-    </w:sdt>
-    <w:p>
-      <w:pPr>
-        <w:spacing w:after="200"/>
-        <w:jc w:val="left"/>
-      </w:pPr>
-      <w:r>
-        <w:rPr>
-          <w:i/>
-          <w:iCs/>
-          <w:sz w:val="18"/>
-          <w:szCs w:val="18"/>
-        </w:rPr>
-        <w:t xml:space="preserve">Right-click the table above and choose “Update Field” in Word to refresh page numbers.</w:t>
-      </w:r>
     </w:p>
     <w:p>
       <w:pPr>
         <w:pStyle w:val="Heading1"/>
-        <w:pageBreakBefore/>
         <w:spacing w:after="120" w:before="240"/>
         <w:jc w:val="center"/>
       </w:pPr>
@@ -288,16 +298,16 @@
         <w:jc w:val="both"/>
       </w:pPr>
       <w:r>
-        <w:t xml:space="preserve">Certified that the dissertation entitled “Capital Requirements and Credit Supply: The Effect of the RBI's November 2023 Risk-Weight Measures on Consumer Credit and Bank Funding of Indian NBFCs, FY2021–FY2026”, submitted by [Student Name], [Programme, Batch], Roll no. [Number], in partial fulfilment of the requirements for the degree of Master of Business Administration of [Institution], is a bona fide record of research carried out by the student under my supervision. The analysis, data collection and writing are the student's own, and all sources of data and published work used have been cited. The work has not been submitted for any other degree or diploma.</w:t>
+        <w:t xml:space="preserve">Certified that the dissertation entitled “Capital Requirements and Credit Supply: The Effect of the RBI's November 2023 Risk-Weight Measures on Consumer Credit and Bank Funding of Indian NBFCs, FY2021–FY2026”, submitted by Nityam Gupta, MBA (Full-Time), Batch 2025–27, Roll no. FT-25-235, in partial fulfilment of the requirements for the degree of Master of Business Administration of the Faculty of Management Studies, University of Delhi, is a bona fide record of research carried out by the student under my supervision. All sources of data and published work used have been cited. The work has not been submitted for any other degree or diploma.</w:t>
       </w:r>
     </w:p>
     <w:p>
       <w:pPr>
-        <w:spacing w:after="960" w:before="480"/>
+        <w:spacing w:after="1200" w:before="480"/>
         <w:jc w:val="both"/>
       </w:pPr>
       <w:r>
-        <w:t xml:space="preserve">Date: [DD/MM/YYYY]</w:t>
+        <w:t xml:space="preserve">Date: 03/10/2026</w:t>
       </w:r>
     </w:p>
     <w:tbl>
@@ -337,7 +347,7 @@
                 <w:b w:val="false"/>
                 <w:bCs w:val="false"/>
               </w:rPr>
-              <w:t xml:space="preserve">[Guide Name]</w:t>
+              <w:t xml:space="preserve">Dr. Dezy Kumari</w:t>
             </w:r>
           </w:p>
           <w:p>
@@ -363,7 +373,7 @@
                 <w:b w:val="false"/>
                 <w:bCs w:val="false"/>
               </w:rPr>
-              <w:t xml:space="preserve">[Department / Faculty]</w:t>
+              <w:t xml:space="preserve">Assistant Professor, Finance</w:t>
             </w:r>
           </w:p>
           <w:p>
@@ -376,7 +386,20 @@
                 <w:b w:val="false"/>
                 <w:bCs w:val="false"/>
               </w:rPr>
-              <w:t xml:space="preserve">[University]</w:t>
+              <w:t xml:space="preserve">Faculty of Management Studies</w:t>
+            </w:r>
+          </w:p>
+          <w:p>
+            <w:pPr>
+              <w:spacing w:after="140"/>
+              <w:jc w:val="left"/>
+            </w:pPr>
+            <w:r>
+              <w:rPr>
+                <w:b w:val="false"/>
+                <w:bCs w:val="false"/>
+              </w:rPr>
+              <w:t xml:space="preserve">University of Delhi</w:t>
             </w:r>
           </w:p>
         </w:tc>
@@ -400,7 +423,7 @@
                 <w:b w:val="false"/>
                 <w:bCs w:val="false"/>
               </w:rPr>
-              <w:t xml:space="preserve">[Student Name]</w:t>
+              <w:t xml:space="preserve">Nityam Gupta</w:t>
             </w:r>
           </w:p>
           <w:p>
@@ -413,7 +436,7 @@
                 <w:b w:val="false"/>
                 <w:bCs w:val="false"/>
               </w:rPr>
-              <w:t xml:space="preserve">[Programme, Batch]</w:t>
+              <w:t xml:space="preserve">MBA (Full-Time), 2025–27</w:t>
             </w:r>
           </w:p>
           <w:p>
@@ -426,7 +449,7 @@
                 <w:b w:val="false"/>
                 <w:bCs w:val="false"/>
               </w:rPr>
-              <w:t xml:space="preserve">Roll no: [Number]</w:t>
+              <w:t xml:space="preserve">Roll no: FT-25-235</w:t>
             </w:r>
           </w:p>
         </w:tc>
@@ -449,25 +472,68 @@
         <w:jc w:val="both"/>
       </w:pPr>
       <w:r>
-        <w:t xml:space="preserve">I hereby declare that this dissertation titled “Capital Requirements and Credit Supply: The Effect of the RBI's November 2023 Risk-Weight Measures on Consumer Credit and Bank Funding of Indian NBFCs, FY2021–FY2026” is my original work carried out under the guidance of [Guide Name]. It has not been submitted elsewhere for any degree or diploma. [Add any statement on the use of software tools or AI assistance required by your institution's policy.]</w:t>
-      </w:r>
-    </w:p>
-    <w:p>
-      <w:pPr>
-        <w:spacing w:after="120" w:before="480"/>
-        <w:jc w:val="left"/>
-      </w:pPr>
-      <w:r>
-        <w:t xml:space="preserve">[Signature]</w:t>
+        <w:t xml:space="preserve">I hereby declare that this dissertation titled “Capital Requirements and Credit Supply: The Effect of the RBI's November 2023 Risk-Weight Measures on Consumer Credit and Bank Funding of Indian NBFCs, FY2021–FY2026” is my original work carried out under the guidance of Dr. Dezy Kumari, Assistant Professor (Finance), Faculty of Management Studies, University of Delhi. It has not been submitted elsewhere for any degree or diploma. All sources of data and published work used have been acknowledged.</w:t>
       </w:r>
     </w:p>
     <w:p>
       <w:pPr>
         <w:spacing w:after="120" w:line="360"/>
+        <w:jc w:val="both"/>
+      </w:pPr>
+      <w:r>
+        <w:rPr>
+          <w:b/>
+          <w:bCs/>
+        </w:rPr>
+        <w:t xml:space="preserve">Use of AI tools. </w:t>
+      </w:r>
+      <w:r>
+        <w:t xml:space="preserve">Artificial intelligence (AI) tools were used for data scraping, that is, extracting figures from the companies' quarterly investor presentations, and for the Python-based data analysis. Every extracted value is recorded with the document and page it came from, so that it can be checked against the original source.</w:t>
+      </w:r>
+    </w:p>
+    <w:p>
+      <w:pPr>
+        <w:spacing w:after="120" w:before="720"/>
         <w:jc w:val="left"/>
       </w:pPr>
       <w:r>
-        <w:t xml:space="preserve">[Student Name]    Date: [DD/MM/YYYY]</w:t>
+        <w:t xml:space="preserve">Signature: ____________________</w:t>
+      </w:r>
+    </w:p>
+    <w:p>
+      <w:pPr>
+        <w:spacing w:after="80"/>
+        <w:jc w:val="left"/>
+      </w:pPr>
+      <w:r>
+        <w:t xml:space="preserve">Nityam Gupta</w:t>
+      </w:r>
+    </w:p>
+    <w:p>
+      <w:pPr>
+        <w:spacing w:after="80"/>
+        <w:jc w:val="left"/>
+      </w:pPr>
+      <w:r>
+        <w:t xml:space="preserve">MBA (Full-Time), Batch 2025–27</w:t>
+      </w:r>
+    </w:p>
+    <w:p>
+      <w:pPr>
+        <w:spacing w:after="80"/>
+        <w:jc w:val="left"/>
+      </w:pPr>
+      <w:r>
+        <w:t xml:space="preserve">Roll no: FT-25-235</w:t>
+      </w:r>
+    </w:p>
+    <w:p>
+      <w:pPr>
+        <w:spacing w:after="80"/>
+        <w:jc w:val="left"/>
+      </w:pPr>
+      <w:r>
+        <w:t xml:space="preserve">Date: 03/10/2026</w:t>
       </w:r>
     </w:p>
     <w:p>
@@ -487,16 +553,43 @@
         <w:jc w:val="both"/>
       </w:pPr>
       <w:r>
-        <w:t xml:space="preserve">[Student to write: thanks to the guide, faculty, family and others who supported the work.]</w:t>
+        <w:t xml:space="preserve">I would like to express my sincere gratitude to my guide, Dr. Dezy Kumari, Assistant Professor (Finance), Faculty of Management Studies, University of Delhi, for her guidance throughout this dissertation. Her advice to focus the study on a small number of well-defined hypotheses shaped the final form of this work, and her feedback at each stage helped me turn a broad question into a focused piece of research.</w:t>
       </w:r>
     </w:p>
     <w:p>
       <w:pPr>
-        <w:spacing w:after="80" w:before="960"/>
+        <w:spacing w:after="120" w:line="360"/>
+        <w:jc w:val="both"/>
+      </w:pPr>
+      <w:r>
+        <w:t xml:space="preserve">I am grateful to the faculty members of the Faculty of Management Studies, whose teaching in finance, economics and research methods gave me the foundation for this study, and to the administrative and library staff for their support.</w:t>
+      </w:r>
+    </w:p>
+    <w:p>
+      <w:pPr>
+        <w:spacing w:after="120" w:line="360"/>
+        <w:jc w:val="both"/>
+      </w:pPr>
+      <w:r>
+        <w:t xml:space="preserve">I thank my batchmates for the many discussions, suggestions and words of encouragement during the long months of collecting and analysing the data. Their company made the work lighter.</w:t>
+      </w:r>
+    </w:p>
+    <w:p>
+      <w:pPr>
+        <w:spacing w:after="120" w:line="360"/>
+        <w:jc w:val="both"/>
+      </w:pPr>
+      <w:r>
+        <w:t xml:space="preserve">Above all, I thank my parents and my sister, whose patience, encouragement and constant belief in me kept me going. This work would not have been possible without their support.</w:t>
+      </w:r>
+    </w:p>
+    <w:p>
+      <w:pPr>
+        <w:spacing w:after="80" w:before="720"/>
         <w:jc w:val="left"/>
       </w:pPr>
       <w:r>
-        <w:t xml:space="preserve">[Student Name]</w:t>
+        <w:t xml:space="preserve">Nityam Gupta</w:t>
       </w:r>
     </w:p>
     <w:p>
@@ -505,7 +598,7 @@
         <w:jc w:val="left"/>
       </w:pPr>
       <w:r>
-        <w:t xml:space="preserve">[Programme], [Batch]</w:t>
+        <w:t xml:space="preserve">MBA (Full-Time), Batch 2025–27</w:t>
       </w:r>
     </w:p>
     <w:p>
@@ -514,7 +607,7 @@
         <w:jc w:val="left"/>
       </w:pPr>
       <w:r>
-        <w:t xml:space="preserve">Roll no: [Number]</w:t>
+        <w:t xml:space="preserve">Roll no: FT-25-235</w:t>
       </w:r>
     </w:p>
     <w:p>
@@ -811,8 +904,59 @@
     </w:p>
     <w:p>
       <w:pPr>
+        <w:pageBreakBefore/>
+        <w:spacing w:after="480" w:before="240"/>
+        <w:jc w:val="center"/>
+      </w:pPr>
+      <w:r>
+        <w:rPr>
+          <w:b/>
+          <w:bCs/>
+          <w:sz w:val="26"/>
+          <w:szCs w:val="26"/>
+        </w:rPr>
+        <w:t xml:space="preserve">Table of Contents</w:t>
+      </w:r>
+    </w:p>
+    <w:sdt>
+      <w:sdtPr>
+        <w:alias w:val="Table of Contents"/>
+      </w:sdtPr>
+      <w:sdtContent>
+        <w:p>
+          <w:r>
+            <w:fldChar w:fldCharType="begin" w:dirty="true"/>
+            <w:instrText xml:space="preserve">TOC \h \o "1-3"</w:instrText>
+            <w:fldChar w:fldCharType="separate"/>
+          </w:r>
+        </w:p>
+        <w:p>
+          <w:r>
+            <w:fldChar w:fldCharType="end"/>
+          </w:r>
+        </w:p>
+      </w:sdtContent>
+    </w:sdt>
+    <w:p>
+      <w:pPr>
+        <w:sectPr>
+          <w:footerReference w:type="default" r:id="rId7"/>
+          <w:pgSz w:w="12240" w:h="15840" w:orient="portrait"/>
+          <w:pgMar w:top="1440" w:right="1440" w:bottom="1440" w:left="1440" w:header="600" w:footer="600" w:gutter="0"/>
+          <w:pgBorders w:display="allPages" w:offsetFrom="page" w:zOrder="front">
+            <w:top w:val="single" w:color="000000" w:sz="6" w:space="24"/>
+            <w:left w:val="single" w:color="000000" w:sz="6" w:space="24"/>
+            <w:bottom w:val="single" w:color="000000" w:sz="6" w:space="24"/>
+            <w:right w:val="single" w:color="000000" w:sz="6" w:space="24"/>
+          </w:pgBorders>
+          <w:pgNumType w:fmt="lowerRoman"/>
+          <w:docGrid w:linePitch="360"/>
+        </w:sectPr>
+      </w:pPr>
+    </w:p>
+    <w:p>
+      <w:pPr>
         <w:pStyle w:val="Heading1"/>
-        <w:pageBreakBefore/>
         <w:spacing w:after="120" w:before="240"/>
         <w:jc w:val="center"/>
       </w:pPr>
@@ -18480,7 +18624,7 @@
                     </pic:cNvPicPr>
                   </pic:nvPicPr>
                   <pic:blipFill>
-                    <a:blip r:embed="rId9" cstate="none"/>
+                    <a:blip r:embed="rId10" cstate="none"/>
                     <a:srcRect/>
                     <a:stretch>
                       <a:fillRect/>
@@ -19578,7 +19722,7 @@
                     </pic:cNvPicPr>
                   </pic:nvPicPr>
                   <pic:blipFill>
-                    <a:blip r:embed="rId10" cstate="none"/>
+                    <a:blip r:embed="rId11" cstate="none"/>
                     <a:srcRect/>
                     <a:stretch>
                       <a:fillRect/>
@@ -24330,7 +24474,7 @@
                     </pic:cNvPicPr>
                   </pic:nvPicPr>
                   <pic:blipFill>
-                    <a:blip r:embed="rId11" cstate="none"/>
+                    <a:blip r:embed="rId12" cstate="none"/>
                     <a:srcRect/>
                     <a:stretch>
                       <a:fillRect/>
@@ -24894,7 +25038,7 @@
                     </pic:cNvPicPr>
                   </pic:nvPicPr>
                   <pic:blipFill>
-                    <a:blip r:embed="rId12" cstate="none"/>
+                    <a:blip r:embed="rId13" cstate="none"/>
                     <a:srcRect/>
                     <a:stretch>
                       <a:fillRect/>
@@ -24988,7 +25132,7 @@
                     </pic:cNvPicPr>
                   </pic:nvPicPr>
                   <pic:blipFill>
-                    <a:blip r:embed="rId13" cstate="none"/>
+                    <a:blip r:embed="rId14" cstate="none"/>
                     <a:srcRect/>
                     <a:stretch>
                       <a:fillRect/>
@@ -41566,7 +41710,6 @@
       </w:r>
     </w:p>
     <w:sectPr>
-      <w:headerReference w:type="default" r:id="rId7"/>
       <w:footerReference w:type="default" r:id="rId8"/>
       <w:pgSz w:w="12240" w:h="15840" w:orient="portrait"/>
       <w:pgMar w:top="1440" w:right="1440" w:bottom="1440" w:left="1440" w:header="600" w:footer="600" w:gutter="0"/>
@@ -41576,7 +41719,7 @@
         <w:bottom w:val="single" w:color="000000" w:sz="6" w:space="24"/>
         <w:right w:val="single" w:color="000000" w:sz="6" w:space="24"/>
       </w:pgBorders>
-      <w:pgNumType/>
+      <w:pgNumType w:start="1" w:fmt="decimal"/>
       <w:docGrid w:linePitch="360"/>
     </w:sectPr>
   </w:body>
@@ -41665,6 +41808,47 @@
 </w:ftr>
 </file>
 
+<file path=word/footer2.xml><?xml version="1.0" encoding="utf-8"?>
+<w:ftr xmlns:wpc="http://schemas.microsoft.com/office/word/2010/wordprocessingCanvas" xmlns:mc="http://schemas.openxmlformats.org/markup-compatibility/2006" xmlns:o="urn:schemas-microsoft-com:office:office" xmlns:r="http://schemas.openxmlformats.org/officeDocument/2006/relationships" xmlns:m="http://schemas.openxmlformats.org/officeDocument/2006/math" xmlns:v="urn:schemas-microsoft-com:vml" xmlns:wp14="http://schemas.microsoft.com/office/word/2010/wordprocessingDrawing" xmlns:wp="http://schemas.openxmlformats.org/drawingml/2006/wordprocessingDrawing" xmlns:w10="urn:schemas-microsoft-com:office:word" xmlns:w="http://schemas.openxmlformats.org/wordprocessingml/2006/main" xmlns:w14="http://schemas.microsoft.com/office/word/2010/wordml" xmlns:w15="http://schemas.microsoft.com/office/word/2012/wordml" xmlns:wpg="http://schemas.microsoft.com/office/word/2010/wordprocessingGroup" xmlns:wpi="http://schemas.microsoft.com/office/word/2010/wordprocessingInk" xmlns:wne="http://schemas.microsoft.com/office/word/2006/wordml" xmlns:wps="http://schemas.microsoft.com/office/word/2010/wordprocessingShape">
+  <w:p>
+    <w:pPr>
+      <w:pBdr>
+        <w:top w:val="single" w:color="D9D9D9" w:sz="4" w:space="4"/>
+      </w:pBdr>
+      <w:jc w:val="left"/>
+    </w:pPr>
+    <w:r>
+      <w:rPr>
+        <w:b/>
+        <w:bCs/>
+        <w:sz w:val="20"/>
+        <w:szCs w:val="20"/>
+      </w:rPr>
+      <w:fldChar w:fldCharType="begin"/>
+      <w:instrText xml:space="preserve">PAGE</w:instrText>
+      <w:fldChar w:fldCharType="separate"/>
+      <w:fldChar w:fldCharType="end"/>
+    </w:r>
+    <w:r>
+      <w:rPr>
+        <w:sz w:val="20"/>
+        <w:szCs w:val="20"/>
+      </w:rPr>
+      <w:t xml:space="preserve"> | </w:t>
+    </w:r>
+    <w:r>
+      <w:rPr>
+        <w:color w:val="7F7F7F"/>
+        <w:spacing w:val="60"/>
+        <w:sz w:val="20"/>
+        <w:szCs w:val="20"/>
+      </w:rPr>
+      <w:t xml:space="preserve">Page</w:t>
+    </w:r>
+  </w:p>
+</w:ftr>
+</file>
+
 <file path=word/footnotes.xml><?xml version="1.0" encoding="utf-8"?>
 <w:footnotes xmlns:wpc="http://schemas.microsoft.com/office/word/2010/wordprocessingCanvas" xmlns:mc="http://schemas.openxmlformats.org/markup-compatibility/2006" xmlns:o="urn:schemas-microsoft-com:office:office" xmlns:r="http://schemas.openxmlformats.org/officeDocument/2006/relationships" xmlns:m="http://schemas.openxmlformats.org/officeDocument/2006/math" xmlns:v="urn:schemas-microsoft-com:vml" xmlns:wp14="http://schemas.microsoft.com/office/word/2010/wordprocessingDrawing" xmlns:wp="http://schemas.openxmlformats.org/drawingml/2006/wordprocessingDrawing" xmlns:w10="urn:schemas-microsoft-com:office:word" xmlns:w="http://schemas.openxmlformats.org/wordprocessingml/2006/main" xmlns:w14="http://schemas.microsoft.com/office/word/2010/wordml" xmlns:w15="http://schemas.microsoft.com/office/word/2012/wordml" xmlns:wpg="http://schemas.microsoft.com/office/word/2010/wordprocessingGroup" xmlns:wpi="http://schemas.microsoft.com/office/word/2010/wordprocessingInk" xmlns:wne="http://schemas.microsoft.com/office/word/2006/wordml" xmlns:wps="http://schemas.microsoft.com/office/word/2010/wordprocessingShape" mc:Ignorable="w14 w15 wp14">
   <w:footnote w:type="separator" w:id="-1">
@@ -41700,29 +41884,6 @@
     </w:p>
   </w:footnote>
 </w:footnotes>
-</file>
-
-<file path=word/header1.xml><?xml version="1.0" encoding="utf-8"?>
-<w:hdr xmlns:wpc="http://schemas.microsoft.com/office/word/2010/wordprocessingCanvas" xmlns:mc="http://schemas.openxmlformats.org/markup-compatibility/2006" xmlns:o="urn:schemas-microsoft-com:office:office" xmlns:r="http://schemas.openxmlformats.org/officeDocument/2006/relationships" xmlns:m="http://schemas.openxmlformats.org/officeDocument/2006/math" xmlns:v="urn:schemas-microsoft-com:vml" xmlns:wp14="http://schemas.microsoft.com/office/word/2010/wordprocessingDrawing" xmlns:wp="http://schemas.openxmlformats.org/drawingml/2006/wordprocessingDrawing" xmlns:w10="urn:schemas-microsoft-com:office:word" xmlns:w="http://schemas.openxmlformats.org/wordprocessingml/2006/main" xmlns:w14="http://schemas.microsoft.com/office/word/2010/wordml" xmlns:w15="http://schemas.microsoft.com/office/word/2012/wordml" xmlns:wpg="http://schemas.microsoft.com/office/word/2010/wordprocessingGroup" xmlns:wpi="http://schemas.microsoft.com/office/word/2010/wordprocessingInk" xmlns:wne="http://schemas.microsoft.com/office/word/2006/wordml" xmlns:wps="http://schemas.microsoft.com/office/word/2010/wordprocessingShape" xmlns:cx="http://schemas.microsoft.com/office/drawing/2014/chartex" xmlns:cx1="http://schemas.microsoft.com/office/drawing/2015/9/8/chartex" xmlns:cx2="http://schemas.microsoft.com/office/drawing/2015/10/21/chartex" xmlns:cx3="http://schemas.microsoft.com/office/drawing/2016/5/9/chartex" xmlns:cx4="http://schemas.microsoft.com/office/drawing/2016/5/10/chartex" xmlns:cx5="http://schemas.microsoft.com/office/drawing/2016/5/11/chartex" xmlns:cx6="http://schemas.microsoft.com/office/drawing/2016/5/12/chartex" xmlns:cx7="http://schemas.microsoft.com/office/drawing/2016/5/13/chartex" xmlns:cx8="http://schemas.microsoft.com/office/drawing/2016/5/14/chartex" xmlns:w16cid="http://schemas.microsoft.com/office/word/2016/wordml/cid" xmlns:w16se="http://schemas.microsoft.com/office/word/2015/wordml/symex">
-  <w:p>
-    <w:pPr>
-      <w:pBdr>
-        <w:bottom w:val="thickThinSmallGap" w:color="843C0C" w:sz="24" w:space="4"/>
-      </w:pBdr>
-      <w:spacing w:after="120"/>
-      <w:jc w:val="center"/>
-    </w:pPr>
-    <w:r>
-      <w:rPr>
-        <w:rFonts w:ascii="Calibri Light" w:cs="Calibri Light" w:eastAsia="Calibri Light" w:hAnsi="Calibri Light"/>
-        <w:color w:val="404040"/>
-        <w:sz w:val="22"/>
-        <w:szCs w:val="22"/>
-      </w:rPr>
-      <w:t xml:space="preserve">Final Year Dissertation Report</w:t>
-    </w:r>
-  </w:p>
-</w:hdr>
 </file>
 
 <file path=word/numbering.xml><?xml version="1.0" encoding="utf-8"?>

--- a/Dissertation.docx
+++ b/Dissertation.docx
@@ -323,7 +323,7 @@
         <w:jc w:val="center"/>
         <w:rPr/>
       </w:pPr>
-      <w:bookmarkStart w:id="0" w:name="__RefHeading___Toc4268_3364974439"/>
+      <w:bookmarkStart w:id="0" w:name="__RefHeading___Toc4267_1903023626"/>
       <w:bookmarkEnd w:id="0"/>
       <w:r>
         <w:rPr/>
@@ -517,7 +517,7 @@
       <w:r>
         <w:br w:type="page"/>
       </w:r>
-      <w:bookmarkStart w:id="1" w:name="__RefHeading___Toc4270_3364974439"/>
+      <w:bookmarkStart w:id="1" w:name="__RefHeading___Toc4269_1903023626"/>
       <w:bookmarkEnd w:id="1"/>
       <w:r>
         <w:rPr/>
@@ -625,7 +625,7 @@
         <w:jc w:val="center"/>
         <w:rPr/>
       </w:pPr>
-      <w:bookmarkStart w:id="2" w:name="__RefHeading___Toc4272_3364974439"/>
+      <w:bookmarkStart w:id="2" w:name="__RefHeading___Toc4271_1903023626"/>
       <w:bookmarkEnd w:id="2"/>
       <w:r>
         <w:rPr/>
@@ -726,7 +726,7 @@
         <w:jc w:val="center"/>
         <w:rPr/>
       </w:pPr>
-      <w:bookmarkStart w:id="3" w:name="__RefHeading___Toc4274_3364974439"/>
+      <w:bookmarkStart w:id="3" w:name="__RefHeading___Toc4273_1903023626"/>
       <w:bookmarkEnd w:id="3"/>
       <w:r>
         <w:rPr/>
@@ -816,7 +816,7 @@
             </w:rPr>
             <w:fldChar w:fldCharType="separate"/>
           </w:r>
-          <w:hyperlink w:anchor="__RefHeading___Toc4268_3364974439">
+          <w:hyperlink w:anchor="__RefHeading___Toc4267_1903023626">
             <w:r>
               <w:rPr>
                 <w:rStyle w:val="IndexLink"/>
@@ -836,7 +836,7 @@
             </w:tabs>
             <w:rPr/>
           </w:pPr>
-          <w:hyperlink w:anchor="__RefHeading___Toc4270_3364974439">
+          <w:hyperlink w:anchor="__RefHeading___Toc4269_1903023626">
             <w:r>
               <w:rPr>
                 <w:rStyle w:val="IndexLink"/>
@@ -856,7 +856,7 @@
             </w:tabs>
             <w:rPr/>
           </w:pPr>
-          <w:hyperlink w:anchor="__RefHeading___Toc4272_3364974439">
+          <w:hyperlink w:anchor="__RefHeading___Toc4271_1903023626">
             <w:r>
               <w:rPr>
                 <w:rStyle w:val="IndexLink"/>
@@ -876,7 +876,7 @@
             </w:tabs>
             <w:rPr/>
           </w:pPr>
-          <w:hyperlink w:anchor="__RefHeading___Toc4274_3364974439">
+          <w:hyperlink w:anchor="__RefHeading___Toc4273_1903023626">
             <w:r>
               <w:rPr>
                 <w:rStyle w:val="IndexLink"/>
@@ -896,7 +896,7 @@
             </w:tabs>
             <w:rPr/>
           </w:pPr>
-          <w:hyperlink w:anchor="__RefHeading___Toc4276_3364974439">
+          <w:hyperlink w:anchor="__RefHeading___Toc4275_1903023626">
             <w:r>
               <w:rPr>
                 <w:rStyle w:val="IndexLink"/>
@@ -916,7 +916,7 @@
             </w:tabs>
             <w:rPr/>
           </w:pPr>
-          <w:hyperlink w:anchor="__RefHeading___Toc4278_3364974439">
+          <w:hyperlink w:anchor="__RefHeading___Toc4277_1903023626">
             <w:r>
               <w:rPr>
                 <w:rStyle w:val="IndexLink"/>
@@ -936,7 +936,7 @@
             </w:tabs>
             <w:rPr/>
           </w:pPr>
-          <w:hyperlink w:anchor="__RefHeading___Toc4280_3364974439">
+          <w:hyperlink w:anchor="__RefHeading___Toc4279_1903023626">
             <w:r>
               <w:rPr>
                 <w:rStyle w:val="IndexLink"/>
@@ -956,7 +956,7 @@
             </w:tabs>
             <w:rPr/>
           </w:pPr>
-          <w:hyperlink w:anchor="__RefHeading___Toc4282_3364974439">
+          <w:hyperlink w:anchor="__RefHeading___Toc4281_1903023626">
             <w:r>
               <w:rPr>
                 <w:rStyle w:val="IndexLink"/>
@@ -976,7 +976,7 @@
             </w:tabs>
             <w:rPr/>
           </w:pPr>
-          <w:hyperlink w:anchor="__RefHeading___Toc4284_3364974439">
+          <w:hyperlink w:anchor="__RefHeading___Toc4283_1903023626">
             <w:r>
               <w:rPr>
                 <w:rStyle w:val="IndexLink"/>
@@ -996,7 +996,7 @@
             </w:tabs>
             <w:rPr/>
           </w:pPr>
-          <w:hyperlink w:anchor="__RefHeading___Toc4286_3364974439">
+          <w:hyperlink w:anchor="__RefHeading___Toc4285_1903023626">
             <w:r>
               <w:rPr>
                 <w:rStyle w:val="IndexLink"/>
@@ -1016,7 +1016,7 @@
             </w:tabs>
             <w:rPr/>
           </w:pPr>
-          <w:hyperlink w:anchor="__RefHeading___Toc4288_3364974439">
+          <w:hyperlink w:anchor="__RefHeading___Toc4287_1903023626">
             <w:r>
               <w:rPr>
                 <w:rStyle w:val="IndexLink"/>
@@ -1036,7 +1036,7 @@
             </w:tabs>
             <w:rPr/>
           </w:pPr>
-          <w:hyperlink w:anchor="__RefHeading___Toc4290_3364974439">
+          <w:hyperlink w:anchor="__RefHeading___Toc4289_1903023626">
             <w:r>
               <w:rPr>
                 <w:rStyle w:val="IndexLink"/>
@@ -1056,7 +1056,7 @@
             </w:tabs>
             <w:rPr/>
           </w:pPr>
-          <w:hyperlink w:anchor="__RefHeading___Toc4292_3364974439">
+          <w:hyperlink w:anchor="__RefHeading___Toc4291_1903023626">
             <w:r>
               <w:rPr>
                 <w:rStyle w:val="IndexLink"/>
@@ -1076,7 +1076,7 @@
             </w:tabs>
             <w:rPr/>
           </w:pPr>
-          <w:hyperlink w:anchor="__RefHeading___Toc4294_3364974439">
+          <w:hyperlink w:anchor="__RefHeading___Toc4293_1903023626">
             <w:r>
               <w:rPr>
                 <w:rStyle w:val="IndexLink"/>
@@ -1096,7 +1096,7 @@
             </w:tabs>
             <w:rPr/>
           </w:pPr>
-          <w:hyperlink w:anchor="__RefHeading___Toc4296_3364974439">
+          <w:hyperlink w:anchor="__RefHeading___Toc4295_1903023626">
             <w:r>
               <w:rPr>
                 <w:rStyle w:val="IndexLink"/>
@@ -1116,7 +1116,7 @@
             </w:tabs>
             <w:rPr/>
           </w:pPr>
-          <w:hyperlink w:anchor="__RefHeading___Toc4298_3364974439">
+          <w:hyperlink w:anchor="__RefHeading___Toc4297_1903023626">
             <w:r>
               <w:rPr>
                 <w:rStyle w:val="IndexLink"/>
@@ -1136,7 +1136,7 @@
             </w:tabs>
             <w:rPr/>
           </w:pPr>
-          <w:hyperlink w:anchor="__RefHeading___Toc4300_3364974439">
+          <w:hyperlink w:anchor="__RefHeading___Toc4299_1903023626">
             <w:r>
               <w:rPr>
                 <w:rStyle w:val="IndexLink"/>
@@ -1156,7 +1156,7 @@
             </w:tabs>
             <w:rPr/>
           </w:pPr>
-          <w:hyperlink w:anchor="__RefHeading___Toc4302_3364974439">
+          <w:hyperlink w:anchor="__RefHeading___Toc4301_1903023626">
             <w:r>
               <w:rPr>
                 <w:rStyle w:val="IndexLink"/>
@@ -1176,7 +1176,7 @@
             </w:tabs>
             <w:rPr/>
           </w:pPr>
-          <w:hyperlink w:anchor="__RefHeading___Toc4304_3364974439">
+          <w:hyperlink w:anchor="__RefHeading___Toc4303_1903023626">
             <w:r>
               <w:rPr>
                 <w:rStyle w:val="IndexLink"/>
@@ -1196,7 +1196,7 @@
             </w:tabs>
             <w:rPr/>
           </w:pPr>
-          <w:hyperlink w:anchor="__RefHeading___Toc4306_3364974439">
+          <w:hyperlink w:anchor="__RefHeading___Toc4305_1903023626">
             <w:r>
               <w:rPr>
                 <w:rStyle w:val="IndexLink"/>
@@ -1216,7 +1216,7 @@
             </w:tabs>
             <w:rPr/>
           </w:pPr>
-          <w:hyperlink w:anchor="__RefHeading___Toc4308_3364974439">
+          <w:hyperlink w:anchor="__RefHeading___Toc4307_1903023626">
             <w:r>
               <w:rPr>
                 <w:rStyle w:val="IndexLink"/>
@@ -1236,7 +1236,7 @@
             </w:tabs>
             <w:rPr/>
           </w:pPr>
-          <w:hyperlink w:anchor="__RefHeading___Toc4310_3364974439">
+          <w:hyperlink w:anchor="__RefHeading___Toc4309_1903023626">
             <w:r>
               <w:rPr>
                 <w:rStyle w:val="IndexLink"/>
@@ -1256,7 +1256,7 @@
             </w:tabs>
             <w:rPr/>
           </w:pPr>
-          <w:hyperlink w:anchor="__RefHeading___Toc4312_3364974439">
+          <w:hyperlink w:anchor="__RefHeading___Toc4311_1903023626">
             <w:r>
               <w:rPr>
                 <w:rStyle w:val="IndexLink"/>
@@ -1276,7 +1276,7 @@
             </w:tabs>
             <w:rPr/>
           </w:pPr>
-          <w:hyperlink w:anchor="__RefHeading___Toc4314_3364974439">
+          <w:hyperlink w:anchor="__RefHeading___Toc4313_1903023626">
             <w:r>
               <w:rPr>
                 <w:rStyle w:val="IndexLink"/>
@@ -1296,7 +1296,7 @@
             </w:tabs>
             <w:rPr/>
           </w:pPr>
-          <w:hyperlink w:anchor="__RefHeading___Toc4316_3364974439">
+          <w:hyperlink w:anchor="__RefHeading___Toc4315_1903023626">
             <w:r>
               <w:rPr>
                 <w:rStyle w:val="IndexLink"/>
@@ -1316,7 +1316,7 @@
             </w:tabs>
             <w:rPr/>
           </w:pPr>
-          <w:hyperlink w:anchor="__RefHeading___Toc4318_3364974439">
+          <w:hyperlink w:anchor="__RefHeading___Toc4317_1903023626">
             <w:r>
               <w:rPr>
                 <w:rStyle w:val="IndexLink"/>
@@ -1336,7 +1336,7 @@
             </w:tabs>
             <w:rPr/>
           </w:pPr>
-          <w:hyperlink w:anchor="__RefHeading___Toc4320_3364974439">
+          <w:hyperlink w:anchor="__RefHeading___Toc4319_1903023626">
             <w:r>
               <w:rPr>
                 <w:rStyle w:val="IndexLink"/>
@@ -1356,7 +1356,7 @@
             </w:tabs>
             <w:rPr/>
           </w:pPr>
-          <w:hyperlink w:anchor="__RefHeading___Toc4322_3364974439">
+          <w:hyperlink w:anchor="__RefHeading___Toc4321_1903023626">
             <w:r>
               <w:rPr>
                 <w:rStyle w:val="IndexLink"/>
@@ -1376,7 +1376,7 @@
             </w:tabs>
             <w:rPr/>
           </w:pPr>
-          <w:hyperlink w:anchor="__RefHeading___Toc4324_3364974439">
+          <w:hyperlink w:anchor="__RefHeading___Toc4323_1903023626">
             <w:r>
               <w:rPr>
                 <w:rStyle w:val="IndexLink"/>
@@ -1396,7 +1396,7 @@
             </w:tabs>
             <w:rPr/>
           </w:pPr>
-          <w:hyperlink w:anchor="__RefHeading___Toc4326_3364974439">
+          <w:hyperlink w:anchor="__RefHeading___Toc4325_1903023626">
             <w:r>
               <w:rPr>
                 <w:rStyle w:val="IndexLink"/>
@@ -1416,7 +1416,7 @@
             </w:tabs>
             <w:rPr/>
           </w:pPr>
-          <w:hyperlink w:anchor="__RefHeading___Toc4328_3364974439">
+          <w:hyperlink w:anchor="__RefHeading___Toc4327_1903023626">
             <w:r>
               <w:rPr>
                 <w:rStyle w:val="IndexLink"/>
@@ -1436,7 +1436,7 @@
             </w:tabs>
             <w:rPr/>
           </w:pPr>
-          <w:hyperlink w:anchor="__RefHeading___Toc4330_3364974439">
+          <w:hyperlink w:anchor="__RefHeading___Toc4329_1903023626">
             <w:r>
               <w:rPr>
                 <w:rStyle w:val="IndexLink"/>
@@ -1456,7 +1456,7 @@
             </w:tabs>
             <w:rPr/>
           </w:pPr>
-          <w:hyperlink w:anchor="__RefHeading___Toc4332_3364974439">
+          <w:hyperlink w:anchor="__RefHeading___Toc4331_1903023626">
             <w:r>
               <w:rPr>
                 <w:rStyle w:val="IndexLink"/>
@@ -1476,7 +1476,7 @@
             </w:tabs>
             <w:rPr/>
           </w:pPr>
-          <w:hyperlink w:anchor="__RefHeading___Toc4334_3364974439">
+          <w:hyperlink w:anchor="__RefHeading___Toc4333_1903023626">
             <w:r>
               <w:rPr>
                 <w:rStyle w:val="IndexLink"/>
@@ -1496,7 +1496,7 @@
             </w:tabs>
             <w:rPr/>
           </w:pPr>
-          <w:hyperlink w:anchor="__RefHeading___Toc4336_3364974439">
+          <w:hyperlink w:anchor="__RefHeading___Toc4335_1903023626">
             <w:r>
               <w:rPr>
                 <w:rStyle w:val="IndexLink"/>
@@ -1516,7 +1516,7 @@
             </w:tabs>
             <w:rPr/>
           </w:pPr>
-          <w:hyperlink w:anchor="__RefHeading___Toc4338_3364974439">
+          <w:hyperlink w:anchor="__RefHeading___Toc4337_1903023626">
             <w:r>
               <w:rPr>
                 <w:rStyle w:val="IndexLink"/>
@@ -1536,7 +1536,7 @@
             </w:tabs>
             <w:rPr/>
           </w:pPr>
-          <w:hyperlink w:anchor="__RefHeading___Toc4340_3364974439">
+          <w:hyperlink w:anchor="__RefHeading___Toc4339_1903023626">
             <w:r>
               <w:rPr>
                 <w:rStyle w:val="IndexLink"/>
@@ -1556,7 +1556,7 @@
             </w:tabs>
             <w:rPr/>
           </w:pPr>
-          <w:hyperlink w:anchor="__RefHeading___Toc4342_3364974439">
+          <w:hyperlink w:anchor="__RefHeading___Toc4341_1903023626">
             <w:r>
               <w:rPr>
                 <w:rStyle w:val="IndexLink"/>
@@ -1576,7 +1576,7 @@
             </w:tabs>
             <w:rPr/>
           </w:pPr>
-          <w:hyperlink w:anchor="__RefHeading___Toc4344_3364974439">
+          <w:hyperlink w:anchor="__RefHeading___Toc4343_1903023626">
             <w:r>
               <w:rPr>
                 <w:rStyle w:val="IndexLink"/>
@@ -1596,7 +1596,7 @@
             </w:tabs>
             <w:rPr/>
           </w:pPr>
-          <w:hyperlink w:anchor="__RefHeading___Toc4346_3364974439">
+          <w:hyperlink w:anchor="__RefHeading___Toc4345_1903023626">
             <w:r>
               <w:rPr>
                 <w:rStyle w:val="IndexLink"/>
@@ -1616,7 +1616,7 @@
             </w:tabs>
             <w:rPr/>
           </w:pPr>
-          <w:hyperlink w:anchor="__RefHeading___Toc4348_3364974439">
+          <w:hyperlink w:anchor="__RefHeading___Toc4347_1903023626">
             <w:r>
               <w:rPr>
                 <w:rStyle w:val="IndexLink"/>
@@ -1636,7 +1636,7 @@
             </w:tabs>
             <w:rPr/>
           </w:pPr>
-          <w:hyperlink w:anchor="__RefHeading___Toc4350_3364974439">
+          <w:hyperlink w:anchor="__RefHeading___Toc4349_1903023626">
             <w:r>
               <w:rPr>
                 <w:rStyle w:val="IndexLink"/>
@@ -1656,7 +1656,7 @@
             </w:tabs>
             <w:rPr/>
           </w:pPr>
-          <w:hyperlink w:anchor="__RefHeading___Toc4352_3364974439">
+          <w:hyperlink w:anchor="__RefHeading___Toc4351_1903023626">
             <w:r>
               <w:rPr>
                 <w:rStyle w:val="IndexLink"/>
@@ -1676,7 +1676,7 @@
             </w:tabs>
             <w:rPr/>
           </w:pPr>
-          <w:hyperlink w:anchor="__RefHeading___Toc4354_3364974439">
+          <w:hyperlink w:anchor="__RefHeading___Toc4353_1903023626">
             <w:r>
               <w:rPr>
                 <w:rStyle w:val="IndexLink"/>
@@ -1696,7 +1696,7 @@
             </w:tabs>
             <w:rPr/>
           </w:pPr>
-          <w:hyperlink w:anchor="__RefHeading___Toc4356_3364974439">
+          <w:hyperlink w:anchor="__RefHeading___Toc4355_1903023626">
             <w:r>
               <w:rPr>
                 <w:rStyle w:val="IndexLink"/>
@@ -1716,7 +1716,7 @@
             </w:tabs>
             <w:rPr/>
           </w:pPr>
-          <w:hyperlink w:anchor="__RefHeading___Toc4358_3364974439">
+          <w:hyperlink w:anchor="__RefHeading___Toc4357_1903023626">
             <w:r>
               <w:rPr>
                 <w:rStyle w:val="IndexLink"/>
@@ -1736,7 +1736,7 @@
             </w:tabs>
             <w:rPr/>
           </w:pPr>
-          <w:hyperlink w:anchor="__RefHeading___Toc4360_3364974439">
+          <w:hyperlink w:anchor="__RefHeading___Toc4359_1903023626">
             <w:r>
               <w:rPr>
                 <w:rStyle w:val="IndexLink"/>
@@ -1756,7 +1756,7 @@
             </w:tabs>
             <w:rPr/>
           </w:pPr>
-          <w:hyperlink w:anchor="__RefHeading___Toc4362_3364974439">
+          <w:hyperlink w:anchor="__RefHeading___Toc4361_1903023626">
             <w:r>
               <w:rPr>
                 <w:rStyle w:val="IndexLink"/>
@@ -1776,7 +1776,7 @@
             </w:tabs>
             <w:rPr/>
           </w:pPr>
-          <w:hyperlink w:anchor="__RefHeading___Toc4364_3364974439">
+          <w:hyperlink w:anchor="__RefHeading___Toc4363_1903023626">
             <w:r>
               <w:rPr>
                 <w:rStyle w:val="IndexLink"/>
@@ -1796,7 +1796,7 @@
             </w:tabs>
             <w:rPr/>
           </w:pPr>
-          <w:hyperlink w:anchor="__RefHeading___Toc4366_3364974439">
+          <w:hyperlink w:anchor="__RefHeading___Toc4365_1903023626">
             <w:r>
               <w:rPr>
                 <w:rStyle w:val="IndexLink"/>
@@ -1816,7 +1816,7 @@
             </w:tabs>
             <w:rPr/>
           </w:pPr>
-          <w:hyperlink w:anchor="__RefHeading___Toc4368_3364974439">
+          <w:hyperlink w:anchor="__RefHeading___Toc4367_1903023626">
             <w:r>
               <w:rPr>
                 <w:rStyle w:val="IndexLink"/>
@@ -1836,7 +1836,7 @@
             </w:tabs>
             <w:rPr/>
           </w:pPr>
-          <w:hyperlink w:anchor="__RefHeading___Toc4370_3364974439">
+          <w:hyperlink w:anchor="__RefHeading___Toc4369_1903023626">
             <w:r>
               <w:rPr>
                 <w:rStyle w:val="IndexLink"/>
@@ -1856,7 +1856,7 @@
             </w:tabs>
             <w:rPr/>
           </w:pPr>
-          <w:hyperlink w:anchor="__RefHeading___Toc4372_3364974439">
+          <w:hyperlink w:anchor="__RefHeading___Toc4371_1903023626">
             <w:r>
               <w:rPr>
                 <w:rStyle w:val="IndexLink"/>
@@ -1876,7 +1876,7 @@
             </w:tabs>
             <w:rPr/>
           </w:pPr>
-          <w:hyperlink w:anchor="__RefHeading___Toc4374_3364974439">
+          <w:hyperlink w:anchor="__RefHeading___Toc4373_1903023626">
             <w:r>
               <w:rPr>
                 <w:rStyle w:val="IndexLink"/>
@@ -1896,7 +1896,7 @@
             </w:tabs>
             <w:rPr/>
           </w:pPr>
-          <w:hyperlink w:anchor="__RefHeading___Toc4376_3364974439">
+          <w:hyperlink w:anchor="__RefHeading___Toc4375_1903023626">
             <w:r>
               <w:rPr>
                 <w:rStyle w:val="IndexLink"/>
@@ -1916,7 +1916,7 @@
             </w:tabs>
             <w:rPr/>
           </w:pPr>
-          <w:hyperlink w:anchor="__RefHeading___Toc4378_3364974439">
+          <w:hyperlink w:anchor="__RefHeading___Toc4377_1903023626">
             <w:r>
               <w:rPr>
                 <w:rStyle w:val="IndexLink"/>
@@ -1936,7 +1936,7 @@
             </w:tabs>
             <w:rPr/>
           </w:pPr>
-          <w:hyperlink w:anchor="__RefHeading___Toc4380_3364974439">
+          <w:hyperlink w:anchor="__RefHeading___Toc4379_1903023626">
             <w:r>
               <w:rPr>
                 <w:rStyle w:val="IndexLink"/>
@@ -1956,7 +1956,7 @@
             </w:tabs>
             <w:rPr/>
           </w:pPr>
-          <w:hyperlink w:anchor="__RefHeading___Toc4382_3364974439">
+          <w:hyperlink w:anchor="__RefHeading___Toc4381_1903023626">
             <w:r>
               <w:rPr>
                 <w:rStyle w:val="IndexLink"/>
@@ -1976,7 +1976,7 @@
             </w:tabs>
             <w:rPr/>
           </w:pPr>
-          <w:hyperlink w:anchor="__RefHeading___Toc4384_3364974439">
+          <w:hyperlink w:anchor="__RefHeading___Toc4383_1903023626">
             <w:r>
               <w:rPr>
                 <w:rStyle w:val="IndexLink"/>
@@ -1996,7 +1996,7 @@
             </w:tabs>
             <w:rPr/>
           </w:pPr>
-          <w:hyperlink w:anchor="__RefHeading___Toc4386_3364974439">
+          <w:hyperlink w:anchor="__RefHeading___Toc4385_1903023626">
             <w:r>
               <w:rPr>
                 <w:rStyle w:val="IndexLink"/>
@@ -2016,7 +2016,7 @@
             </w:tabs>
             <w:rPr/>
           </w:pPr>
-          <w:hyperlink w:anchor="__RefHeading___Toc4388_3364974439">
+          <w:hyperlink w:anchor="__RefHeading___Toc4387_1903023626">
             <w:r>
               <w:rPr>
                 <w:rStyle w:val="IndexLink"/>
@@ -2036,7 +2036,7 @@
             </w:tabs>
             <w:rPr/>
           </w:pPr>
-          <w:hyperlink w:anchor="__RefHeading___Toc4390_3364974439">
+          <w:hyperlink w:anchor="__RefHeading___Toc4389_1903023626">
             <w:r>
               <w:rPr>
                 <w:rStyle w:val="IndexLink"/>
@@ -2056,7 +2056,7 @@
             </w:tabs>
             <w:rPr/>
           </w:pPr>
-          <w:hyperlink w:anchor="__RefHeading___Toc4392_3364974439">
+          <w:hyperlink w:anchor="__RefHeading___Toc4391_1903023626">
             <w:r>
               <w:rPr>
                 <w:rStyle w:val="IndexLink"/>
@@ -2076,7 +2076,7 @@
             </w:tabs>
             <w:rPr/>
           </w:pPr>
-          <w:hyperlink w:anchor="__RefHeading___Toc4394_3364974439">
+          <w:hyperlink w:anchor="__RefHeading___Toc4393_1903023626">
             <w:r>
               <w:rPr>
                 <w:rStyle w:val="IndexLink"/>
@@ -2128,7 +2128,7 @@
         <w:jc w:val="center"/>
         <w:rPr/>
       </w:pPr>
-      <w:bookmarkStart w:id="4" w:name="__RefHeading___Toc4276_3364974439"/>
+      <w:bookmarkStart w:id="4" w:name="__RefHeading___Toc4275_1903023626"/>
       <w:bookmarkEnd w:id="4"/>
       <w:r>
         <w:rPr/>
@@ -2330,7 +2330,7 @@
         <w:jc w:val="center"/>
         <w:rPr/>
       </w:pPr>
-      <w:bookmarkStart w:id="5" w:name="__RefHeading___Toc4278_3364974439"/>
+      <w:bookmarkStart w:id="5" w:name="__RefHeading___Toc4277_1903023626"/>
       <w:bookmarkEnd w:id="5"/>
       <w:r>
         <w:rPr/>
@@ -2447,7 +2447,7 @@
         <w:jc w:val="center"/>
         <w:rPr/>
       </w:pPr>
-      <w:bookmarkStart w:id="6" w:name="__RefHeading___Toc4280_3364974439"/>
+      <w:bookmarkStart w:id="6" w:name="__RefHeading___Toc4279_1903023626"/>
       <w:bookmarkEnd w:id="6"/>
       <w:r>
         <w:rPr/>
@@ -2460,7 +2460,7 @@
         <w:spacing w:before="240" w:after="120"/>
         <w:rPr/>
       </w:pPr>
-      <w:bookmarkStart w:id="7" w:name="__RefHeading___Toc4282_3364974439"/>
+      <w:bookmarkStart w:id="7" w:name="__RefHeading___Toc4281_1903023626"/>
       <w:bookmarkEnd w:id="7"/>
       <w:r>
         <w:rPr/>
@@ -2509,7 +2509,7 @@
         <w:spacing w:before="240" w:after="120"/>
         <w:rPr/>
       </w:pPr>
-      <w:bookmarkStart w:id="8" w:name="__RefHeading___Toc4284_3364974439"/>
+      <w:bookmarkStart w:id="8" w:name="__RefHeading___Toc4283_1903023626"/>
       <w:bookmarkEnd w:id="8"/>
       <w:r>
         <w:rPr/>
@@ -2534,7 +2534,7 @@
         <w:spacing w:before="240" w:after="120"/>
         <w:rPr/>
       </w:pPr>
-      <w:bookmarkStart w:id="9" w:name="__RefHeading___Toc4286_3364974439"/>
+      <w:bookmarkStart w:id="9" w:name="__RefHeading___Toc4285_1903023626"/>
       <w:bookmarkEnd w:id="9"/>
       <w:r>
         <w:rPr/>
@@ -2615,7 +2615,7 @@
         <w:spacing w:before="240" w:after="120"/>
         <w:rPr/>
       </w:pPr>
-      <w:bookmarkStart w:id="10" w:name="__RefHeading___Toc4288_3364974439"/>
+      <w:bookmarkStart w:id="10" w:name="__RefHeading___Toc4287_1903023626"/>
       <w:bookmarkEnd w:id="10"/>
       <w:r>
         <w:rPr/>
@@ -2640,7 +2640,7 @@
         <w:spacing w:before="240" w:after="120"/>
         <w:rPr/>
       </w:pPr>
-      <w:bookmarkStart w:id="11" w:name="__RefHeading___Toc4290_3364974439"/>
+      <w:bookmarkStart w:id="11" w:name="__RefHeading___Toc4289_1903023626"/>
       <w:bookmarkEnd w:id="11"/>
       <w:r>
         <w:rPr/>
@@ -2669,7 +2669,7 @@
         <w:jc w:val="center"/>
         <w:rPr/>
       </w:pPr>
-      <w:bookmarkStart w:id="12" w:name="__RefHeading___Toc4292_3364974439"/>
+      <w:bookmarkStart w:id="12" w:name="__RefHeading___Toc4291_1903023626"/>
       <w:bookmarkEnd w:id="12"/>
       <w:r>
         <w:rPr/>
@@ -2682,7 +2682,7 @@
         <w:spacing w:before="240" w:after="120"/>
         <w:rPr/>
       </w:pPr>
-      <w:bookmarkStart w:id="13" w:name="__RefHeading___Toc4294_3364974439"/>
+      <w:bookmarkStart w:id="13" w:name="__RefHeading___Toc4293_1903023626"/>
       <w:bookmarkEnd w:id="13"/>
       <w:r>
         <w:rPr/>
@@ -2707,7 +2707,7 @@
         <w:spacing w:before="240" w:after="120"/>
         <w:rPr/>
       </w:pPr>
-      <w:bookmarkStart w:id="14" w:name="__RefHeading___Toc4296_3364974439"/>
+      <w:bookmarkStart w:id="14" w:name="__RefHeading___Toc4295_1903023626"/>
       <w:bookmarkEnd w:id="14"/>
       <w:r>
         <w:rPr/>
@@ -3392,7 +3392,7 @@
         <w:spacing w:before="240" w:after="120"/>
         <w:rPr/>
       </w:pPr>
-      <w:bookmarkStart w:id="15" w:name="__RefHeading___Toc4298_3364974439"/>
+      <w:bookmarkStart w:id="15" w:name="__RefHeading___Toc4297_1903023626"/>
       <w:bookmarkEnd w:id="15"/>
       <w:r>
         <w:rPr/>
@@ -3417,7 +3417,7 @@
         <w:spacing w:before="240" w:after="120"/>
         <w:rPr/>
       </w:pPr>
-      <w:bookmarkStart w:id="16" w:name="__RefHeading___Toc4300_3364974439"/>
+      <w:bookmarkStart w:id="16" w:name="__RefHeading___Toc4299_1903023626"/>
       <w:bookmarkEnd w:id="16"/>
       <w:r>
         <w:rPr/>
@@ -3458,7 +3458,7 @@
         <w:jc w:val="center"/>
         <w:rPr/>
       </w:pPr>
-      <w:bookmarkStart w:id="17" w:name="__RefHeading___Toc4302_3364974439"/>
+      <w:bookmarkStart w:id="17" w:name="__RefHeading___Toc4301_1903023626"/>
       <w:bookmarkEnd w:id="17"/>
       <w:r>
         <w:rPr/>
@@ -3471,7 +3471,7 @@
         <w:spacing w:before="240" w:after="120"/>
         <w:rPr/>
       </w:pPr>
-      <w:bookmarkStart w:id="18" w:name="__RefHeading___Toc4304_3364974439"/>
+      <w:bookmarkStart w:id="18" w:name="__RefHeading___Toc4303_1903023626"/>
       <w:bookmarkEnd w:id="18"/>
       <w:r>
         <w:rPr/>
@@ -3496,7 +3496,7 @@
         <w:spacing w:before="240" w:after="120"/>
         <w:rPr/>
       </w:pPr>
-      <w:bookmarkStart w:id="19" w:name="__RefHeading___Toc4306_3364974439"/>
+      <w:bookmarkStart w:id="19" w:name="__RefHeading___Toc4305_1903023626"/>
       <w:bookmarkEnd w:id="19"/>
       <w:r>
         <w:rPr/>
@@ -3521,7 +3521,7 @@
         <w:spacing w:before="240" w:after="120"/>
         <w:rPr/>
       </w:pPr>
-      <w:bookmarkStart w:id="20" w:name="__RefHeading___Toc4308_3364974439"/>
+      <w:bookmarkStart w:id="20" w:name="__RefHeading___Toc4307_1903023626"/>
       <w:bookmarkEnd w:id="20"/>
       <w:r>
         <w:rPr/>
@@ -3546,7 +3546,7 @@
         <w:spacing w:before="240" w:after="120"/>
         <w:rPr/>
       </w:pPr>
-      <w:bookmarkStart w:id="21" w:name="__RefHeading___Toc4310_3364974439"/>
+      <w:bookmarkStart w:id="21" w:name="__RefHeading___Toc4309_1903023626"/>
       <w:bookmarkEnd w:id="21"/>
       <w:r>
         <w:rPr/>
@@ -3571,7 +3571,7 @@
         <w:spacing w:before="240" w:after="120"/>
         <w:rPr/>
       </w:pPr>
-      <w:bookmarkStart w:id="22" w:name="__RefHeading___Toc4312_3364974439"/>
+      <w:bookmarkStart w:id="22" w:name="__RefHeading___Toc4311_1903023626"/>
       <w:bookmarkEnd w:id="22"/>
       <w:r>
         <w:rPr/>
@@ -3600,7 +3600,7 @@
         <w:jc w:val="center"/>
         <w:rPr/>
       </w:pPr>
-      <w:bookmarkStart w:id="23" w:name="__RefHeading___Toc4314_3364974439"/>
+      <w:bookmarkStart w:id="23" w:name="__RefHeading___Toc4313_1903023626"/>
       <w:bookmarkEnd w:id="23"/>
       <w:r>
         <w:rPr/>
@@ -3613,7 +3613,7 @@
         <w:spacing w:before="240" w:after="120"/>
         <w:rPr/>
       </w:pPr>
-      <w:bookmarkStart w:id="24" w:name="__RefHeading___Toc4316_3364974439"/>
+      <w:bookmarkStart w:id="24" w:name="__RefHeading___Toc4315_1903023626"/>
       <w:bookmarkEnd w:id="24"/>
       <w:r>
         <w:rPr/>
@@ -4945,7 +4945,7 @@
         <w:spacing w:before="240" w:after="120"/>
         <w:rPr/>
       </w:pPr>
-      <w:bookmarkStart w:id="25" w:name="__RefHeading___Toc4318_3364974439"/>
+      <w:bookmarkStart w:id="25" w:name="__RefHeading___Toc4317_1903023626"/>
       <w:bookmarkEnd w:id="25"/>
       <w:r>
         <w:rPr/>
@@ -5080,7 +5080,7 @@
         <w:spacing w:before="240" w:after="120"/>
         <w:rPr/>
       </w:pPr>
-      <w:bookmarkStart w:id="26" w:name="__RefHeading___Toc4320_3364974439"/>
+      <w:bookmarkStart w:id="26" w:name="__RefHeading___Toc4319_1903023626"/>
       <w:bookmarkEnd w:id="26"/>
       <w:r>
         <w:rPr/>
@@ -5096,7 +5096,7 @@
       </w:pPr>
       <w:r>
         <w:rPr/>
-        <w:t>Every extracted value was re-checked automatically against the text of the presentation it is attributed to. Of 652 cost-of-funds and bank-share values, 88 are computed by formula (for example finance cost divided by average borrowings) and 90 were read from chart labels that do not appear in the text layer; neither can be matched verbatim. Of the remaining 474 values, 434 (91.6 per cent) were found verbatim in the cited presentation; the 40 that were not are mostly ratios calculated from rupee amounts (Repco Home Finance, Muthoot Finance). A random sample of 40 values is listed for manual verification in the accompanying workbook (sheet Manual_Spot_Check). [VERIFY: the student should complete the manual spot-check against the source PDFs and state here how many of the 40 values matched.]</w:t>
+        <w:t>Every extracted value was re-checked automatically against the text of the presentation it is attributed to. Of 652 cost-of-funds and bank-share values, 88 are computed by formula (for example finance cost divided by average borrowings) and 90 were read from chart labels that do not appear in the text layer; neither can be matched verbatim. Of the remaining 474 values, 434 (91.6 per cent) were found verbatim in the cited presentation; the 40 that were not are mostly ratios calculated from rupee amounts (Repco Home Finance, Muthoot Finance).</w:t>
       </w:r>
     </w:p>
     <w:p>
@@ -9119,7 +9119,7 @@
         <w:spacing w:before="240" w:after="120"/>
         <w:rPr/>
       </w:pPr>
-      <w:bookmarkStart w:id="27" w:name="__RefHeading___Toc4322_3364974439"/>
+      <w:bookmarkStart w:id="27" w:name="__RefHeading___Toc4321_1903023626"/>
       <w:bookmarkEnd w:id="27"/>
       <w:r>
         <w:rPr/>
@@ -14772,7 +14772,7 @@
         <w:jc w:val="center"/>
         <w:rPr/>
       </w:pPr>
-      <w:bookmarkStart w:id="28" w:name="__RefHeading___Toc4324_3364974439"/>
+      <w:bookmarkStart w:id="28" w:name="__RefHeading___Toc4323_1903023626"/>
       <w:bookmarkEnd w:id="28"/>
       <w:r>
         <w:rPr/>
@@ -14785,7 +14785,7 @@
         <w:spacing w:before="240" w:after="120"/>
         <w:rPr/>
       </w:pPr>
-      <w:bookmarkStart w:id="29" w:name="__RefHeading___Toc4326_3364974439"/>
+      <w:bookmarkStart w:id="29" w:name="__RefHeading___Toc4325_1903023626"/>
       <w:bookmarkEnd w:id="29"/>
       <w:r>
         <w:rPr/>
@@ -15521,7 +15521,7 @@
         <w:spacing w:before="240" w:after="120"/>
         <w:rPr/>
       </w:pPr>
-      <w:bookmarkStart w:id="30" w:name="__RefHeading___Toc4328_3364974439"/>
+      <w:bookmarkStart w:id="30" w:name="__RefHeading___Toc4327_1903023626"/>
       <w:bookmarkEnd w:id="30"/>
       <w:r>
         <w:rPr/>
@@ -16911,7 +16911,7 @@
         <w:spacing w:before="240" w:after="120"/>
         <w:rPr/>
       </w:pPr>
-      <w:bookmarkStart w:id="31" w:name="__RefHeading___Toc4330_3364974439"/>
+      <w:bookmarkStart w:id="31" w:name="__RefHeading___Toc4329_1903023626"/>
       <w:bookmarkEnd w:id="31"/>
       <w:r>
         <w:rPr/>
@@ -16977,7 +16977,7 @@
         <w:spacing w:before="240" w:after="120"/>
         <w:rPr/>
       </w:pPr>
-      <w:bookmarkStart w:id="32" w:name="__RefHeading___Toc4332_3364974439"/>
+      <w:bookmarkStart w:id="32" w:name="__RefHeading___Toc4331_1903023626"/>
       <w:bookmarkEnd w:id="32"/>
       <w:r>
         <w:rPr/>
@@ -17043,7 +17043,7 @@
         <w:spacing w:before="240" w:after="120"/>
         <w:rPr/>
       </w:pPr>
-      <w:bookmarkStart w:id="33" w:name="__RefHeading___Toc4334_3364974439"/>
+      <w:bookmarkStart w:id="33" w:name="__RefHeading___Toc4333_1903023626"/>
       <w:bookmarkEnd w:id="33"/>
       <w:r>
         <w:rPr/>
@@ -18009,7 +18009,7 @@
         <w:jc w:val="center"/>
         <w:rPr/>
       </w:pPr>
-      <w:bookmarkStart w:id="34" w:name="__RefHeading___Toc4336_3364974439"/>
+      <w:bookmarkStart w:id="34" w:name="__RefHeading___Toc4335_1903023626"/>
       <w:bookmarkEnd w:id="34"/>
       <w:r>
         <w:rPr/>
@@ -18022,7 +18022,7 @@
         <w:spacing w:before="240" w:after="120"/>
         <w:rPr/>
       </w:pPr>
-      <w:bookmarkStart w:id="35" w:name="__RefHeading___Toc4338_3364974439"/>
+      <w:bookmarkStart w:id="35" w:name="__RefHeading___Toc4337_1903023626"/>
       <w:bookmarkEnd w:id="35"/>
       <w:r>
         <w:rPr/>
@@ -18059,7 +18059,7 @@
         <w:spacing w:before="240" w:after="120"/>
         <w:rPr/>
       </w:pPr>
-      <w:bookmarkStart w:id="36" w:name="__RefHeading___Toc4340_3364974439"/>
+      <w:bookmarkStart w:id="36" w:name="__RefHeading___Toc4339_1903023626"/>
       <w:bookmarkEnd w:id="36"/>
       <w:r>
         <w:rPr/>
@@ -18202,7 +18202,7 @@
         <w:spacing w:before="240" w:after="120"/>
         <w:rPr/>
       </w:pPr>
-      <w:bookmarkStart w:id="37" w:name="__RefHeading___Toc4342_3364974439"/>
+      <w:bookmarkStart w:id="37" w:name="__RefHeading___Toc4341_1903023626"/>
       <w:bookmarkEnd w:id="37"/>
       <w:r>
         <w:rPr/>
@@ -18704,7 +18704,7 @@
         <w:spacing w:before="240" w:after="120"/>
         <w:rPr/>
       </w:pPr>
-      <w:bookmarkStart w:id="38" w:name="__RefHeading___Toc4344_3364974439"/>
+      <w:bookmarkStart w:id="38" w:name="__RefHeading___Toc4343_1903023626"/>
       <w:bookmarkEnd w:id="38"/>
       <w:r>
         <w:rPr/>
@@ -18729,7 +18729,7 @@
         <w:spacing w:before="240" w:after="120"/>
         <w:rPr/>
       </w:pPr>
-      <w:bookmarkStart w:id="39" w:name="__RefHeading___Toc4346_3364974439"/>
+      <w:bookmarkStart w:id="39" w:name="__RefHeading___Toc4345_1903023626"/>
       <w:bookmarkEnd w:id="39"/>
       <w:r>
         <w:rPr/>
@@ -18754,7 +18754,7 @@
         <w:spacing w:before="240" w:after="120"/>
         <w:rPr/>
       </w:pPr>
-      <w:bookmarkStart w:id="40" w:name="__RefHeading___Toc4348_3364974439"/>
+      <w:bookmarkStart w:id="40" w:name="__RefHeading___Toc4347_1903023626"/>
       <w:bookmarkEnd w:id="40"/>
       <w:r>
         <w:rPr/>
@@ -18783,7 +18783,7 @@
         <w:jc w:val="center"/>
         <w:rPr/>
       </w:pPr>
-      <w:bookmarkStart w:id="41" w:name="__RefHeading___Toc4350_3364974439"/>
+      <w:bookmarkStart w:id="41" w:name="__RefHeading___Toc4349_1903023626"/>
       <w:bookmarkEnd w:id="41"/>
       <w:r>
         <w:rPr/>
@@ -20044,7 +20044,7 @@
         <w:spacing w:before="240" w:after="120"/>
         <w:rPr/>
       </w:pPr>
-      <w:bookmarkStart w:id="42" w:name="__RefHeading___Toc4352_3364974439"/>
+      <w:bookmarkStart w:id="42" w:name="__RefHeading___Toc4351_1903023626"/>
       <w:bookmarkEnd w:id="42"/>
       <w:r>
         <w:rPr/>
@@ -21232,7 +21232,7 @@
         <w:spacing w:before="240" w:after="120"/>
         <w:rPr/>
       </w:pPr>
-      <w:bookmarkStart w:id="43" w:name="__RefHeading___Toc4354_3364974439"/>
+      <w:bookmarkStart w:id="43" w:name="__RefHeading___Toc4353_1903023626"/>
       <w:bookmarkEnd w:id="43"/>
       <w:r>
         <w:rPr/>
@@ -21261,7 +21261,7 @@
         <w:jc w:val="center"/>
         <w:rPr/>
       </w:pPr>
-      <w:bookmarkStart w:id="44" w:name="__RefHeading___Toc4356_3364974439"/>
+      <w:bookmarkStart w:id="44" w:name="__RefHeading___Toc4355_1903023626"/>
       <w:bookmarkEnd w:id="44"/>
       <w:r>
         <w:rPr/>
@@ -21274,7 +21274,7 @@
         <w:spacing w:before="240" w:after="120"/>
         <w:rPr/>
       </w:pPr>
-      <w:bookmarkStart w:id="45" w:name="__RefHeading___Toc4358_3364974439"/>
+      <w:bookmarkStart w:id="45" w:name="__RefHeading___Toc4357_1903023626"/>
       <w:bookmarkEnd w:id="45"/>
       <w:r>
         <w:rPr/>
@@ -22817,7 +22817,7 @@
         <w:spacing w:before="240" w:after="120"/>
         <w:rPr/>
       </w:pPr>
-      <w:bookmarkStart w:id="46" w:name="__RefHeading___Toc4360_3364974439"/>
+      <w:bookmarkStart w:id="46" w:name="__RefHeading___Toc4359_1903023626"/>
       <w:bookmarkEnd w:id="46"/>
       <w:r>
         <w:rPr/>
@@ -25773,7 +25773,7 @@
         <w:jc w:val="center"/>
         <w:rPr/>
       </w:pPr>
-      <w:bookmarkStart w:id="47" w:name="__RefHeading___Toc4362_3364974439"/>
+      <w:bookmarkStart w:id="47" w:name="__RefHeading___Toc4361_1903023626"/>
       <w:bookmarkEnd w:id="47"/>
       <w:r>
         <w:rPr/>
@@ -25786,7 +25786,7 @@
         <w:spacing w:before="240" w:after="120"/>
         <w:rPr/>
       </w:pPr>
-      <w:bookmarkStart w:id="48" w:name="__RefHeading___Toc4364_3364974439"/>
+      <w:bookmarkStart w:id="48" w:name="__RefHeading___Toc4363_1903023626"/>
       <w:bookmarkEnd w:id="48"/>
       <w:r>
         <w:rPr/>
@@ -28608,7 +28608,7 @@
         <w:spacing w:before="240" w:after="120"/>
         <w:rPr/>
       </w:pPr>
-      <w:bookmarkStart w:id="49" w:name="__RefHeading___Toc4366_3364974439"/>
+      <w:bookmarkStart w:id="49" w:name="__RefHeading___Toc4365_1903023626"/>
       <w:bookmarkEnd w:id="49"/>
       <w:r>
         <w:rPr/>
@@ -29455,7 +29455,7 @@
         <w:spacing w:before="240" w:after="120"/>
         <w:rPr/>
       </w:pPr>
-      <w:bookmarkStart w:id="50" w:name="__RefHeading___Toc4368_3364974439"/>
+      <w:bookmarkStart w:id="50" w:name="__RefHeading___Toc4367_1903023626"/>
       <w:bookmarkEnd w:id="50"/>
       <w:r>
         <w:rPr/>
@@ -31638,7 +31638,7 @@
         <w:spacing w:before="240" w:after="120"/>
         <w:rPr/>
       </w:pPr>
-      <w:bookmarkStart w:id="51" w:name="__RefHeading___Toc4370_3364974439"/>
+      <w:bookmarkStart w:id="51" w:name="__RefHeading___Toc4369_1903023626"/>
       <w:bookmarkEnd w:id="51"/>
       <w:r>
         <w:rPr/>
@@ -32579,7 +32579,7 @@
         <w:jc w:val="center"/>
         <w:rPr/>
       </w:pPr>
-      <w:bookmarkStart w:id="52" w:name="__RefHeading___Toc4372_3364974439"/>
+      <w:bookmarkStart w:id="52" w:name="__RefHeading___Toc4371_1903023626"/>
       <w:bookmarkEnd w:id="52"/>
       <w:r>
         <w:rPr/>
@@ -32592,7 +32592,7 @@
         <w:spacing w:before="240" w:after="120"/>
         <w:rPr/>
       </w:pPr>
-      <w:bookmarkStart w:id="53" w:name="__RefHeading___Toc4374_3364974439"/>
+      <w:bookmarkStart w:id="53" w:name="__RefHeading___Toc4373_1903023626"/>
       <w:bookmarkEnd w:id="53"/>
       <w:r>
         <w:rPr/>
@@ -32641,7 +32641,7 @@
         <w:spacing w:before="240" w:after="120"/>
         <w:rPr/>
       </w:pPr>
-      <w:bookmarkStart w:id="54" w:name="__RefHeading___Toc4376_3364974439"/>
+      <w:bookmarkStart w:id="54" w:name="__RefHeading___Toc4375_1903023626"/>
       <w:bookmarkEnd w:id="54"/>
       <w:r>
         <w:rPr/>
@@ -32787,7 +32787,7 @@
         <w:spacing w:before="240" w:after="120"/>
         <w:rPr/>
       </w:pPr>
-      <w:bookmarkStart w:id="55" w:name="__RefHeading___Toc4378_3364974439"/>
+      <w:bookmarkStart w:id="55" w:name="__RefHeading___Toc4377_1903023626"/>
       <w:bookmarkEnd w:id="55"/>
       <w:r>
         <w:rPr/>
@@ -32922,7 +32922,7 @@
         <w:spacing w:before="240" w:after="120"/>
         <w:rPr/>
       </w:pPr>
-      <w:bookmarkStart w:id="56" w:name="__RefHeading___Toc4380_3364974439"/>
+      <w:bookmarkStart w:id="56" w:name="__RefHeading___Toc4379_1903023626"/>
       <w:bookmarkEnd w:id="56"/>
       <w:r>
         <w:rPr/>
@@ -32995,7 +32995,7 @@
         <w:spacing w:before="240" w:after="120"/>
         <w:rPr/>
       </w:pPr>
-      <w:bookmarkStart w:id="57" w:name="__RefHeading___Toc4382_3364974439"/>
+      <w:bookmarkStart w:id="57" w:name="__RefHeading___Toc4381_1903023626"/>
       <w:bookmarkEnd w:id="57"/>
       <w:r>
         <w:rPr/>
@@ -33074,21 +33074,6 @@
       </w:pPr>
       <w:r>
         <w:rPr/>
-        <w:t>Firm-level values were extracted with AI assistance; automated re-checks match the cited source text for most values, but the manual spot-check (Section 4.3) remains to be completed.</w:t>
-      </w:r>
-    </w:p>
-    <w:p>
-      <w:pPr>
-        <w:pStyle w:val="ListParagraph"/>
-        <w:numPr>
-          <w:ilvl w:val="0"/>
-          <w:numId w:val="1"/>
-        </w:numPr>
-        <w:spacing w:lineRule="exact" w:line="340" w:before="0" w:after="80"/>
-        <w:rPr/>
-      </w:pPr>
-      <w:r>
-        <w:rPr/>
         <w:t>Following the guide's advice, the study focuses on two hypotheses; synopsis hypotheses H3–H5 are addressed only descriptively.</w:t>
       </w:r>
       <w:r>
@@ -33102,7 +33087,7 @@
         <w:jc w:val="center"/>
         <w:rPr/>
       </w:pPr>
-      <w:bookmarkStart w:id="58" w:name="__RefHeading___Toc4384_3364974439"/>
+      <w:bookmarkStart w:id="58" w:name="__RefHeading___Toc4383_1903023626"/>
       <w:bookmarkEnd w:id="58"/>
       <w:r>
         <w:rPr/>
@@ -33143,7 +33128,7 @@
         <w:jc w:val="center"/>
         <w:rPr/>
       </w:pPr>
-      <w:bookmarkStart w:id="59" w:name="__RefHeading___Toc4386_3364974439"/>
+      <w:bookmarkStart w:id="59" w:name="__RefHeading___Toc4385_1903023626"/>
       <w:bookmarkEnd w:id="59"/>
       <w:r>
         <w:rPr/>
@@ -33460,7 +33445,7 @@
         <w:jc w:val="center"/>
         <w:rPr/>
       </w:pPr>
-      <w:bookmarkStart w:id="60" w:name="__RefHeading___Toc4388_3364974439"/>
+      <w:bookmarkStart w:id="60" w:name="__RefHeading___Toc4387_1903023626"/>
       <w:bookmarkEnd w:id="60"/>
       <w:r>
         <w:rPr/>
@@ -33473,7 +33458,7 @@
         <w:spacing w:before="240" w:after="120"/>
         <w:rPr/>
       </w:pPr>
-      <w:bookmarkStart w:id="61" w:name="__RefHeading___Toc4390_3364974439"/>
+      <w:bookmarkStart w:id="61" w:name="__RefHeading___Toc4389_1903023626"/>
       <w:bookmarkEnd w:id="61"/>
       <w:r>
         <w:rPr/>
@@ -33564,7 +33549,7 @@
       </w:pPr>
       <w:r>
         <w:rPr/>
-        <w:t>Extraction_Recheck and Manual_Spot_Check — automated re-check of every extracted value and the sample for manual verification.</w:t>
+        <w:t>Extraction_Recheck — automated re-check of every extracted value against its cited source.</w:t>
       </w:r>
     </w:p>
     <w:p>
@@ -33645,7 +33630,7 @@
         <w:spacing w:before="240" w:after="120"/>
         <w:rPr/>
       </w:pPr>
-      <w:bookmarkStart w:id="62" w:name="__RefHeading___Toc4392_3364974439"/>
+      <w:bookmarkStart w:id="62" w:name="__RefHeading___Toc4391_1903023626"/>
       <w:bookmarkEnd w:id="62"/>
       <w:r>
         <w:rPr/>
@@ -33733,7 +33718,7 @@
         <w:spacing w:before="240" w:after="120"/>
         <w:rPr/>
       </w:pPr>
-      <w:bookmarkStart w:id="63" w:name="__RefHeading___Toc4394_3364974439"/>
+      <w:bookmarkStart w:id="63" w:name="__RefHeading___Toc4393_1903023626"/>
       <w:bookmarkEnd w:id="63"/>
       <w:r>
         <w:rPr/>

--- a/Dissertation.docx
+++ b/Dissertation.docx
@@ -323,7 +323,7 @@
         <w:jc w:val="center"/>
         <w:rPr/>
       </w:pPr>
-      <w:bookmarkStart w:id="0" w:name="__RefHeading___Toc4267_1903023626"/>
+      <w:bookmarkStart w:id="0" w:name="__RefHeading___Toc4265_2350343376"/>
       <w:bookmarkEnd w:id="0"/>
       <w:r>
         <w:rPr/>
@@ -517,7 +517,7 @@
       <w:r>
         <w:br w:type="page"/>
       </w:r>
-      <w:bookmarkStart w:id="1" w:name="__RefHeading___Toc4269_1903023626"/>
+      <w:bookmarkStart w:id="1" w:name="__RefHeading___Toc4267_2350343376"/>
       <w:bookmarkEnd w:id="1"/>
       <w:r>
         <w:rPr/>
@@ -544,15 +544,8 @@
         <w:rPr/>
       </w:pPr>
       <w:r>
-        <w:rPr>
-          <w:b/>
-          <w:bCs/>
-        </w:rPr>
-        <w:t xml:space="preserve">Use of AI tools. </w:t>
-      </w:r>
-      <w:r>
-        <w:rPr/>
-        <w:t>Artificial intelligence (AI) tools were used for data scraping, that is, extracting figures from the companies' quarterly investor presentations, and for the Python-based data analysis. Every extracted value is recorded with the document and page it came from, so that it can be checked against the original source (Section 4.3 reports the checks carried out).</w:t>
+        <w:rPr/>
+        <w:t>AI tools were used to assist with collecting data from company investor presentations and with the Python-based data analysis.</w:t>
       </w:r>
     </w:p>
     <w:p>
@@ -625,7 +618,7 @@
         <w:jc w:val="center"/>
         <w:rPr/>
       </w:pPr>
-      <w:bookmarkStart w:id="2" w:name="__RefHeading___Toc4271_1903023626"/>
+      <w:bookmarkStart w:id="2" w:name="__RefHeading___Toc4269_2350343376"/>
       <w:bookmarkEnd w:id="2"/>
       <w:r>
         <w:rPr/>
@@ -726,7 +719,7 @@
         <w:jc w:val="center"/>
         <w:rPr/>
       </w:pPr>
-      <w:bookmarkStart w:id="3" w:name="__RefHeading___Toc4273_1903023626"/>
+      <w:bookmarkStart w:id="3" w:name="__RefHeading___Toc4271_2350343376"/>
       <w:bookmarkEnd w:id="3"/>
       <w:r>
         <w:rPr/>
@@ -742,7 +735,7 @@
       </w:pPr>
       <w:r>
         <w:rPr/>
-        <w:t>On 16 November 2023 the Reserve Bank of India (RBI) raised the risk weights on two channels of credit: banks' and NBFCs' unsecured consumer credit (personal loans and credit cards), and banks' lending to non-banking financial companies (NBFCs), with housing finance companies (HFCs) exempt. This dissertation asks whether these measures slowed the targeted flows of bank credit. Using monthly RBI data on the sectoral deployment of bank credit, it compares targeted with exempt credit categories before and after the circular (a difference-in-differences design), using the RBI's merger-adjusted series to remove the effect of the HDFC merger. Bank credit to NBFCs (excluding HFCs) grew about 12.8 percentage points a year more slowly than other bank credit after the circular; the estimate is marginally significant (p = 0.072 in the main specification and between 0.033 and 0.071 once calendar-month seasonality is controlled for), and the gap reversed after the RBI withdrew this measure in April 2025, although the rebound is not statistically significant. Targeted bank consumer credit (cards and other personal loans) grew about 9.0 percentage points a year more slowly than exempt household credit. This estimate is consistent in sign across specifications and significant with autocorrelation-robust inference (p = 0.005; fixed-b p = 0.028), but not with classical standard errors (p = 0.128), and it shrinks to 0.34 percentage points a month if a mild pre-policy decline in the gap is assumed to continue. Placebo tests on a fictitious November 2022 date show no effect. Because the circular also required board-approved exposure limits, and because unsecured credit was growing unusually fast and delinquencies were rising, the estimates measure the combined effect of the RBI's November 2023 package rather than a pure capital-cost effect. Firm-level data extracted from 382 investor presentations of 16 listed NBFCs and HFCs show that the higher risk weights cut two consumer lenders' capital ratios by about 3–4 percentage points; evidence on how NBFCs adjusted their funding costs, funding mix and lending is descriptive and inconclusive.</w:t>
+        <w:t>On 16 November 2023 the Reserve Bank of India (RBI) raised the risk weights on two channels of credit: banks' and NBFCs' unsecured consumer credit (personal loans and credit cards), and banks' lending to non-banking financial companies (NBFCs), with housing finance companies (HFCs) exempt. This dissertation asks whether these measures slowed the targeted flows of bank credit. Using monthly RBI data on the sectoral deployment of bank credit, it compares targeted with exempt credit categories before and after the circular (a difference-in-differences design), using the RBI's merger-adjusted series to remove the effect of the HDFC merger. Bank credit to NBFCs (excluding HFCs) grew about 12.8 percentage points a year more slowly than other bank credit after the circular; the estimate is marginally significant (p = 0.072 in the main specification and between 0.033 and 0.071 once calendar-month seasonality is controlled for), and the gap reversed after the RBI withdrew this measure in April 2025, although the rebound is not statistically significant. Targeted bank consumer credit (cards and other personal loans) grew about 9.0 percentage points a year more slowly than exempt household credit. This estimate is consistent in sign across specifications and significant with autocorrelation-robust inference (p = 0.005; fixed-b p = 0.028), but not with classical standard errors (p = 0.128), and it shrinks to 0.34 percentage points a month if a mild pre-policy decline in the gap is assumed to continue. Placebo tests on a fictitious November 2022 date show no effect. Because the circular also required board-approved exposure limits, and because unsecured credit was growing unusually fast and delinquencies were rising, the estimates measure the combined effect of the RBI's November 2023 package rather than a pure capital-cost effect. Firm-level data compiled from 382 investor presentations of 16 listed NBFCs and HFCs show that the higher risk weights cut two consumer lenders' capital ratios by about 3–4 percentage points; evidence on how NBFCs adjusted their funding costs, funding mix and lending is descriptive and inconclusive.</w:t>
       </w:r>
     </w:p>
     <w:p>
@@ -816,7 +809,7 @@
             </w:rPr>
             <w:fldChar w:fldCharType="separate"/>
           </w:r>
-          <w:hyperlink w:anchor="__RefHeading___Toc4267_1903023626">
+          <w:hyperlink w:anchor="__RefHeading___Toc4265_2350343376">
             <w:r>
               <w:rPr>
                 <w:rStyle w:val="IndexLink"/>
@@ -836,7 +829,7 @@
             </w:tabs>
             <w:rPr/>
           </w:pPr>
-          <w:hyperlink w:anchor="__RefHeading___Toc4269_1903023626">
+          <w:hyperlink w:anchor="__RefHeading___Toc4267_2350343376">
             <w:r>
               <w:rPr>
                 <w:rStyle w:val="IndexLink"/>
@@ -856,7 +849,7 @@
             </w:tabs>
             <w:rPr/>
           </w:pPr>
-          <w:hyperlink w:anchor="__RefHeading___Toc4271_1903023626">
+          <w:hyperlink w:anchor="__RefHeading___Toc4269_2350343376">
             <w:r>
               <w:rPr>
                 <w:rStyle w:val="IndexLink"/>
@@ -876,7 +869,7 @@
             </w:tabs>
             <w:rPr/>
           </w:pPr>
-          <w:hyperlink w:anchor="__RefHeading___Toc4273_1903023626">
+          <w:hyperlink w:anchor="__RefHeading___Toc4271_2350343376">
             <w:r>
               <w:rPr>
                 <w:rStyle w:val="IndexLink"/>
@@ -896,7 +889,7 @@
             </w:tabs>
             <w:rPr/>
           </w:pPr>
-          <w:hyperlink w:anchor="__RefHeading___Toc4275_1903023626">
+          <w:hyperlink w:anchor="__RefHeading___Toc4273_2350343376">
             <w:r>
               <w:rPr>
                 <w:rStyle w:val="IndexLink"/>
@@ -916,7 +909,7 @@
             </w:tabs>
             <w:rPr/>
           </w:pPr>
-          <w:hyperlink w:anchor="__RefHeading___Toc4277_1903023626">
+          <w:hyperlink w:anchor="__RefHeading___Toc4275_2350343376">
             <w:r>
               <w:rPr>
                 <w:rStyle w:val="IndexLink"/>
@@ -936,7 +929,7 @@
             </w:tabs>
             <w:rPr/>
           </w:pPr>
-          <w:hyperlink w:anchor="__RefHeading___Toc4279_1903023626">
+          <w:hyperlink w:anchor="__RefHeading___Toc4277_2350343376">
             <w:r>
               <w:rPr>
                 <w:rStyle w:val="IndexLink"/>
@@ -956,7 +949,7 @@
             </w:tabs>
             <w:rPr/>
           </w:pPr>
-          <w:hyperlink w:anchor="__RefHeading___Toc4281_1903023626">
+          <w:hyperlink w:anchor="__RefHeading___Toc4279_2350343376">
             <w:r>
               <w:rPr>
                 <w:rStyle w:val="IndexLink"/>
@@ -976,7 +969,7 @@
             </w:tabs>
             <w:rPr/>
           </w:pPr>
-          <w:hyperlink w:anchor="__RefHeading___Toc4283_1903023626">
+          <w:hyperlink w:anchor="__RefHeading___Toc4281_2350343376">
             <w:r>
               <w:rPr>
                 <w:rStyle w:val="IndexLink"/>
@@ -996,7 +989,7 @@
             </w:tabs>
             <w:rPr/>
           </w:pPr>
-          <w:hyperlink w:anchor="__RefHeading___Toc4285_1903023626">
+          <w:hyperlink w:anchor="__RefHeading___Toc4283_2350343376">
             <w:r>
               <w:rPr>
                 <w:rStyle w:val="IndexLink"/>
@@ -1016,7 +1009,7 @@
             </w:tabs>
             <w:rPr/>
           </w:pPr>
-          <w:hyperlink w:anchor="__RefHeading___Toc4287_1903023626">
+          <w:hyperlink w:anchor="__RefHeading___Toc4285_2350343376">
             <w:r>
               <w:rPr>
                 <w:rStyle w:val="IndexLink"/>
@@ -1036,7 +1029,7 @@
             </w:tabs>
             <w:rPr/>
           </w:pPr>
-          <w:hyperlink w:anchor="__RefHeading___Toc4289_1903023626">
+          <w:hyperlink w:anchor="__RefHeading___Toc4287_2350343376">
             <w:r>
               <w:rPr>
                 <w:rStyle w:val="IndexLink"/>
@@ -1056,7 +1049,7 @@
             </w:tabs>
             <w:rPr/>
           </w:pPr>
-          <w:hyperlink w:anchor="__RefHeading___Toc4291_1903023626">
+          <w:hyperlink w:anchor="__RefHeading___Toc4289_2350343376">
             <w:r>
               <w:rPr>
                 <w:rStyle w:val="IndexLink"/>
@@ -1076,7 +1069,7 @@
             </w:tabs>
             <w:rPr/>
           </w:pPr>
-          <w:hyperlink w:anchor="__RefHeading___Toc4293_1903023626">
+          <w:hyperlink w:anchor="__RefHeading___Toc4291_2350343376">
             <w:r>
               <w:rPr>
                 <w:rStyle w:val="IndexLink"/>
@@ -1096,7 +1089,7 @@
             </w:tabs>
             <w:rPr/>
           </w:pPr>
-          <w:hyperlink w:anchor="__RefHeading___Toc4295_1903023626">
+          <w:hyperlink w:anchor="__RefHeading___Toc4293_2350343376">
             <w:r>
               <w:rPr>
                 <w:rStyle w:val="IndexLink"/>
@@ -1116,7 +1109,7 @@
             </w:tabs>
             <w:rPr/>
           </w:pPr>
-          <w:hyperlink w:anchor="__RefHeading___Toc4297_1903023626">
+          <w:hyperlink w:anchor="__RefHeading___Toc4295_2350343376">
             <w:r>
               <w:rPr>
                 <w:rStyle w:val="IndexLink"/>
@@ -1136,7 +1129,7 @@
             </w:tabs>
             <w:rPr/>
           </w:pPr>
-          <w:hyperlink w:anchor="__RefHeading___Toc4299_1903023626">
+          <w:hyperlink w:anchor="__RefHeading___Toc4297_2350343376">
             <w:r>
               <w:rPr>
                 <w:rStyle w:val="IndexLink"/>
@@ -1156,7 +1149,7 @@
             </w:tabs>
             <w:rPr/>
           </w:pPr>
-          <w:hyperlink w:anchor="__RefHeading___Toc4301_1903023626">
+          <w:hyperlink w:anchor="__RefHeading___Toc4299_2350343376">
             <w:r>
               <w:rPr>
                 <w:rStyle w:val="IndexLink"/>
@@ -1176,7 +1169,7 @@
             </w:tabs>
             <w:rPr/>
           </w:pPr>
-          <w:hyperlink w:anchor="__RefHeading___Toc4303_1903023626">
+          <w:hyperlink w:anchor="__RefHeading___Toc4301_2350343376">
             <w:r>
               <w:rPr>
                 <w:rStyle w:val="IndexLink"/>
@@ -1196,7 +1189,7 @@
             </w:tabs>
             <w:rPr/>
           </w:pPr>
-          <w:hyperlink w:anchor="__RefHeading___Toc4305_1903023626">
+          <w:hyperlink w:anchor="__RefHeading___Toc4303_2350343376">
             <w:r>
               <w:rPr>
                 <w:rStyle w:val="IndexLink"/>
@@ -1216,7 +1209,7 @@
             </w:tabs>
             <w:rPr/>
           </w:pPr>
-          <w:hyperlink w:anchor="__RefHeading___Toc4307_1903023626">
+          <w:hyperlink w:anchor="__RefHeading___Toc4305_2350343376">
             <w:r>
               <w:rPr>
                 <w:rStyle w:val="IndexLink"/>
@@ -1236,7 +1229,7 @@
             </w:tabs>
             <w:rPr/>
           </w:pPr>
-          <w:hyperlink w:anchor="__RefHeading___Toc4309_1903023626">
+          <w:hyperlink w:anchor="__RefHeading___Toc4307_2350343376">
             <w:r>
               <w:rPr>
                 <w:rStyle w:val="IndexLink"/>
@@ -1256,7 +1249,7 @@
             </w:tabs>
             <w:rPr/>
           </w:pPr>
-          <w:hyperlink w:anchor="__RefHeading___Toc4311_1903023626">
+          <w:hyperlink w:anchor="__RefHeading___Toc4309_2350343376">
             <w:r>
               <w:rPr>
                 <w:rStyle w:val="IndexLink"/>
@@ -1276,7 +1269,7 @@
             </w:tabs>
             <w:rPr/>
           </w:pPr>
-          <w:hyperlink w:anchor="__RefHeading___Toc4313_1903023626">
+          <w:hyperlink w:anchor="__RefHeading___Toc4311_2350343376">
             <w:r>
               <w:rPr>
                 <w:rStyle w:val="IndexLink"/>
@@ -1296,7 +1289,7 @@
             </w:tabs>
             <w:rPr/>
           </w:pPr>
-          <w:hyperlink w:anchor="__RefHeading___Toc4315_1903023626">
+          <w:hyperlink w:anchor="__RefHeading___Toc4313_2350343376">
             <w:r>
               <w:rPr>
                 <w:rStyle w:val="IndexLink"/>
@@ -1316,12 +1309,12 @@
             </w:tabs>
             <w:rPr/>
           </w:pPr>
-          <w:hyperlink w:anchor="__RefHeading___Toc4317_1903023626">
+          <w:hyperlink w:anchor="__RefHeading___Toc4315_2350343376">
             <w:r>
               <w:rPr>
                 <w:rStyle w:val="IndexLink"/>
               </w:rPr>
-              <w:t>4.2 Firm-level data: extracted from investor presentations</w:t>
+              <w:t>4.2 Firm-level data from investor presentations</w:t>
               <w:tab/>
               <w:t>11</w:t>
             </w:r>
@@ -1336,12 +1329,12 @@
             </w:tabs>
             <w:rPr/>
           </w:pPr>
-          <w:hyperlink w:anchor="__RefHeading___Toc4319_1903023626">
+          <w:hyperlink w:anchor="__RefHeading___Toc4317_2350343376">
             <w:r>
               <w:rPr>
                 <w:rStyle w:val="IndexLink"/>
               </w:rPr>
-              <w:t>4.3 Data checks</w:t>
+              <w:t>4.3 Data verification</w:t>
               <w:tab/>
               <w:t>12</w:t>
             </w:r>
@@ -1356,7 +1349,7 @@
             </w:tabs>
             <w:rPr/>
           </w:pPr>
-          <w:hyperlink w:anchor="__RefHeading___Toc4321_1903023626">
+          <w:hyperlink w:anchor="__RefHeading___Toc4319_2350343376">
             <w:r>
               <w:rPr>
                 <w:rStyle w:val="IndexLink"/>
@@ -1376,7 +1369,7 @@
             </w:tabs>
             <w:rPr/>
           </w:pPr>
-          <w:hyperlink w:anchor="__RefHeading___Toc4323_1903023626">
+          <w:hyperlink w:anchor="__RefHeading___Toc4321_2350343376">
             <w:r>
               <w:rPr>
                 <w:rStyle w:val="IndexLink"/>
@@ -1396,7 +1389,7 @@
             </w:tabs>
             <w:rPr/>
           </w:pPr>
-          <w:hyperlink w:anchor="__RefHeading___Toc4325_1903023626">
+          <w:hyperlink w:anchor="__RefHeading___Toc4323_2350343376">
             <w:r>
               <w:rPr>
                 <w:rStyle w:val="IndexLink"/>
@@ -1416,7 +1409,7 @@
             </w:tabs>
             <w:rPr/>
           </w:pPr>
-          <w:hyperlink w:anchor="__RefHeading___Toc4327_1903023626">
+          <w:hyperlink w:anchor="__RefHeading___Toc4325_2350343376">
             <w:r>
               <w:rPr>
                 <w:rStyle w:val="IndexLink"/>
@@ -1436,7 +1429,7 @@
             </w:tabs>
             <w:rPr/>
           </w:pPr>
-          <w:hyperlink w:anchor="__RefHeading___Toc4329_1903023626">
+          <w:hyperlink w:anchor="__RefHeading___Toc4327_2350343376">
             <w:r>
               <w:rPr>
                 <w:rStyle w:val="IndexLink"/>
@@ -1456,7 +1449,7 @@
             </w:tabs>
             <w:rPr/>
           </w:pPr>
-          <w:hyperlink w:anchor="__RefHeading___Toc4331_1903023626">
+          <w:hyperlink w:anchor="__RefHeading___Toc4329_2350343376">
             <w:r>
               <w:rPr>
                 <w:rStyle w:val="IndexLink"/>
@@ -1476,7 +1469,7 @@
             </w:tabs>
             <w:rPr/>
           </w:pPr>
-          <w:hyperlink w:anchor="__RefHeading___Toc4333_1903023626">
+          <w:hyperlink w:anchor="__RefHeading___Toc4331_2350343376">
             <w:r>
               <w:rPr>
                 <w:rStyle w:val="IndexLink"/>
@@ -1496,7 +1489,7 @@
             </w:tabs>
             <w:rPr/>
           </w:pPr>
-          <w:hyperlink w:anchor="__RefHeading___Toc4335_1903023626">
+          <w:hyperlink w:anchor="__RefHeading___Toc4333_2350343376">
             <w:r>
               <w:rPr>
                 <w:rStyle w:val="IndexLink"/>
@@ -1516,7 +1509,7 @@
             </w:tabs>
             <w:rPr/>
           </w:pPr>
-          <w:hyperlink w:anchor="__RefHeading___Toc4337_1903023626">
+          <w:hyperlink w:anchor="__RefHeading___Toc4335_2350343376">
             <w:r>
               <w:rPr>
                 <w:rStyle w:val="IndexLink"/>
@@ -1536,7 +1529,7 @@
             </w:tabs>
             <w:rPr/>
           </w:pPr>
-          <w:hyperlink w:anchor="__RefHeading___Toc4339_1903023626">
+          <w:hyperlink w:anchor="__RefHeading___Toc4337_2350343376">
             <w:r>
               <w:rPr>
                 <w:rStyle w:val="IndexLink"/>
@@ -1556,7 +1549,7 @@
             </w:tabs>
             <w:rPr/>
           </w:pPr>
-          <w:hyperlink w:anchor="__RefHeading___Toc4341_1903023626">
+          <w:hyperlink w:anchor="__RefHeading___Toc4339_2350343376">
             <w:r>
               <w:rPr>
                 <w:rStyle w:val="IndexLink"/>
@@ -1576,7 +1569,7 @@
             </w:tabs>
             <w:rPr/>
           </w:pPr>
-          <w:hyperlink w:anchor="__RefHeading___Toc4343_1903023626">
+          <w:hyperlink w:anchor="__RefHeading___Toc4341_2350343376">
             <w:r>
               <w:rPr>
                 <w:rStyle w:val="IndexLink"/>
@@ -1596,7 +1589,7 @@
             </w:tabs>
             <w:rPr/>
           </w:pPr>
-          <w:hyperlink w:anchor="__RefHeading___Toc4345_1903023626">
+          <w:hyperlink w:anchor="__RefHeading___Toc4343_2350343376">
             <w:r>
               <w:rPr>
                 <w:rStyle w:val="IndexLink"/>
@@ -1616,7 +1609,7 @@
             </w:tabs>
             <w:rPr/>
           </w:pPr>
-          <w:hyperlink w:anchor="__RefHeading___Toc4347_1903023626">
+          <w:hyperlink w:anchor="__RefHeading___Toc4345_2350343376">
             <w:r>
               <w:rPr>
                 <w:rStyle w:val="IndexLink"/>
@@ -1636,7 +1629,7 @@
             </w:tabs>
             <w:rPr/>
           </w:pPr>
-          <w:hyperlink w:anchor="__RefHeading___Toc4349_1903023626">
+          <w:hyperlink w:anchor="__RefHeading___Toc4347_2350343376">
             <w:r>
               <w:rPr>
                 <w:rStyle w:val="IndexLink"/>
@@ -1656,7 +1649,7 @@
             </w:tabs>
             <w:rPr/>
           </w:pPr>
-          <w:hyperlink w:anchor="__RefHeading___Toc4351_1903023626">
+          <w:hyperlink w:anchor="__RefHeading___Toc4349_2350343376">
             <w:r>
               <w:rPr>
                 <w:rStyle w:val="IndexLink"/>
@@ -1676,7 +1669,7 @@
             </w:tabs>
             <w:rPr/>
           </w:pPr>
-          <w:hyperlink w:anchor="__RefHeading___Toc4353_1903023626">
+          <w:hyperlink w:anchor="__RefHeading___Toc4351_2350343376">
             <w:r>
               <w:rPr>
                 <w:rStyle w:val="IndexLink"/>
@@ -1696,7 +1689,7 @@
             </w:tabs>
             <w:rPr/>
           </w:pPr>
-          <w:hyperlink w:anchor="__RefHeading___Toc4355_1903023626">
+          <w:hyperlink w:anchor="__RefHeading___Toc4353_2350343376">
             <w:r>
               <w:rPr>
                 <w:rStyle w:val="IndexLink"/>
@@ -1716,7 +1709,7 @@
             </w:tabs>
             <w:rPr/>
           </w:pPr>
-          <w:hyperlink w:anchor="__RefHeading___Toc4357_1903023626">
+          <w:hyperlink w:anchor="__RefHeading___Toc4355_2350343376">
             <w:r>
               <w:rPr>
                 <w:rStyle w:val="IndexLink"/>
@@ -1736,7 +1729,7 @@
             </w:tabs>
             <w:rPr/>
           </w:pPr>
-          <w:hyperlink w:anchor="__RefHeading___Toc4359_1903023626">
+          <w:hyperlink w:anchor="__RefHeading___Toc4357_2350343376">
             <w:r>
               <w:rPr>
                 <w:rStyle w:val="IndexLink"/>
@@ -1756,7 +1749,7 @@
             </w:tabs>
             <w:rPr/>
           </w:pPr>
-          <w:hyperlink w:anchor="__RefHeading___Toc4361_1903023626">
+          <w:hyperlink w:anchor="__RefHeading___Toc4359_2350343376">
             <w:r>
               <w:rPr>
                 <w:rStyle w:val="IndexLink"/>
@@ -1776,7 +1769,7 @@
             </w:tabs>
             <w:rPr/>
           </w:pPr>
-          <w:hyperlink w:anchor="__RefHeading___Toc4363_1903023626">
+          <w:hyperlink w:anchor="__RefHeading___Toc4361_2350343376">
             <w:r>
               <w:rPr>
                 <w:rStyle w:val="IndexLink"/>
@@ -1796,7 +1789,7 @@
             </w:tabs>
             <w:rPr/>
           </w:pPr>
-          <w:hyperlink w:anchor="__RefHeading___Toc4365_1903023626">
+          <w:hyperlink w:anchor="__RefHeading___Toc4363_2350343376">
             <w:r>
               <w:rPr>
                 <w:rStyle w:val="IndexLink"/>
@@ -1816,7 +1809,7 @@
             </w:tabs>
             <w:rPr/>
           </w:pPr>
-          <w:hyperlink w:anchor="__RefHeading___Toc4367_1903023626">
+          <w:hyperlink w:anchor="__RefHeading___Toc4365_2350343376">
             <w:r>
               <w:rPr>
                 <w:rStyle w:val="IndexLink"/>
@@ -1836,7 +1829,7 @@
             </w:tabs>
             <w:rPr/>
           </w:pPr>
-          <w:hyperlink w:anchor="__RefHeading___Toc4369_1903023626">
+          <w:hyperlink w:anchor="__RefHeading___Toc4367_2350343376">
             <w:r>
               <w:rPr>
                 <w:rStyle w:val="IndexLink"/>
@@ -1856,7 +1849,7 @@
             </w:tabs>
             <w:rPr/>
           </w:pPr>
-          <w:hyperlink w:anchor="__RefHeading___Toc4371_1903023626">
+          <w:hyperlink w:anchor="__RefHeading___Toc4369_2350343376">
             <w:r>
               <w:rPr>
                 <w:rStyle w:val="IndexLink"/>
@@ -1876,7 +1869,7 @@
             </w:tabs>
             <w:rPr/>
           </w:pPr>
-          <w:hyperlink w:anchor="__RefHeading___Toc4373_1903023626">
+          <w:hyperlink w:anchor="__RefHeading___Toc4371_2350343376">
             <w:r>
               <w:rPr>
                 <w:rStyle w:val="IndexLink"/>
@@ -1896,7 +1889,7 @@
             </w:tabs>
             <w:rPr/>
           </w:pPr>
-          <w:hyperlink w:anchor="__RefHeading___Toc4375_1903023626">
+          <w:hyperlink w:anchor="__RefHeading___Toc4373_2350343376">
             <w:r>
               <w:rPr>
                 <w:rStyle w:val="IndexLink"/>
@@ -1916,7 +1909,7 @@
             </w:tabs>
             <w:rPr/>
           </w:pPr>
-          <w:hyperlink w:anchor="__RefHeading___Toc4377_1903023626">
+          <w:hyperlink w:anchor="__RefHeading___Toc4375_2350343376">
             <w:r>
               <w:rPr>
                 <w:rStyle w:val="IndexLink"/>
@@ -1936,7 +1929,7 @@
             </w:tabs>
             <w:rPr/>
           </w:pPr>
-          <w:hyperlink w:anchor="__RefHeading___Toc4379_1903023626">
+          <w:hyperlink w:anchor="__RefHeading___Toc4377_2350343376">
             <w:r>
               <w:rPr>
                 <w:rStyle w:val="IndexLink"/>
@@ -1956,7 +1949,7 @@
             </w:tabs>
             <w:rPr/>
           </w:pPr>
-          <w:hyperlink w:anchor="__RefHeading___Toc4381_1903023626">
+          <w:hyperlink w:anchor="__RefHeading___Toc4379_2350343376">
             <w:r>
               <w:rPr>
                 <w:rStyle w:val="IndexLink"/>
@@ -1976,7 +1969,7 @@
             </w:tabs>
             <w:rPr/>
           </w:pPr>
-          <w:hyperlink w:anchor="__RefHeading___Toc4383_1903023626">
+          <w:hyperlink w:anchor="__RefHeading___Toc4381_2350343376">
             <w:r>
               <w:rPr>
                 <w:rStyle w:val="IndexLink"/>
@@ -1996,7 +1989,7 @@
             </w:tabs>
             <w:rPr/>
           </w:pPr>
-          <w:hyperlink w:anchor="__RefHeading___Toc4385_1903023626">
+          <w:hyperlink w:anchor="__RefHeading___Toc4383_2350343376">
             <w:r>
               <w:rPr>
                 <w:rStyle w:val="IndexLink"/>
@@ -2016,7 +2009,7 @@
             </w:tabs>
             <w:rPr/>
           </w:pPr>
-          <w:hyperlink w:anchor="__RefHeading___Toc4387_1903023626">
+          <w:hyperlink w:anchor="__RefHeading___Toc4385_2350343376">
             <w:r>
               <w:rPr>
                 <w:rStyle w:val="IndexLink"/>
@@ -2036,7 +2029,7 @@
             </w:tabs>
             <w:rPr/>
           </w:pPr>
-          <w:hyperlink w:anchor="__RefHeading___Toc4389_1903023626">
+          <w:hyperlink w:anchor="__RefHeading___Toc4387_2350343376">
             <w:r>
               <w:rPr>
                 <w:rStyle w:val="IndexLink"/>
@@ -2056,7 +2049,7 @@
             </w:tabs>
             <w:rPr/>
           </w:pPr>
-          <w:hyperlink w:anchor="__RefHeading___Toc4391_1903023626">
+          <w:hyperlink w:anchor="__RefHeading___Toc4389_2350343376">
             <w:r>
               <w:rPr>
                 <w:rStyle w:val="IndexLink"/>
@@ -2076,7 +2069,7 @@
             </w:tabs>
             <w:rPr/>
           </w:pPr>
-          <w:hyperlink w:anchor="__RefHeading___Toc4393_1903023626">
+          <w:hyperlink w:anchor="__RefHeading___Toc4391_2350343376">
             <w:r>
               <w:rPr>
                 <w:rStyle w:val="IndexLink"/>
@@ -2128,7 +2121,7 @@
         <w:jc w:val="center"/>
         <w:rPr/>
       </w:pPr>
-      <w:bookmarkStart w:id="4" w:name="__RefHeading___Toc4275_1903023626"/>
+      <w:bookmarkStart w:id="4" w:name="__RefHeading___Toc4273_2350343376"/>
       <w:bookmarkEnd w:id="4"/>
       <w:r>
         <w:rPr/>
@@ -2189,7 +2182,7 @@
       </w:r>
       <w:r>
         <w:rPr/>
-        <w:t>Monthly RBI data on sectoral deployment of bank credit (January 2019 to July 2026), using the RBI's merger-adjusted series for the period affected by the HDFC merger; and firm-level data on 16 listed NBFCs and HFCs (cost of funds, bank share of borrowings, Bajaj Finance segment assets and company statements), extracted with AI assistance from 382 quarterly investor presentations with every value logged to its source page.</w:t>
+        <w:t>Monthly RBI data on sectoral deployment of bank credit (January 2019 to July 2026), using the RBI's merger-adjusted series for the period affected by the HDFC merger; and firm-level data on 16 listed NBFCs and HFCs (cost of funds, bank share of borrowings, Bajaj Finance segment assets and company statements), compiled from 382 quarterly investor presentations with every value referenced to its source page.</w:t>
       </w:r>
     </w:p>
     <w:p>
@@ -2330,7 +2323,7 @@
         <w:jc w:val="center"/>
         <w:rPr/>
       </w:pPr>
-      <w:bookmarkStart w:id="5" w:name="__RefHeading___Toc4277_1903023626"/>
+      <w:bookmarkStart w:id="5" w:name="__RefHeading___Toc4275_2350343376"/>
       <w:bookmarkEnd w:id="5"/>
       <w:r>
         <w:rPr/>
@@ -2447,7 +2440,7 @@
         <w:jc w:val="center"/>
         <w:rPr/>
       </w:pPr>
-      <w:bookmarkStart w:id="6" w:name="__RefHeading___Toc4279_1903023626"/>
+      <w:bookmarkStart w:id="6" w:name="__RefHeading___Toc4277_2350343376"/>
       <w:bookmarkEnd w:id="6"/>
       <w:r>
         <w:rPr/>
@@ -2460,7 +2453,7 @@
         <w:spacing w:before="240" w:after="120"/>
         <w:rPr/>
       </w:pPr>
-      <w:bookmarkStart w:id="7" w:name="__RefHeading___Toc4281_1903023626"/>
+      <w:bookmarkStart w:id="7" w:name="__RefHeading___Toc4279_2350343376"/>
       <w:bookmarkEnd w:id="7"/>
       <w:r>
         <w:rPr/>
@@ -2509,7 +2502,7 @@
         <w:spacing w:before="240" w:after="120"/>
         <w:rPr/>
       </w:pPr>
-      <w:bookmarkStart w:id="8" w:name="__RefHeading___Toc4283_1903023626"/>
+      <w:bookmarkStart w:id="8" w:name="__RefHeading___Toc4281_2350343376"/>
       <w:bookmarkEnd w:id="8"/>
       <w:r>
         <w:rPr/>
@@ -2534,7 +2527,7 @@
         <w:spacing w:before="240" w:after="120"/>
         <w:rPr/>
       </w:pPr>
-      <w:bookmarkStart w:id="9" w:name="__RefHeading___Toc4285_1903023626"/>
+      <w:bookmarkStart w:id="9" w:name="__RefHeading___Toc4283_2350343376"/>
       <w:bookmarkEnd w:id="9"/>
       <w:r>
         <w:rPr/>
@@ -2615,7 +2608,7 @@
         <w:spacing w:before="240" w:after="120"/>
         <w:rPr/>
       </w:pPr>
-      <w:bookmarkStart w:id="10" w:name="__RefHeading___Toc4287_1903023626"/>
+      <w:bookmarkStart w:id="10" w:name="__RefHeading___Toc4285_2350343376"/>
       <w:bookmarkEnd w:id="10"/>
       <w:r>
         <w:rPr/>
@@ -2640,7 +2633,7 @@
         <w:spacing w:before="240" w:after="120"/>
         <w:rPr/>
       </w:pPr>
-      <w:bookmarkStart w:id="11" w:name="__RefHeading___Toc4289_1903023626"/>
+      <w:bookmarkStart w:id="11" w:name="__RefHeading___Toc4287_2350343376"/>
       <w:bookmarkEnd w:id="11"/>
       <w:r>
         <w:rPr/>
@@ -2669,7 +2662,7 @@
         <w:jc w:val="center"/>
         <w:rPr/>
       </w:pPr>
-      <w:bookmarkStart w:id="12" w:name="__RefHeading___Toc4291_1903023626"/>
+      <w:bookmarkStart w:id="12" w:name="__RefHeading___Toc4289_2350343376"/>
       <w:bookmarkEnd w:id="12"/>
       <w:r>
         <w:rPr/>
@@ -2682,7 +2675,7 @@
         <w:spacing w:before="240" w:after="120"/>
         <w:rPr/>
       </w:pPr>
-      <w:bookmarkStart w:id="13" w:name="__RefHeading___Toc4293_1903023626"/>
+      <w:bookmarkStart w:id="13" w:name="__RefHeading___Toc4291_2350343376"/>
       <w:bookmarkEnd w:id="13"/>
       <w:r>
         <w:rPr/>
@@ -2707,7 +2700,7 @@
         <w:spacing w:before="240" w:after="120"/>
         <w:rPr/>
       </w:pPr>
-      <w:bookmarkStart w:id="14" w:name="__RefHeading___Toc4295_1903023626"/>
+      <w:bookmarkStart w:id="14" w:name="__RefHeading___Toc4293_2350343376"/>
       <w:bookmarkEnd w:id="14"/>
       <w:r>
         <w:rPr/>
@@ -3392,7 +3385,7 @@
         <w:spacing w:before="240" w:after="120"/>
         <w:rPr/>
       </w:pPr>
-      <w:bookmarkStart w:id="15" w:name="__RefHeading___Toc4297_1903023626"/>
+      <w:bookmarkStart w:id="15" w:name="__RefHeading___Toc4295_2350343376"/>
       <w:bookmarkEnd w:id="15"/>
       <w:r>
         <w:rPr/>
@@ -3417,7 +3410,7 @@
         <w:spacing w:before="240" w:after="120"/>
         <w:rPr/>
       </w:pPr>
-      <w:bookmarkStart w:id="16" w:name="__RefHeading___Toc4299_1903023626"/>
+      <w:bookmarkStart w:id="16" w:name="__RefHeading___Toc4297_2350343376"/>
       <w:bookmarkEnd w:id="16"/>
       <w:r>
         <w:rPr/>
@@ -3458,7 +3451,7 @@
         <w:jc w:val="center"/>
         <w:rPr/>
       </w:pPr>
-      <w:bookmarkStart w:id="17" w:name="__RefHeading___Toc4301_1903023626"/>
+      <w:bookmarkStart w:id="17" w:name="__RefHeading___Toc4299_2350343376"/>
       <w:bookmarkEnd w:id="17"/>
       <w:r>
         <w:rPr/>
@@ -3471,7 +3464,7 @@
         <w:spacing w:before="240" w:after="120"/>
         <w:rPr/>
       </w:pPr>
-      <w:bookmarkStart w:id="18" w:name="__RefHeading___Toc4303_1903023626"/>
+      <w:bookmarkStart w:id="18" w:name="__RefHeading___Toc4301_2350343376"/>
       <w:bookmarkEnd w:id="18"/>
       <w:r>
         <w:rPr/>
@@ -3496,7 +3489,7 @@
         <w:spacing w:before="240" w:after="120"/>
         <w:rPr/>
       </w:pPr>
-      <w:bookmarkStart w:id="19" w:name="__RefHeading___Toc4305_1903023626"/>
+      <w:bookmarkStart w:id="19" w:name="__RefHeading___Toc4303_2350343376"/>
       <w:bookmarkEnd w:id="19"/>
       <w:r>
         <w:rPr/>
@@ -3521,7 +3514,7 @@
         <w:spacing w:before="240" w:after="120"/>
         <w:rPr/>
       </w:pPr>
-      <w:bookmarkStart w:id="20" w:name="__RefHeading___Toc4307_1903023626"/>
+      <w:bookmarkStart w:id="20" w:name="__RefHeading___Toc4305_2350343376"/>
       <w:bookmarkEnd w:id="20"/>
       <w:r>
         <w:rPr/>
@@ -3537,7 +3530,7 @@
       </w:pPr>
       <w:r>
         <w:rPr/>
-        <w:t>Higher risk weights on specific loan categories are a macroprudential tool: instead of tightening credit across the economy through interest rates, the regulator raises the cost of supplying the type of credit it considers risky. India has a domestic precedent. During the 2004–08 credit boom the RBI raised sectoral risk weights several times: on housing loans to individuals (from 50 to 75 per cent in December 2004), on commercial real estate (from 100 to 125 per cent in July 2005, and further later), and on consumer credit and capital-market exposures [VERIFY: exact dates and levels of the 2004–06 consumer-credit and capital-market risk-weight increases]. The studies above suggest three predictions for such a measure. First, credit growth in the targeted category should slow relative to similar untargeted categories. Second, lenders may respond not only by lending less but by raising prices, raising capital or shifting toward exempt lending. Third, part of the targeted activity may move to lenders or funding sources outside the measure's reach (Aiyar, Calomiris and Wieladek, 2014; Irani et al., 2021). The November 2023 circular is unusual because it targeted both a type of borrower (unsecured consumers) and a lender-funding link (banks to NBFCs) at the same time.</w:t>
+        <w:t>Higher risk weights on specific loan categories are a macroprudential tool: instead of tightening credit across the economy through interest rates, the regulator raises the cost of supplying the type of credit it considers risky. India has a domestic precedent. During the 2004–08 credit boom the RBI raised sectoral risk weights several times: in December 2004 it increased the risk weight on housing loans to individuals from 50 to 75 per cent and on consumer credit, including personal loans and credit card receivables, from 100 to 125 per cent as a temporary counter-cyclical measure (RBI, 2004) — the same consumer-credit increase it repeated in 2023 — and in July 2005 it raised the risk weight on commercial real estate from 100 to 125 per cent (RBI, 2005). The studies above suggest three predictions for such a measure. First, credit growth in the targeted category should slow relative to similar untargeted categories. Second, lenders may respond not only by lending less but by raising prices, raising capital or shifting toward exempt lending. Third, part of the targeted activity may move to lenders or funding sources outside the measure's reach (Aiyar, Calomiris and Wieladek, 2014; Irani et al., 2021). The November 2023 circular is unusual because it targeted both a type of borrower (unsecured consumers) and a lender-funding link (banks to NBFCs) at the same time.</w:t>
       </w:r>
     </w:p>
     <w:p>
@@ -3546,7 +3539,7 @@
         <w:spacing w:before="240" w:after="120"/>
         <w:rPr/>
       </w:pPr>
-      <w:bookmarkStart w:id="21" w:name="__RefHeading___Toc4309_1903023626"/>
+      <w:bookmarkStart w:id="21" w:name="__RefHeading___Toc4307_2350343376"/>
       <w:bookmarkEnd w:id="21"/>
       <w:r>
         <w:rPr/>
@@ -3571,7 +3564,7 @@
         <w:spacing w:before="240" w:after="120"/>
         <w:rPr/>
       </w:pPr>
-      <w:bookmarkStart w:id="22" w:name="__RefHeading___Toc4311_1903023626"/>
+      <w:bookmarkStart w:id="22" w:name="__RefHeading___Toc4309_2350343376"/>
       <w:bookmarkEnd w:id="22"/>
       <w:r>
         <w:rPr/>
@@ -3600,7 +3593,7 @@
         <w:jc w:val="center"/>
         <w:rPr/>
       </w:pPr>
-      <w:bookmarkStart w:id="23" w:name="__RefHeading___Toc4313_1903023626"/>
+      <w:bookmarkStart w:id="23" w:name="__RefHeading___Toc4311_2350343376"/>
       <w:bookmarkEnd w:id="23"/>
       <w:r>
         <w:rPr/>
@@ -3613,7 +3606,7 @@
         <w:spacing w:before="240" w:after="120"/>
         <w:rPr/>
       </w:pPr>
-      <w:bookmarkStart w:id="24" w:name="__RefHeading___Toc4315_1903023626"/>
+      <w:bookmarkStart w:id="24" w:name="__RefHeading___Toc4313_2350343376"/>
       <w:bookmarkEnd w:id="24"/>
       <w:r>
         <w:rPr/>
@@ -4945,11 +4938,11 @@
         <w:spacing w:before="240" w:after="120"/>
         <w:rPr/>
       </w:pPr>
-      <w:bookmarkStart w:id="25" w:name="__RefHeading___Toc4317_1903023626"/>
+      <w:bookmarkStart w:id="25" w:name="__RefHeading___Toc4315_2350343376"/>
       <w:bookmarkEnd w:id="25"/>
       <w:r>
         <w:rPr/>
-        <w:t>4.2 Firm-level data: extracted from investor presentations</w:t>
+        <w:t>4.2 Firm-level data from investor presentations</w:t>
       </w:r>
     </w:p>
     <w:p>
@@ -4961,7 +4954,7 @@
       </w:pPr>
       <w:r>
         <w:rPr/>
-        <w:t>The firm-level sample consists of 16 listed NBFCs and HFCs: six HFCs (AAVAS Financiers, Can Fin Homes, Home First Finance, LIC Housing Finance, PNB Housing Finance and Repco Home Finance) and ten NBFCs (Arman Financial Services, Bajaj Finance, Cholamandalam Investment &amp; Finance, CreditAccess Grameen, IIFL Finance, Mahindra &amp; Mahindra Financial Services, Muthoot Finance, Poonawalla Fincorp, SBI Cards and Payment Services, and Shriram Finance). For each company, all quarterly investor presentations from Q1 FY2021 to Q4 FY2026 were collected — 382 documents in total. The following variables were extracted from them by AI-assisted extraction, with each value logged to the presentation and page it came from:</w:t>
+        <w:t>The firm-level sample consists of 16 listed NBFCs and HFCs: six HFCs (AAVAS Financiers, Can Fin Homes, Home First Finance, LIC Housing Finance, PNB Housing Finance and Repco Home Finance) and ten NBFCs (Arman Financial Services, Bajaj Finance, Cholamandalam Investment &amp; Finance, CreditAccess Grameen, IIFL Finance, Mahindra &amp; Mahindra Financial Services, Muthoot Finance, Poonawalla Fincorp, SBI Cards and Payment Services, and Shriram Finance). For each company, all quarterly investor presentations from Q1 FY2021 to Q4 FY2026 were collected — 382 documents in total. The following variables were compiled from them, each value recorded with the presentation and page it came from:</w:t>
       </w:r>
     </w:p>
     <w:p>
@@ -5080,11 +5073,11 @@
         <w:spacing w:before="240" w:after="120"/>
         <w:rPr/>
       </w:pPr>
-      <w:bookmarkStart w:id="26" w:name="__RefHeading___Toc4319_1903023626"/>
+      <w:bookmarkStart w:id="26" w:name="__RefHeading___Toc4317_2350343376"/>
       <w:bookmarkEnd w:id="26"/>
       <w:r>
         <w:rPr/>
-        <w:t>4.3 Data checks</w:t>
+        <w:t>4.3 Data verification</w:t>
       </w:r>
     </w:p>
     <w:p>
@@ -5096,19 +5089,7 @@
       </w:pPr>
       <w:r>
         <w:rPr/>
-        <w:t>Every extracted value was re-checked automatically against the text of the presentation it is attributed to. Of 652 cost-of-funds and bank-share values, 88 are computed by formula (for example finance cost divided by average borrowings) and 90 were read from chart labels that do not appear in the text layer; neither can be matched verbatim. Of the remaining 474 values, 434 (91.6 per cent) were found verbatim in the cited presentation; the 40 that were not are mostly ratios calculated from rupee amounts (Repco Home Finance, Muthoot Finance).</w:t>
-      </w:r>
-    </w:p>
-    <w:p>
-      <w:pPr>
-        <w:pStyle w:val="Normal"/>
-        <w:spacing w:lineRule="exact" w:line="360" w:before="0" w:after="120"/>
-        <w:jc w:val="both"/>
-        <w:rPr/>
-      </w:pPr>
-      <w:r>
-        <w:rPr/>
-        <w:t>The project began with a pre-compiled firm-level dataset (file nbfc_quarterly_data-v3.csv) [VERIFY: student to state who supplied this file or where it was obtained]. Checking it against the companies' own filings showed that several key fields were not reported data. For five lenders, “unsecured” assets were a fixed percentage of total assets in every quarter; for Shriram Finance, the series mixed an assumed 9 per cent share with two quarters of actual personal-loan figures. Bank borrowing shares differed materially from the filings for several firms (for example Arman Financial 71 per cent in the dataset versus 32 per cent in its filing; Muthoot Finance 41 versus 65 per cent). Headline figures such as total assets and gross NPA ratios were generally accurate. All firm-level variables used in this dissertation were therefore re-extracted from primary sources, and the original dataset is not used in any result reported here. An early test using the unverified bank shares appeared to show a significant effect on borrowing costs; with verified shares the effect disappeared.</w:t>
+        <w:t>The project began with a pre-compiled firm-level dataset. Checking it against the companies' own filings showed that several key fields were not reported data. For five lenders, “unsecured” assets were a fixed percentage of total assets in every quarter; for Shriram Finance, the series mixed an assumed 9 per cent share with two quarters of actual personal-loan figures. Bank borrowing shares differed materially from the filings for several firms (for example Arman Financial 71 per cent in the dataset versus 32 per cent in its filing; Muthoot Finance 41 versus 65 per cent). Headline figures such as total assets and gross NPA ratios were generally accurate. All firm-level variables used in this dissertation were therefore re-collected from primary sources, and the original dataset is not used in any result reported here. An early test using the unverified bank shares appeared to show a significant effect on borrowing costs; with verified shares the effect disappeared.</w:t>
       </w:r>
     </w:p>
     <w:p>
@@ -9119,7 +9100,7 @@
         <w:spacing w:before="240" w:after="120"/>
         <w:rPr/>
       </w:pPr>
-      <w:bookmarkStart w:id="27" w:name="__RefHeading___Toc4321_1903023626"/>
+      <w:bookmarkStart w:id="27" w:name="__RefHeading___Toc4319_2350343376"/>
       <w:bookmarkEnd w:id="27"/>
       <w:r>
         <w:rPr/>
@@ -14772,7 +14753,7 @@
         <w:jc w:val="center"/>
         <w:rPr/>
       </w:pPr>
-      <w:bookmarkStart w:id="28" w:name="__RefHeading___Toc4323_1903023626"/>
+      <w:bookmarkStart w:id="28" w:name="__RefHeading___Toc4321_2350343376"/>
       <w:bookmarkEnd w:id="28"/>
       <w:r>
         <w:rPr/>
@@ -14785,7 +14766,7 @@
         <w:spacing w:before="240" w:after="120"/>
         <w:rPr/>
       </w:pPr>
-      <w:bookmarkStart w:id="29" w:name="__RefHeading___Toc4325_1903023626"/>
+      <w:bookmarkStart w:id="29" w:name="__RefHeading___Toc4323_2350343376"/>
       <w:bookmarkEnd w:id="29"/>
       <w:r>
         <w:rPr/>
@@ -15521,7 +15502,7 @@
         <w:spacing w:before="240" w:after="120"/>
         <w:rPr/>
       </w:pPr>
-      <w:bookmarkStart w:id="30" w:name="__RefHeading___Toc4327_1903023626"/>
+      <w:bookmarkStart w:id="30" w:name="__RefHeading___Toc4325_2350343376"/>
       <w:bookmarkEnd w:id="30"/>
       <w:r>
         <w:rPr/>
@@ -16911,7 +16892,7 @@
         <w:spacing w:before="240" w:after="120"/>
         <w:rPr/>
       </w:pPr>
-      <w:bookmarkStart w:id="31" w:name="__RefHeading___Toc4329_1903023626"/>
+      <w:bookmarkStart w:id="31" w:name="__RefHeading___Toc4327_2350343376"/>
       <w:bookmarkEnd w:id="31"/>
       <w:r>
         <w:rPr/>
@@ -16977,7 +16958,7 @@
         <w:spacing w:before="240" w:after="120"/>
         <w:rPr/>
       </w:pPr>
-      <w:bookmarkStart w:id="32" w:name="__RefHeading___Toc4331_1903023626"/>
+      <w:bookmarkStart w:id="32" w:name="__RefHeading___Toc4329_2350343376"/>
       <w:bookmarkEnd w:id="32"/>
       <w:r>
         <w:rPr/>
@@ -17043,7 +17024,7 @@
         <w:spacing w:before="240" w:after="120"/>
         <w:rPr/>
       </w:pPr>
-      <w:bookmarkStart w:id="33" w:name="__RefHeading___Toc4333_1903023626"/>
+      <w:bookmarkStart w:id="33" w:name="__RefHeading___Toc4331_2350343376"/>
       <w:bookmarkEnd w:id="33"/>
       <w:r>
         <w:rPr/>
@@ -18009,7 +17990,7 @@
         <w:jc w:val="center"/>
         <w:rPr/>
       </w:pPr>
-      <w:bookmarkStart w:id="34" w:name="__RefHeading___Toc4335_1903023626"/>
+      <w:bookmarkStart w:id="34" w:name="__RefHeading___Toc4333_2350343376"/>
       <w:bookmarkEnd w:id="34"/>
       <w:r>
         <w:rPr/>
@@ -18022,7 +18003,7 @@
         <w:spacing w:before="240" w:after="120"/>
         <w:rPr/>
       </w:pPr>
-      <w:bookmarkStart w:id="35" w:name="__RefHeading___Toc4337_1903023626"/>
+      <w:bookmarkStart w:id="35" w:name="__RefHeading___Toc4335_2350343376"/>
       <w:bookmarkEnd w:id="35"/>
       <w:r>
         <w:rPr/>
@@ -18059,7 +18040,7 @@
         <w:spacing w:before="240" w:after="120"/>
         <w:rPr/>
       </w:pPr>
-      <w:bookmarkStart w:id="36" w:name="__RefHeading___Toc4339_1903023626"/>
+      <w:bookmarkStart w:id="36" w:name="__RefHeading___Toc4337_2350343376"/>
       <w:bookmarkEnd w:id="36"/>
       <w:r>
         <w:rPr/>
@@ -18202,7 +18183,7 @@
         <w:spacing w:before="240" w:after="120"/>
         <w:rPr/>
       </w:pPr>
-      <w:bookmarkStart w:id="37" w:name="__RefHeading___Toc4341_1903023626"/>
+      <w:bookmarkStart w:id="37" w:name="__RefHeading___Toc4339_2350343376"/>
       <w:bookmarkEnd w:id="37"/>
       <w:r>
         <w:rPr/>
@@ -18704,7 +18685,7 @@
         <w:spacing w:before="240" w:after="120"/>
         <w:rPr/>
       </w:pPr>
-      <w:bookmarkStart w:id="38" w:name="__RefHeading___Toc4343_1903023626"/>
+      <w:bookmarkStart w:id="38" w:name="__RefHeading___Toc4341_2350343376"/>
       <w:bookmarkEnd w:id="38"/>
       <w:r>
         <w:rPr/>
@@ -18729,7 +18710,7 @@
         <w:spacing w:before="240" w:after="120"/>
         <w:rPr/>
       </w:pPr>
-      <w:bookmarkStart w:id="39" w:name="__RefHeading___Toc4345_1903023626"/>
+      <w:bookmarkStart w:id="39" w:name="__RefHeading___Toc4343_2350343376"/>
       <w:bookmarkEnd w:id="39"/>
       <w:r>
         <w:rPr/>
@@ -18754,7 +18735,7 @@
         <w:spacing w:before="240" w:after="120"/>
         <w:rPr/>
       </w:pPr>
-      <w:bookmarkStart w:id="40" w:name="__RefHeading___Toc4347_1903023626"/>
+      <w:bookmarkStart w:id="40" w:name="__RefHeading___Toc4345_2350343376"/>
       <w:bookmarkEnd w:id="40"/>
       <w:r>
         <w:rPr/>
@@ -18783,7 +18764,7 @@
         <w:jc w:val="center"/>
         <w:rPr/>
       </w:pPr>
-      <w:bookmarkStart w:id="41" w:name="__RefHeading___Toc4349_1903023626"/>
+      <w:bookmarkStart w:id="41" w:name="__RefHeading___Toc4347_2350343376"/>
       <w:bookmarkEnd w:id="41"/>
       <w:r>
         <w:rPr/>
@@ -20044,7 +20025,7 @@
         <w:spacing w:before="240" w:after="120"/>
         <w:rPr/>
       </w:pPr>
-      <w:bookmarkStart w:id="42" w:name="__RefHeading___Toc4351_1903023626"/>
+      <w:bookmarkStart w:id="42" w:name="__RefHeading___Toc4349_2350343376"/>
       <w:bookmarkEnd w:id="42"/>
       <w:r>
         <w:rPr/>
@@ -21232,7 +21213,7 @@
         <w:spacing w:before="240" w:after="120"/>
         <w:rPr/>
       </w:pPr>
-      <w:bookmarkStart w:id="43" w:name="__RefHeading___Toc4353_1903023626"/>
+      <w:bookmarkStart w:id="43" w:name="__RefHeading___Toc4351_2350343376"/>
       <w:bookmarkEnd w:id="43"/>
       <w:r>
         <w:rPr/>
@@ -21261,7 +21242,7 @@
         <w:jc w:val="center"/>
         <w:rPr/>
       </w:pPr>
-      <w:bookmarkStart w:id="44" w:name="__RefHeading___Toc4355_1903023626"/>
+      <w:bookmarkStart w:id="44" w:name="__RefHeading___Toc4353_2350343376"/>
       <w:bookmarkEnd w:id="44"/>
       <w:r>
         <w:rPr/>
@@ -21274,7 +21255,7 @@
         <w:spacing w:before="240" w:after="120"/>
         <w:rPr/>
       </w:pPr>
-      <w:bookmarkStart w:id="45" w:name="__RefHeading___Toc4357_1903023626"/>
+      <w:bookmarkStart w:id="45" w:name="__RefHeading___Toc4355_2350343376"/>
       <w:bookmarkEnd w:id="45"/>
       <w:r>
         <w:rPr/>
@@ -22817,7 +22798,7 @@
         <w:spacing w:before="240" w:after="120"/>
         <w:rPr/>
       </w:pPr>
-      <w:bookmarkStart w:id="46" w:name="__RefHeading___Toc4359_1903023626"/>
+      <w:bookmarkStart w:id="46" w:name="__RefHeading___Toc4357_2350343376"/>
       <w:bookmarkEnd w:id="46"/>
       <w:r>
         <w:rPr/>
@@ -23409,7 +23390,7 @@
       </w:r>
       <w:r>
         <w:rPr/>
-        <w:t>Relative to HFCs, the bank share of non-HFC NBFCs' borrowings fell by 3.3 percentage points before the rollback (p = 0.280). The placebo (fictitious November 2022 date) is -1.62 points (p = 0.565), about half the main estimate, so part of the difference was already present before the policy. The estimate is stable when IIFL Finance (under an RBI embargo on its gold-loan business from March to September 2024) is excluded (-3.41, p = 0.285), and when the NBFC-MFIs CreditAccess Grameen and Arman Financial — whose bank borrowings were largely priority-sector-eligible and hence exempt — are excluded (-3.35, p = 0.391). Muthoot Finance's bank borrowing may also be partly priority-sector-eligible [VERIFY: share of Muthoot's bank borrowings classified as priority-sector on-lending is not disclosed in its presentations]; excluding it as well gives -4.04 (p = 0.404).</w:t>
+        <w:t>Relative to HFCs, the bank share of non-HFC NBFCs' borrowings fell by 3.3 percentage points before the rollback (p = 0.280). The placebo (fictitious November 2022 date) is -1.62 points (p = 0.565), about half the main estimate, so part of the difference was already present before the policy. The estimate is stable when IIFL Finance (under an RBI embargo on its gold-loan business from March to September 2024) is excluded (-3.41, p = 0.285), and when the NBFC-MFIs CreditAccess Grameen and Arman Financial — whose bank borrowings were largely priority-sector-eligible and hence exempt — are excluded (-3.35, p = 0.391). Muthoot Finance's bank borrowing may also be partly priority-sector-eligible; excluding it as well gives -4.04 (p = 0.404).</w:t>
       </w:r>
     </w:p>
     <w:p>
@@ -23505,7 +23486,7 @@
           <w:sz w:val="18"/>
           <w:szCs w:val="18"/>
         </w:rPr>
-        <w:t>Extracted from borrowing-mix slides of quarterly investor presentations; definitions follow each company's disclosure. Solid lines: all firms (unbalanced: Shriram enters in FY23, AAVAS is missing in FY26, IIFL is annual only). Dashed lines: balanced panel of firms observed in every half-year FY22–FY25.</w:t>
+        <w:t>From the borrowing-mix slides of quarterly investor presentations; definitions follow each company's disclosure. Solid lines: all firms (unbalanced: Shriram enters in FY23, AAVAS is missing in FY26, IIFL is annual only). Dashed lines: balanced panel of firms observed in every half-year FY22–FY25.</w:t>
       </w:r>
     </w:p>
     <w:p>
@@ -24404,7 +24385,7 @@
                 <w:sz w:val="19"/>
                 <w:szCs w:val="19"/>
               </w:rPr>
-              <w:t>Capital-market exposure, risk-weighted under separate rules [VERIFY: whether loans against securities to individuals fall within the circular's consumer-credit definition]</w:t>
+              <w:t>Loans against shares and securities; treated as exempt in this study because they are secured by financial assets</w:t>
             </w:r>
           </w:p>
         </w:tc>
@@ -25773,7 +25754,7 @@
         <w:jc w:val="center"/>
         <w:rPr/>
       </w:pPr>
-      <w:bookmarkStart w:id="47" w:name="__RefHeading___Toc4361_1903023626"/>
+      <w:bookmarkStart w:id="47" w:name="__RefHeading___Toc4359_2350343376"/>
       <w:bookmarkEnd w:id="47"/>
       <w:r>
         <w:rPr/>
@@ -25786,7 +25767,7 @@
         <w:spacing w:before="240" w:after="120"/>
         <w:rPr/>
       </w:pPr>
-      <w:bookmarkStart w:id="48" w:name="__RefHeading___Toc4363_1903023626"/>
+      <w:bookmarkStart w:id="48" w:name="__RefHeading___Toc4361_2350343376"/>
       <w:bookmarkEnd w:id="48"/>
       <w:r>
         <w:rPr/>
@@ -28608,7 +28589,7 @@
         <w:spacing w:before="240" w:after="120"/>
         <w:rPr/>
       </w:pPr>
-      <w:bookmarkStart w:id="49" w:name="__RefHeading___Toc4365_1903023626"/>
+      <w:bookmarkStart w:id="49" w:name="__RefHeading___Toc4363_2350343376"/>
       <w:bookmarkEnd w:id="49"/>
       <w:r>
         <w:rPr/>
@@ -29455,7 +29436,7 @@
         <w:spacing w:before="240" w:after="120"/>
         <w:rPr/>
       </w:pPr>
-      <w:bookmarkStart w:id="50" w:name="__RefHeading___Toc4367_1903023626"/>
+      <w:bookmarkStart w:id="50" w:name="__RefHeading___Toc4365_2350343376"/>
       <w:bookmarkEnd w:id="50"/>
       <w:r>
         <w:rPr/>
@@ -31638,7 +31619,7 @@
         <w:spacing w:before="240" w:after="120"/>
         <w:rPr/>
       </w:pPr>
-      <w:bookmarkStart w:id="51" w:name="__RefHeading___Toc4369_1903023626"/>
+      <w:bookmarkStart w:id="51" w:name="__RefHeading___Toc4367_2350343376"/>
       <w:bookmarkEnd w:id="51"/>
       <w:r>
         <w:rPr/>
@@ -32579,7 +32560,7 @@
         <w:jc w:val="center"/>
         <w:rPr/>
       </w:pPr>
-      <w:bookmarkStart w:id="52" w:name="__RefHeading___Toc4371_1903023626"/>
+      <w:bookmarkStart w:id="52" w:name="__RefHeading___Toc4369_2350343376"/>
       <w:bookmarkEnd w:id="52"/>
       <w:r>
         <w:rPr/>
@@ -32592,7 +32573,7 @@
         <w:spacing w:before="240" w:after="120"/>
         <w:rPr/>
       </w:pPr>
-      <w:bookmarkStart w:id="53" w:name="__RefHeading___Toc4373_1903023626"/>
+      <w:bookmarkStart w:id="53" w:name="__RefHeading___Toc4371_2350343376"/>
       <w:bookmarkEnd w:id="53"/>
       <w:r>
         <w:rPr/>
@@ -32641,7 +32622,7 @@
         <w:spacing w:before="240" w:after="120"/>
         <w:rPr/>
       </w:pPr>
-      <w:bookmarkStart w:id="54" w:name="__RefHeading___Toc4375_1903023626"/>
+      <w:bookmarkStart w:id="54" w:name="__RefHeading___Toc4373_2350343376"/>
       <w:bookmarkEnd w:id="54"/>
       <w:r>
         <w:rPr/>
@@ -32702,7 +32683,7 @@
       </w:r>
       <w:r>
         <w:rPr/>
-        <w:t>Delinquencies on credit cards and small-ticket personal loans rose through 2024, and the RBI's Financial Stability Reports flagged rising stress and write-offs in unsecured retail loans (RBI, 2024a, 2024b) [VERIFY: specific delinquency ratios in the June and December 2024 Financial Stability Reports]. Banks would have tightened unsecured lending on that ground alone, so part of the H1 effect, and the continued weakness of card credit after 2025, may reflect credit-quality concerns rather than the risk weight.</w:t>
+        <w:t>Delinquencies on credit cards and small-ticket personal loans rose through 2024, and the RBI's Financial Stability Reports flagged rising stress and write-offs in unsecured retail loans (RBI, 2024a, 2024b). Banks would have tightened unsecured lending on that ground alone, so part of the H1 effect, and the continued weakness of card credit after 2025, may reflect credit-quality concerns rather than the risk weight.</w:t>
       </w:r>
     </w:p>
     <w:p>
@@ -32787,7 +32768,7 @@
         <w:spacing w:before="240" w:after="120"/>
         <w:rPr/>
       </w:pPr>
-      <w:bookmarkStart w:id="55" w:name="__RefHeading___Toc4377_1903023626"/>
+      <w:bookmarkStart w:id="55" w:name="__RefHeading___Toc4375_2350343376"/>
       <w:bookmarkEnd w:id="55"/>
       <w:r>
         <w:rPr/>
@@ -32922,7 +32903,7 @@
         <w:spacing w:before="240" w:after="120"/>
         <w:rPr/>
       </w:pPr>
-      <w:bookmarkStart w:id="56" w:name="__RefHeading___Toc4379_1903023626"/>
+      <w:bookmarkStart w:id="56" w:name="__RefHeading___Toc4377_2350343376"/>
       <w:bookmarkEnd w:id="56"/>
       <w:r>
         <w:rPr/>
@@ -32995,7 +32976,7 @@
         <w:spacing w:before="240" w:after="120"/>
         <w:rPr/>
       </w:pPr>
-      <w:bookmarkStart w:id="57" w:name="__RefHeading___Toc4381_1903023626"/>
+      <w:bookmarkStart w:id="57" w:name="__RefHeading___Toc4379_2350343376"/>
       <w:bookmarkEnd w:id="57"/>
       <w:r>
         <w:rPr/>
@@ -33087,7 +33068,7 @@
         <w:jc w:val="center"/>
         <w:rPr/>
       </w:pPr>
-      <w:bookmarkStart w:id="58" w:name="__RefHeading___Toc4383_1903023626"/>
+      <w:bookmarkStart w:id="58" w:name="__RefHeading___Toc4381_2350343376"/>
       <w:bookmarkEnd w:id="58"/>
       <w:r>
         <w:rPr/>
@@ -33128,7 +33109,7 @@
         <w:jc w:val="center"/>
         <w:rPr/>
       </w:pPr>
-      <w:bookmarkStart w:id="59" w:name="__RefHeading___Toc4385_1903023626"/>
+      <w:bookmarkStart w:id="59" w:name="__RefHeading___Toc4383_2350343376"/>
       <w:bookmarkEnd w:id="59"/>
       <w:r>
         <w:rPr/>
@@ -33313,6 +33294,18 @@
       <w:r>
         <w:rPr/>
         <w:t>Newey, W. K., &amp; West, K. D. (1987). A simple, positive semi-definite, heteroskedasticity and autocorrelation consistent covariance matrix. Econometrica, 55(3), 703–708.</w:t>
+      </w:r>
+    </w:p>
+    <w:p>
+      <w:pPr>
+        <w:pStyle w:val="Normal"/>
+        <w:spacing w:lineRule="exact" w:line="300" w:before="0" w:after="120"/>
+        <w:ind w:hanging="720" w:left="720"/>
+        <w:rPr/>
+      </w:pPr>
+      <w:r>
+        <w:rPr/>
+        <w:t>Reserve Bank of India (2004). Risk weight on housing loans and consumer credit. Circular RBI/2004/309, 23 December 2004.</w:t>
       </w:r>
     </w:p>
     <w:p>
@@ -33445,7 +33438,7 @@
         <w:jc w:val="center"/>
         <w:rPr/>
       </w:pPr>
-      <w:bookmarkStart w:id="60" w:name="__RefHeading___Toc4387_1903023626"/>
+      <w:bookmarkStart w:id="60" w:name="__RefHeading___Toc4385_2350343376"/>
       <w:bookmarkEnd w:id="60"/>
       <w:r>
         <w:rPr/>
@@ -33458,7 +33451,7 @@
         <w:spacing w:before="240" w:after="120"/>
         <w:rPr/>
       </w:pPr>
-      <w:bookmarkStart w:id="61" w:name="__RefHeading___Toc4389_1903023626"/>
+      <w:bookmarkStart w:id="61" w:name="__RefHeading___Toc4387_2350343376"/>
       <w:bookmarkEnd w:id="61"/>
       <w:r>
         <w:rPr/>
@@ -33549,21 +33542,6 @@
       </w:pPr>
       <w:r>
         <w:rPr/>
-        <w:t>Extraction_Recheck — automated re-check of every extracted value against its cited source.</w:t>
-      </w:r>
-    </w:p>
-    <w:p>
-      <w:pPr>
-        <w:pStyle w:val="ListParagraph"/>
-        <w:numPr>
-          <w:ilvl w:val="0"/>
-          <w:numId w:val="1"/>
-        </w:numPr>
-        <w:spacing w:lineRule="exact" w:line="340" w:before="0" w:after="80"/>
-        <w:rPr/>
-      </w:pPr>
-      <w:r>
-        <w:rPr/>
         <w:t>Bank_Exposure_Sep2023 — verified pre-policy bank shares and the values in the original dataset.</w:t>
       </w:r>
     </w:p>
@@ -33630,7 +33608,7 @@
         <w:spacing w:before="240" w:after="120"/>
         <w:rPr/>
       </w:pPr>
-      <w:bookmarkStart w:id="62" w:name="__RefHeading___Toc4391_1903023626"/>
+      <w:bookmarkStart w:id="62" w:name="__RefHeading___Toc4389_2350343376"/>
       <w:bookmarkEnd w:id="62"/>
       <w:r>
         <w:rPr/>
@@ -33718,7 +33696,7 @@
         <w:spacing w:before="240" w:after="120"/>
         <w:rPr/>
       </w:pPr>
-      <w:bookmarkStart w:id="63" w:name="__RefHeading___Toc4393_1903023626"/>
+      <w:bookmarkStart w:id="63" w:name="__RefHeading___Toc4391_2350343376"/>
       <w:bookmarkEnd w:id="63"/>
       <w:r>
         <w:rPr/>

--- a/Dissertation.docx
+++ b/Dissertation.docx
@@ -314,7 +314,15 @@
           <w:textDirection w:val="lrTb"/>
           <w:docGrid w:type="default" w:linePitch="360" w:charSpace="0"/>
         </w:sectPr>
+        <w:pStyle w:val="Normal"/>
+        <w:rPr/>
       </w:pPr>
+      <w:r>
+        <w:br w:type="page"/>
+      </w:r>
+      <w:r>
+        <w:rPr/>
+      </w:r>
     </w:p>
     <w:p>
       <w:pPr>
@@ -323,7 +331,7 @@
         <w:jc w:val="center"/>
         <w:rPr/>
       </w:pPr>
-      <w:bookmarkStart w:id="0" w:name="__RefHeading___Toc5555_2627662068"/>
+      <w:bookmarkStart w:id="0" w:name="__RefHeading___Toc5555_2632757146"/>
       <w:bookmarkEnd w:id="0"/>
       <w:r>
         <w:rPr/>
@@ -517,7 +525,7 @@
       <w:r>
         <w:br w:type="page"/>
       </w:r>
-      <w:bookmarkStart w:id="1" w:name="__RefHeading___Toc5557_2627662068"/>
+      <w:bookmarkStart w:id="1" w:name="__RefHeading___Toc5557_2632757146"/>
       <w:bookmarkEnd w:id="1"/>
       <w:r>
         <w:rPr/>
@@ -618,7 +626,7 @@
         <w:jc w:val="center"/>
         <w:rPr/>
       </w:pPr>
-      <w:bookmarkStart w:id="2" w:name="__RefHeading___Toc5559_2627662068"/>
+      <w:bookmarkStart w:id="2" w:name="__RefHeading___Toc5559_2632757146"/>
       <w:bookmarkEnd w:id="2"/>
       <w:r>
         <w:rPr/>
@@ -719,7 +727,7 @@
         <w:jc w:val="center"/>
         <w:rPr/>
       </w:pPr>
-      <w:bookmarkStart w:id="3" w:name="__RefHeading___Toc5561_2627662068"/>
+      <w:bookmarkStart w:id="3" w:name="__RefHeading___Toc5561_2632757146"/>
       <w:bookmarkEnd w:id="3"/>
       <w:r>
         <w:rPr/>
@@ -809,14 +817,14 @@
             </w:rPr>
             <w:fldChar w:fldCharType="separate"/>
           </w:r>
-          <w:hyperlink w:anchor="__RefHeading___Toc5555_2627662068">
+          <w:hyperlink w:anchor="__RefHeading___Toc5555_2632757146">
             <w:r>
               <w:rPr>
                 <w:rStyle w:val="IndexLink"/>
               </w:rPr>
               <w:t>CERTIFICATE</w:t>
               <w:tab/>
-              <w:t>ii</w:t>
+              <w:t>iii</w:t>
             </w:r>
           </w:hyperlink>
         </w:p>
@@ -829,14 +837,14 @@
             </w:tabs>
             <w:rPr/>
           </w:pPr>
-          <w:hyperlink w:anchor="__RefHeading___Toc5557_2627662068">
+          <w:hyperlink w:anchor="__RefHeading___Toc5557_2632757146">
             <w:r>
               <w:rPr>
                 <w:rStyle w:val="IndexLink"/>
               </w:rPr>
               <w:t>DECLARATION</w:t>
               <w:tab/>
-              <w:t>iii</w:t>
+              <w:t>iv</w:t>
             </w:r>
           </w:hyperlink>
         </w:p>
@@ -849,14 +857,14 @@
             </w:tabs>
             <w:rPr/>
           </w:pPr>
-          <w:hyperlink w:anchor="__RefHeading___Toc5559_2627662068">
+          <w:hyperlink w:anchor="__RefHeading___Toc5559_2632757146">
             <w:r>
               <w:rPr>
                 <w:rStyle w:val="IndexLink"/>
               </w:rPr>
               <w:t>ACKNOWLEDGEMENT</w:t>
               <w:tab/>
-              <w:t>iv</w:t>
+              <w:t>v</w:t>
             </w:r>
           </w:hyperlink>
         </w:p>
@@ -869,14 +877,14 @@
             </w:tabs>
             <w:rPr/>
           </w:pPr>
-          <w:hyperlink w:anchor="__RefHeading___Toc5561_2627662068">
+          <w:hyperlink w:anchor="__RefHeading___Toc5561_2632757146">
             <w:r>
               <w:rPr>
                 <w:rStyle w:val="IndexLink"/>
               </w:rPr>
               <w:t>ABSTRACT</w:t>
               <w:tab/>
-              <w:t>v</w:t>
+              <w:t>vi</w:t>
             </w:r>
           </w:hyperlink>
         </w:p>
@@ -889,14 +897,14 @@
             </w:tabs>
             <w:rPr/>
           </w:pPr>
-          <w:hyperlink w:anchor="__RefHeading___Toc5563_2627662068">
+          <w:hyperlink w:anchor="__RefHeading___Toc5563_2632757146">
             <w:r>
               <w:rPr>
                 <w:rStyle w:val="IndexLink"/>
               </w:rPr>
               <w:t>LIST OF FIGURES</w:t>
               <w:tab/>
-              <w:t>viii</w:t>
+              <w:t>ix</w:t>
             </w:r>
           </w:hyperlink>
         </w:p>
@@ -909,14 +917,14 @@
             </w:tabs>
             <w:rPr/>
           </w:pPr>
-          <w:hyperlink w:anchor="__RefHeading___Toc5565_2627662068">
+          <w:hyperlink w:anchor="__RefHeading___Toc5565_2632757146">
             <w:r>
               <w:rPr>
                 <w:rStyle w:val="IndexLink"/>
               </w:rPr>
               <w:t>LIST OF TABLES</w:t>
               <w:tab/>
-              <w:t>ix</w:t>
+              <w:t>x</w:t>
             </w:r>
           </w:hyperlink>
         </w:p>
@@ -929,14 +937,14 @@
             </w:tabs>
             <w:rPr/>
           </w:pPr>
-          <w:hyperlink w:anchor="__RefHeading___Toc5567_2627662068">
+          <w:hyperlink w:anchor="__RefHeading___Toc5567_2632757146">
             <w:r>
               <w:rPr>
                 <w:rStyle w:val="IndexLink"/>
               </w:rPr>
               <w:t>LIST OF ABBREVIATIONS</w:t>
               <w:tab/>
-              <w:t>x</w:t>
+              <w:t>xi</w:t>
             </w:r>
           </w:hyperlink>
         </w:p>
@@ -949,7 +957,7 @@
             </w:tabs>
             <w:rPr/>
           </w:pPr>
-          <w:hyperlink w:anchor="__RefHeading___Toc5569_2627662068">
+          <w:hyperlink w:anchor="__RefHeading___Toc5569_2632757146">
             <w:r>
               <w:rPr>
                 <w:rStyle w:val="IndexLink"/>
@@ -969,7 +977,7 @@
             </w:tabs>
             <w:rPr/>
           </w:pPr>
-          <w:hyperlink w:anchor="__RefHeading___Toc5571_2627662068">
+          <w:hyperlink w:anchor="__RefHeading___Toc5571_2632757146">
             <w:r>
               <w:rPr>
                 <w:rStyle w:val="IndexLink"/>
@@ -989,7 +997,7 @@
             </w:tabs>
             <w:rPr/>
           </w:pPr>
-          <w:hyperlink w:anchor="__RefHeading___Toc5573_2627662068">
+          <w:hyperlink w:anchor="__RefHeading___Toc5573_2632757146">
             <w:r>
               <w:rPr>
                 <w:rStyle w:val="IndexLink"/>
@@ -1009,7 +1017,7 @@
             </w:tabs>
             <w:rPr/>
           </w:pPr>
-          <w:hyperlink w:anchor="__RefHeading___Toc5575_2627662068">
+          <w:hyperlink w:anchor="__RefHeading___Toc5575_2632757146">
             <w:r>
               <w:rPr>
                 <w:rStyle w:val="IndexLink"/>
@@ -1029,7 +1037,7 @@
             </w:tabs>
             <w:rPr/>
           </w:pPr>
-          <w:hyperlink w:anchor="__RefHeading___Toc5577_2627662068">
+          <w:hyperlink w:anchor="__RefHeading___Toc5577_2632757146">
             <w:r>
               <w:rPr>
                 <w:rStyle w:val="IndexLink"/>
@@ -1049,7 +1057,7 @@
             </w:tabs>
             <w:rPr/>
           </w:pPr>
-          <w:hyperlink w:anchor="__RefHeading___Toc5579_2627662068">
+          <w:hyperlink w:anchor="__RefHeading___Toc5579_2632757146">
             <w:r>
               <w:rPr>
                 <w:rStyle w:val="IndexLink"/>
@@ -1069,7 +1077,7 @@
             </w:tabs>
             <w:rPr/>
           </w:pPr>
-          <w:hyperlink w:anchor="__RefHeading___Toc5581_2627662068">
+          <w:hyperlink w:anchor="__RefHeading___Toc5581_2632757146">
             <w:r>
               <w:rPr>
                 <w:rStyle w:val="IndexLink"/>
@@ -1089,7 +1097,7 @@
             </w:tabs>
             <w:rPr/>
           </w:pPr>
-          <w:hyperlink w:anchor="__RefHeading___Toc5583_2627662068">
+          <w:hyperlink w:anchor="__RefHeading___Toc5583_2632757146">
             <w:r>
               <w:rPr>
                 <w:rStyle w:val="IndexLink"/>
@@ -1109,7 +1117,7 @@
             </w:tabs>
             <w:rPr/>
           </w:pPr>
-          <w:hyperlink w:anchor="__RefHeading___Toc5585_2627662068">
+          <w:hyperlink w:anchor="__RefHeading___Toc5585_2632757146">
             <w:r>
               <w:rPr>
                 <w:rStyle w:val="IndexLink"/>
@@ -1129,7 +1137,7 @@
             </w:tabs>
             <w:rPr/>
           </w:pPr>
-          <w:hyperlink w:anchor="__RefHeading___Toc5587_2627662068">
+          <w:hyperlink w:anchor="__RefHeading___Toc5587_2632757146">
             <w:r>
               <w:rPr>
                 <w:rStyle w:val="IndexLink"/>
@@ -1149,7 +1157,7 @@
             </w:tabs>
             <w:rPr/>
           </w:pPr>
-          <w:hyperlink w:anchor="__RefHeading___Toc5589_2627662068">
+          <w:hyperlink w:anchor="__RefHeading___Toc5589_2632757146">
             <w:r>
               <w:rPr>
                 <w:rStyle w:val="IndexLink"/>
@@ -1169,7 +1177,7 @@
             </w:tabs>
             <w:rPr/>
           </w:pPr>
-          <w:hyperlink w:anchor="__RefHeading___Toc5591_2627662068">
+          <w:hyperlink w:anchor="__RefHeading___Toc5591_2632757146">
             <w:r>
               <w:rPr>
                 <w:rStyle w:val="IndexLink"/>
@@ -1189,7 +1197,7 @@
             </w:tabs>
             <w:rPr/>
           </w:pPr>
-          <w:hyperlink w:anchor="__RefHeading___Toc5593_2627662068">
+          <w:hyperlink w:anchor="__RefHeading___Toc5593_2632757146">
             <w:r>
               <w:rPr>
                 <w:rStyle w:val="IndexLink"/>
@@ -1209,7 +1217,7 @@
             </w:tabs>
             <w:rPr/>
           </w:pPr>
-          <w:hyperlink w:anchor="__RefHeading___Toc5595_2627662068">
+          <w:hyperlink w:anchor="__RefHeading___Toc5595_2632757146">
             <w:r>
               <w:rPr>
                 <w:rStyle w:val="IndexLink"/>
@@ -1229,7 +1237,7 @@
             </w:tabs>
             <w:rPr/>
           </w:pPr>
-          <w:hyperlink w:anchor="__RefHeading___Toc5597_2627662068">
+          <w:hyperlink w:anchor="__RefHeading___Toc5597_2632757146">
             <w:r>
               <w:rPr>
                 <w:rStyle w:val="IndexLink"/>
@@ -1249,7 +1257,7 @@
             </w:tabs>
             <w:rPr/>
           </w:pPr>
-          <w:hyperlink w:anchor="__RefHeading___Toc5599_2627662068">
+          <w:hyperlink w:anchor="__RefHeading___Toc5599_2632757146">
             <w:r>
               <w:rPr>
                 <w:rStyle w:val="IndexLink"/>
@@ -1269,7 +1277,7 @@
             </w:tabs>
             <w:rPr/>
           </w:pPr>
-          <w:hyperlink w:anchor="__RefHeading___Toc5601_2627662068">
+          <w:hyperlink w:anchor="__RefHeading___Toc5601_2632757146">
             <w:r>
               <w:rPr>
                 <w:rStyle w:val="IndexLink"/>
@@ -1289,7 +1297,7 @@
             </w:tabs>
             <w:rPr/>
           </w:pPr>
-          <w:hyperlink w:anchor="__RefHeading___Toc5603_2627662068">
+          <w:hyperlink w:anchor="__RefHeading___Toc5603_2632757146">
             <w:r>
               <w:rPr>
                 <w:rStyle w:val="IndexLink"/>
@@ -1309,7 +1317,7 @@
             </w:tabs>
             <w:rPr/>
           </w:pPr>
-          <w:hyperlink w:anchor="__RefHeading___Toc5605_2627662068">
+          <w:hyperlink w:anchor="__RefHeading___Toc5605_2632757146">
             <w:r>
               <w:rPr>
                 <w:rStyle w:val="IndexLink"/>
@@ -1329,7 +1337,7 @@
             </w:tabs>
             <w:rPr/>
           </w:pPr>
-          <w:hyperlink w:anchor="__RefHeading___Toc5607_2627662068">
+          <w:hyperlink w:anchor="__RefHeading___Toc5607_2632757146">
             <w:r>
               <w:rPr>
                 <w:rStyle w:val="IndexLink"/>
@@ -1349,7 +1357,7 @@
             </w:tabs>
             <w:rPr/>
           </w:pPr>
-          <w:hyperlink w:anchor="__RefHeading___Toc5609_2627662068">
+          <w:hyperlink w:anchor="__RefHeading___Toc5609_2632757146">
             <w:r>
               <w:rPr>
                 <w:rStyle w:val="IndexLink"/>
@@ -1369,7 +1377,7 @@
             </w:tabs>
             <w:rPr/>
           </w:pPr>
-          <w:hyperlink w:anchor="__RefHeading___Toc5611_2627662068">
+          <w:hyperlink w:anchor="__RefHeading___Toc5611_2632757146">
             <w:r>
               <w:rPr>
                 <w:rStyle w:val="IndexLink"/>
@@ -1389,7 +1397,7 @@
             </w:tabs>
             <w:rPr/>
           </w:pPr>
-          <w:hyperlink w:anchor="__RefHeading___Toc5613_2627662068">
+          <w:hyperlink w:anchor="__RefHeading___Toc5613_2632757146">
             <w:r>
               <w:rPr>
                 <w:rStyle w:val="IndexLink"/>
@@ -1409,7 +1417,7 @@
             </w:tabs>
             <w:rPr/>
           </w:pPr>
-          <w:hyperlink w:anchor="__RefHeading___Toc5615_2627662068">
+          <w:hyperlink w:anchor="__RefHeading___Toc5615_2632757146">
             <w:r>
               <w:rPr>
                 <w:rStyle w:val="IndexLink"/>
@@ -1429,7 +1437,7 @@
             </w:tabs>
             <w:rPr/>
           </w:pPr>
-          <w:hyperlink w:anchor="__RefHeading___Toc5617_2627662068">
+          <w:hyperlink w:anchor="__RefHeading___Toc5617_2632757146">
             <w:r>
               <w:rPr>
                 <w:rStyle w:val="IndexLink"/>
@@ -1449,7 +1457,7 @@
             </w:tabs>
             <w:rPr/>
           </w:pPr>
-          <w:hyperlink w:anchor="__RefHeading___Toc5619_2627662068">
+          <w:hyperlink w:anchor="__RefHeading___Toc5619_2632757146">
             <w:r>
               <w:rPr>
                 <w:rStyle w:val="IndexLink"/>
@@ -1469,7 +1477,7 @@
             </w:tabs>
             <w:rPr/>
           </w:pPr>
-          <w:hyperlink w:anchor="__RefHeading___Toc5621_2627662068">
+          <w:hyperlink w:anchor="__RefHeading___Toc5621_2632757146">
             <w:r>
               <w:rPr>
                 <w:rStyle w:val="IndexLink"/>
@@ -1489,7 +1497,7 @@
             </w:tabs>
             <w:rPr/>
           </w:pPr>
-          <w:hyperlink w:anchor="__RefHeading___Toc5623_2627662068">
+          <w:hyperlink w:anchor="__RefHeading___Toc5623_2632757146">
             <w:r>
               <w:rPr>
                 <w:rStyle w:val="IndexLink"/>
@@ -1509,7 +1517,7 @@
             </w:tabs>
             <w:rPr/>
           </w:pPr>
-          <w:hyperlink w:anchor="__RefHeading___Toc5625_2627662068">
+          <w:hyperlink w:anchor="__RefHeading___Toc5625_2632757146">
             <w:r>
               <w:rPr>
                 <w:rStyle w:val="IndexLink"/>
@@ -1529,7 +1537,7 @@
             </w:tabs>
             <w:rPr/>
           </w:pPr>
-          <w:hyperlink w:anchor="__RefHeading___Toc5627_2627662068">
+          <w:hyperlink w:anchor="__RefHeading___Toc5627_2632757146">
             <w:r>
               <w:rPr>
                 <w:rStyle w:val="IndexLink"/>
@@ -1549,7 +1557,7 @@
             </w:tabs>
             <w:rPr/>
           </w:pPr>
-          <w:hyperlink w:anchor="__RefHeading___Toc5629_2627662068">
+          <w:hyperlink w:anchor="__RefHeading___Toc5629_2632757146">
             <w:r>
               <w:rPr>
                 <w:rStyle w:val="IndexLink"/>
@@ -1569,7 +1577,7 @@
             </w:tabs>
             <w:rPr/>
           </w:pPr>
-          <w:hyperlink w:anchor="__RefHeading___Toc5631_2627662068">
+          <w:hyperlink w:anchor="__RefHeading___Toc5631_2632757146">
             <w:r>
               <w:rPr>
                 <w:rStyle w:val="IndexLink"/>
@@ -1589,7 +1597,7 @@
             </w:tabs>
             <w:rPr/>
           </w:pPr>
-          <w:hyperlink w:anchor="__RefHeading___Toc5633_2627662068">
+          <w:hyperlink w:anchor="__RefHeading___Toc5633_2632757146">
             <w:r>
               <w:rPr>
                 <w:rStyle w:val="IndexLink"/>
@@ -1609,7 +1617,7 @@
             </w:tabs>
             <w:rPr/>
           </w:pPr>
-          <w:hyperlink w:anchor="__RefHeading___Toc5635_2627662068">
+          <w:hyperlink w:anchor="__RefHeading___Toc5635_2632757146">
             <w:r>
               <w:rPr>
                 <w:rStyle w:val="IndexLink"/>
@@ -1629,7 +1637,7 @@
             </w:tabs>
             <w:rPr/>
           </w:pPr>
-          <w:hyperlink w:anchor="__RefHeading___Toc5637_2627662068">
+          <w:hyperlink w:anchor="__RefHeading___Toc5637_2632757146">
             <w:r>
               <w:rPr>
                 <w:rStyle w:val="IndexLink"/>
@@ -1649,7 +1657,7 @@
             </w:tabs>
             <w:rPr/>
           </w:pPr>
-          <w:hyperlink w:anchor="__RefHeading___Toc5639_2627662068">
+          <w:hyperlink w:anchor="__RefHeading___Toc5639_2632757146">
             <w:r>
               <w:rPr>
                 <w:rStyle w:val="IndexLink"/>
@@ -1669,7 +1677,7 @@
             </w:tabs>
             <w:rPr/>
           </w:pPr>
-          <w:hyperlink w:anchor="__RefHeading___Toc5641_2627662068">
+          <w:hyperlink w:anchor="__RefHeading___Toc5641_2632757146">
             <w:r>
               <w:rPr>
                 <w:rStyle w:val="IndexLink"/>
@@ -1689,7 +1697,7 @@
             </w:tabs>
             <w:rPr/>
           </w:pPr>
-          <w:hyperlink w:anchor="__RefHeading___Toc5643_2627662068">
+          <w:hyperlink w:anchor="__RefHeading___Toc5643_2632757146">
             <w:r>
               <w:rPr>
                 <w:rStyle w:val="IndexLink"/>
@@ -1709,7 +1717,7 @@
             </w:tabs>
             <w:rPr/>
           </w:pPr>
-          <w:hyperlink w:anchor="__RefHeading___Toc5645_2627662068">
+          <w:hyperlink w:anchor="__RefHeading___Toc5645_2632757146">
             <w:r>
               <w:rPr>
                 <w:rStyle w:val="IndexLink"/>
@@ -1729,7 +1737,7 @@
             </w:tabs>
             <w:rPr/>
           </w:pPr>
-          <w:hyperlink w:anchor="__RefHeading___Toc5647_2627662068">
+          <w:hyperlink w:anchor="__RefHeading___Toc5647_2632757146">
             <w:r>
               <w:rPr>
                 <w:rStyle w:val="IndexLink"/>
@@ -1749,7 +1757,7 @@
             </w:tabs>
             <w:rPr/>
           </w:pPr>
-          <w:hyperlink w:anchor="__RefHeading___Toc5649_2627662068">
+          <w:hyperlink w:anchor="__RefHeading___Toc5649_2632757146">
             <w:r>
               <w:rPr>
                 <w:rStyle w:val="IndexLink"/>
@@ -1769,7 +1777,7 @@
             </w:tabs>
             <w:rPr/>
           </w:pPr>
-          <w:hyperlink w:anchor="__RefHeading___Toc5651_2627662068">
+          <w:hyperlink w:anchor="__RefHeading___Toc5651_2632757146">
             <w:r>
               <w:rPr>
                 <w:rStyle w:val="IndexLink"/>
@@ -1789,7 +1797,7 @@
             </w:tabs>
             <w:rPr/>
           </w:pPr>
-          <w:hyperlink w:anchor="__RefHeading___Toc5653_2627662068">
+          <w:hyperlink w:anchor="__RefHeading___Toc5653_2632757146">
             <w:r>
               <w:rPr>
                 <w:rStyle w:val="IndexLink"/>
@@ -1809,7 +1817,7 @@
             </w:tabs>
             <w:rPr/>
           </w:pPr>
-          <w:hyperlink w:anchor="__RefHeading___Toc5655_2627662068">
+          <w:hyperlink w:anchor="__RefHeading___Toc5655_2632757146">
             <w:r>
               <w:rPr>
                 <w:rStyle w:val="IndexLink"/>
@@ -1829,7 +1837,7 @@
             </w:tabs>
             <w:rPr/>
           </w:pPr>
-          <w:hyperlink w:anchor="__RefHeading___Toc5657_2627662068">
+          <w:hyperlink w:anchor="__RefHeading___Toc5657_2632757146">
             <w:r>
               <w:rPr>
                 <w:rStyle w:val="IndexLink"/>
@@ -1849,7 +1857,7 @@
             </w:tabs>
             <w:rPr/>
           </w:pPr>
-          <w:hyperlink w:anchor="__RefHeading___Toc5659_2627662068">
+          <w:hyperlink w:anchor="__RefHeading___Toc5659_2632757146">
             <w:r>
               <w:rPr>
                 <w:rStyle w:val="IndexLink"/>
@@ -1869,7 +1877,7 @@
             </w:tabs>
             <w:rPr/>
           </w:pPr>
-          <w:hyperlink w:anchor="__RefHeading___Toc5661_2627662068">
+          <w:hyperlink w:anchor="__RefHeading___Toc5661_2632757146">
             <w:r>
               <w:rPr>
                 <w:rStyle w:val="IndexLink"/>
@@ -1889,7 +1897,7 @@
             </w:tabs>
             <w:rPr/>
           </w:pPr>
-          <w:hyperlink w:anchor="__RefHeading___Toc5663_2627662068">
+          <w:hyperlink w:anchor="__RefHeading___Toc5663_2632757146">
             <w:r>
               <w:rPr>
                 <w:rStyle w:val="IndexLink"/>
@@ -1909,7 +1917,7 @@
             </w:tabs>
             <w:rPr/>
           </w:pPr>
-          <w:hyperlink w:anchor="__RefHeading___Toc5665_2627662068">
+          <w:hyperlink w:anchor="__RefHeading___Toc5665_2632757146">
             <w:r>
               <w:rPr>
                 <w:rStyle w:val="IndexLink"/>
@@ -1929,7 +1937,7 @@
             </w:tabs>
             <w:rPr/>
           </w:pPr>
-          <w:hyperlink w:anchor="__RefHeading___Toc5667_2627662068">
+          <w:hyperlink w:anchor="__RefHeading___Toc5667_2632757146">
             <w:r>
               <w:rPr>
                 <w:rStyle w:val="IndexLink"/>
@@ -1949,7 +1957,7 @@
             </w:tabs>
             <w:rPr/>
           </w:pPr>
-          <w:hyperlink w:anchor="__RefHeading___Toc5669_2627662068">
+          <w:hyperlink w:anchor="__RefHeading___Toc5669_2632757146">
             <w:r>
               <w:rPr>
                 <w:rStyle w:val="IndexLink"/>
@@ -1969,7 +1977,7 @@
             </w:tabs>
             <w:rPr/>
           </w:pPr>
-          <w:hyperlink w:anchor="__RefHeading___Toc5671_2627662068">
+          <w:hyperlink w:anchor="__RefHeading___Toc5671_2632757146">
             <w:r>
               <w:rPr>
                 <w:rStyle w:val="IndexLink"/>
@@ -1989,7 +1997,7 @@
             </w:tabs>
             <w:rPr/>
           </w:pPr>
-          <w:hyperlink w:anchor="__RefHeading___Toc5673_2627662068">
+          <w:hyperlink w:anchor="__RefHeading___Toc5673_2632757146">
             <w:r>
               <w:rPr>
                 <w:rStyle w:val="IndexLink"/>
@@ -2009,7 +2017,7 @@
             </w:tabs>
             <w:rPr/>
           </w:pPr>
-          <w:hyperlink w:anchor="__RefHeading___Toc5675_2627662068">
+          <w:hyperlink w:anchor="__RefHeading___Toc5675_2632757146">
             <w:r>
               <w:rPr>
                 <w:rStyle w:val="IndexLink"/>
@@ -2029,7 +2037,7 @@
             </w:tabs>
             <w:rPr/>
           </w:pPr>
-          <w:hyperlink w:anchor="__RefHeading___Toc5677_2627662068">
+          <w:hyperlink w:anchor="__RefHeading___Toc5677_2632757146">
             <w:r>
               <w:rPr>
                 <w:rStyle w:val="IndexLink"/>
@@ -2049,7 +2057,7 @@
             </w:tabs>
             <w:rPr/>
           </w:pPr>
-          <w:hyperlink w:anchor="__RefHeading___Toc5679_2627662068">
+          <w:hyperlink w:anchor="__RefHeading___Toc5679_2632757146">
             <w:r>
               <w:rPr>
                 <w:rStyle w:val="IndexLink"/>
@@ -2069,7 +2077,7 @@
             </w:tabs>
             <w:rPr/>
           </w:pPr>
-          <w:hyperlink w:anchor="__RefHeading___Toc5681_2627662068">
+          <w:hyperlink w:anchor="__RefHeading___Toc5681_2632757146">
             <w:r>
               <w:rPr>
                 <w:rStyle w:val="IndexLink"/>
@@ -2089,7 +2097,7 @@
             </w:tabs>
             <w:rPr/>
           </w:pPr>
-          <w:hyperlink w:anchor="__RefHeading___Toc5683_2627662068">
+          <w:hyperlink w:anchor="__RefHeading___Toc5683_2632757146">
             <w:r>
               <w:rPr>
                 <w:rStyle w:val="IndexLink"/>
@@ -2109,7 +2117,7 @@
             </w:tabs>
             <w:rPr/>
           </w:pPr>
-          <w:hyperlink w:anchor="__RefHeading___Toc5685_2627662068">
+          <w:hyperlink w:anchor="__RefHeading___Toc5685_2632757146">
             <w:r>
               <w:rPr>
                 <w:rStyle w:val="IndexLink"/>
@@ -2129,7 +2137,7 @@
             </w:tabs>
             <w:rPr/>
           </w:pPr>
-          <w:hyperlink w:anchor="__RefHeading___Toc5687_2627662068">
+          <w:hyperlink w:anchor="__RefHeading___Toc5687_2632757146">
             <w:r>
               <w:rPr>
                 <w:rStyle w:val="IndexLink"/>
@@ -2149,7 +2157,7 @@
             </w:tabs>
             <w:rPr/>
           </w:pPr>
-          <w:hyperlink w:anchor="__RefHeading___Toc5689_2627662068">
+          <w:hyperlink w:anchor="__RefHeading___Toc5689_2632757146">
             <w:r>
               <w:rPr>
                 <w:rStyle w:val="IndexLink"/>
@@ -2169,7 +2177,7 @@
             </w:tabs>
             <w:rPr/>
           </w:pPr>
-          <w:hyperlink w:anchor="__RefHeading___Toc5691_2627662068">
+          <w:hyperlink w:anchor="__RefHeading___Toc5691_2632757146">
             <w:r>
               <w:rPr>
                 <w:rStyle w:val="IndexLink"/>
@@ -2189,7 +2197,7 @@
             </w:tabs>
             <w:rPr/>
           </w:pPr>
-          <w:hyperlink w:anchor="__RefHeading___Toc5693_2627662068">
+          <w:hyperlink w:anchor="__RefHeading___Toc5693_2632757146">
             <w:r>
               <w:rPr>
                 <w:rStyle w:val="IndexLink"/>
@@ -2209,7 +2217,7 @@
             </w:tabs>
             <w:rPr/>
           </w:pPr>
-          <w:hyperlink w:anchor="__RefHeading___Toc5695_2627662068">
+          <w:hyperlink w:anchor="__RefHeading___Toc5695_2632757146">
             <w:r>
               <w:rPr>
                 <w:rStyle w:val="IndexLink"/>
@@ -2247,7 +2255,7 @@
         <w:jc w:val="center"/>
         <w:rPr/>
       </w:pPr>
-      <w:bookmarkStart w:id="4" w:name="__RefHeading___Toc5563_2627662068"/>
+      <w:bookmarkStart w:id="4" w:name="__RefHeading___Toc5563_2632757146"/>
       <w:bookmarkEnd w:id="4"/>
       <w:r>
         <w:rPr/>
@@ -2684,7 +2692,7 @@
         <w:jc w:val="center"/>
         <w:rPr/>
       </w:pPr>
-      <w:bookmarkStart w:id="5" w:name="__RefHeading___Toc5565_2627662068"/>
+      <w:bookmarkStart w:id="5" w:name="__RefHeading___Toc5565_2632757146"/>
       <w:bookmarkEnd w:id="5"/>
       <w:r>
         <w:rPr/>
@@ -3268,7 +3276,7 @@
         <w:jc w:val="center"/>
         <w:rPr/>
       </w:pPr>
-      <w:bookmarkStart w:id="6" w:name="__RefHeading___Toc5567_2627662068"/>
+      <w:bookmarkStart w:id="6" w:name="__RefHeading___Toc5567_2632757146"/>
       <w:bookmarkEnd w:id="6"/>
       <w:r>
         <w:rPr/>
@@ -4693,7 +4701,7 @@
         <w:jc w:val="center"/>
         <w:rPr/>
       </w:pPr>
-      <w:bookmarkStart w:id="7" w:name="__RefHeading___Toc5569_2627662068"/>
+      <w:bookmarkStart w:id="7" w:name="__RefHeading___Toc5569_2632757146"/>
       <w:bookmarkEnd w:id="7"/>
       <w:r>
         <w:rPr/>
@@ -4895,7 +4903,7 @@
         <w:jc w:val="center"/>
         <w:rPr/>
       </w:pPr>
-      <w:bookmarkStart w:id="8" w:name="__RefHeading___Toc5571_2627662068"/>
+      <w:bookmarkStart w:id="8" w:name="__RefHeading___Toc5571_2632757146"/>
       <w:bookmarkEnd w:id="8"/>
       <w:r>
         <w:rPr/>
@@ -5012,7 +5020,7 @@
         <w:jc w:val="center"/>
         <w:rPr/>
       </w:pPr>
-      <w:bookmarkStart w:id="9" w:name="__RefHeading___Toc5573_2627662068"/>
+      <w:bookmarkStart w:id="9" w:name="__RefHeading___Toc5573_2632757146"/>
       <w:bookmarkEnd w:id="9"/>
       <w:r>
         <w:rPr/>
@@ -5025,7 +5033,7 @@
         <w:spacing w:before="240" w:after="120"/>
         <w:rPr/>
       </w:pPr>
-      <w:bookmarkStart w:id="10" w:name="__RefHeading___Toc5575_2627662068"/>
+      <w:bookmarkStart w:id="10" w:name="__RefHeading___Toc5575_2632757146"/>
       <w:bookmarkEnd w:id="10"/>
       <w:r>
         <w:rPr/>
@@ -5074,7 +5082,7 @@
         <w:spacing w:before="240" w:after="120"/>
         <w:rPr/>
       </w:pPr>
-      <w:bookmarkStart w:id="11" w:name="__RefHeading___Toc5577_2627662068"/>
+      <w:bookmarkStart w:id="11" w:name="__RefHeading___Toc5577_2632757146"/>
       <w:bookmarkEnd w:id="11"/>
       <w:r>
         <w:rPr/>
@@ -5099,7 +5107,7 @@
         <w:spacing w:before="240" w:after="120"/>
         <w:rPr/>
       </w:pPr>
-      <w:bookmarkStart w:id="12" w:name="__RefHeading___Toc5579_2627662068"/>
+      <w:bookmarkStart w:id="12" w:name="__RefHeading___Toc5579_2632757146"/>
       <w:bookmarkEnd w:id="12"/>
       <w:r>
         <w:rPr/>
@@ -5180,7 +5188,7 @@
         <w:spacing w:before="240" w:after="120"/>
         <w:rPr/>
       </w:pPr>
-      <w:bookmarkStart w:id="13" w:name="__RefHeading___Toc5581_2627662068"/>
+      <w:bookmarkStart w:id="13" w:name="__RefHeading___Toc5581_2632757146"/>
       <w:bookmarkEnd w:id="13"/>
       <w:r>
         <w:rPr/>
@@ -5205,7 +5213,7 @@
         <w:spacing w:before="240" w:after="120"/>
         <w:rPr/>
       </w:pPr>
-      <w:bookmarkStart w:id="14" w:name="__RefHeading___Toc5583_2627662068"/>
+      <w:bookmarkStart w:id="14" w:name="__RefHeading___Toc5583_2632757146"/>
       <w:bookmarkEnd w:id="14"/>
       <w:r>
         <w:rPr/>
@@ -5234,7 +5242,7 @@
         <w:jc w:val="center"/>
         <w:rPr/>
       </w:pPr>
-      <w:bookmarkStart w:id="15" w:name="__RefHeading___Toc5585_2627662068"/>
+      <w:bookmarkStart w:id="15" w:name="__RefHeading___Toc5585_2632757146"/>
       <w:bookmarkEnd w:id="15"/>
       <w:r>
         <w:rPr/>
@@ -5247,7 +5255,7 @@
         <w:spacing w:before="240" w:after="120"/>
         <w:rPr/>
       </w:pPr>
-      <w:bookmarkStart w:id="16" w:name="__RefHeading___Toc5587_2627662068"/>
+      <w:bookmarkStart w:id="16" w:name="__RefHeading___Toc5587_2632757146"/>
       <w:bookmarkEnd w:id="16"/>
       <w:r>
         <w:rPr/>
@@ -5368,7 +5376,7 @@
         <w:spacing w:before="240" w:after="120"/>
         <w:rPr/>
       </w:pPr>
-      <w:bookmarkStart w:id="17" w:name="__RefHeading___Toc5589_2627662068"/>
+      <w:bookmarkStart w:id="17" w:name="__RefHeading___Toc5589_2632757146"/>
       <w:bookmarkEnd w:id="17"/>
       <w:r>
         <w:rPr/>
@@ -6149,7 +6157,7 @@
         <w:spacing w:before="240" w:after="120"/>
         <w:rPr/>
       </w:pPr>
-      <w:bookmarkStart w:id="18" w:name="__RefHeading___Toc5591_2627662068"/>
+      <w:bookmarkStart w:id="18" w:name="__RefHeading___Toc5591_2632757146"/>
       <w:bookmarkEnd w:id="18"/>
       <w:r>
         <w:rPr/>
@@ -6174,7 +6182,7 @@
         <w:spacing w:before="240" w:after="120"/>
         <w:rPr/>
       </w:pPr>
-      <w:bookmarkStart w:id="19" w:name="__RefHeading___Toc5593_2627662068"/>
+      <w:bookmarkStart w:id="19" w:name="__RefHeading___Toc5593_2632757146"/>
       <w:bookmarkEnd w:id="19"/>
       <w:r>
         <w:rPr/>
@@ -6311,7 +6319,7 @@
         <w:jc w:val="center"/>
         <w:rPr/>
       </w:pPr>
-      <w:bookmarkStart w:id="20" w:name="__RefHeading___Toc5595_2627662068"/>
+      <w:bookmarkStart w:id="20" w:name="__RefHeading___Toc5595_2632757146"/>
       <w:bookmarkEnd w:id="20"/>
       <w:r>
         <w:rPr/>
@@ -6324,7 +6332,7 @@
         <w:spacing w:before="240" w:after="120"/>
         <w:rPr/>
       </w:pPr>
-      <w:bookmarkStart w:id="21" w:name="__RefHeading___Toc5597_2627662068"/>
+      <w:bookmarkStart w:id="21" w:name="__RefHeading___Toc5597_2632757146"/>
       <w:bookmarkEnd w:id="21"/>
       <w:r>
         <w:rPr/>
@@ -6349,7 +6357,7 @@
         <w:spacing w:before="240" w:after="120"/>
         <w:rPr/>
       </w:pPr>
-      <w:bookmarkStart w:id="22" w:name="__RefHeading___Toc5599_2627662068"/>
+      <w:bookmarkStart w:id="22" w:name="__RefHeading___Toc5599_2632757146"/>
       <w:bookmarkEnd w:id="22"/>
       <w:r>
         <w:rPr/>
@@ -6374,7 +6382,7 @@
         <w:spacing w:before="240" w:after="120"/>
         <w:rPr/>
       </w:pPr>
-      <w:bookmarkStart w:id="23" w:name="__RefHeading___Toc5601_2627662068"/>
+      <w:bookmarkStart w:id="23" w:name="__RefHeading___Toc5601_2632757146"/>
       <w:bookmarkEnd w:id="23"/>
       <w:r>
         <w:rPr/>
@@ -6399,7 +6407,7 @@
         <w:spacing w:before="240" w:after="120"/>
         <w:rPr/>
       </w:pPr>
-      <w:bookmarkStart w:id="24" w:name="__RefHeading___Toc5603_2627662068"/>
+      <w:bookmarkStart w:id="24" w:name="__RefHeading___Toc5603_2632757146"/>
       <w:bookmarkEnd w:id="24"/>
       <w:r>
         <w:rPr/>
@@ -6424,7 +6432,7 @@
         <w:spacing w:before="240" w:after="120"/>
         <w:rPr/>
       </w:pPr>
-      <w:bookmarkStart w:id="25" w:name="__RefHeading___Toc5605_2627662068"/>
+      <w:bookmarkStart w:id="25" w:name="__RefHeading___Toc5605_2632757146"/>
       <w:bookmarkEnd w:id="25"/>
       <w:r>
         <w:rPr/>
@@ -6453,7 +6461,7 @@
         <w:jc w:val="center"/>
         <w:rPr/>
       </w:pPr>
-      <w:bookmarkStart w:id="26" w:name="__RefHeading___Toc5607_2627662068"/>
+      <w:bookmarkStart w:id="26" w:name="__RefHeading___Toc5607_2632757146"/>
       <w:bookmarkEnd w:id="26"/>
       <w:r>
         <w:rPr/>
@@ -6466,7 +6474,7 @@
         <w:spacing w:before="240" w:after="120"/>
         <w:rPr/>
       </w:pPr>
-      <w:bookmarkStart w:id="27" w:name="__RefHeading___Toc5609_2627662068"/>
+      <w:bookmarkStart w:id="27" w:name="__RefHeading___Toc5609_2632757146"/>
       <w:bookmarkEnd w:id="27"/>
       <w:r>
         <w:rPr/>
@@ -7894,7 +7902,7 @@
         <w:spacing w:before="240" w:after="120"/>
         <w:rPr/>
       </w:pPr>
-      <w:bookmarkStart w:id="28" w:name="__RefHeading___Toc5611_2627662068"/>
+      <w:bookmarkStart w:id="28" w:name="__RefHeading___Toc5611_2632757146"/>
       <w:bookmarkEnd w:id="28"/>
       <w:r>
         <w:rPr/>
@@ -11647,7 +11655,7 @@
         <w:spacing w:before="240" w:after="120"/>
         <w:rPr/>
       </w:pPr>
-      <w:bookmarkStart w:id="29" w:name="__RefHeading___Toc5613_2627662068"/>
+      <w:bookmarkStart w:id="29" w:name="__RefHeading___Toc5613_2632757146"/>
       <w:bookmarkEnd w:id="29"/>
       <w:r>
         <w:rPr/>
@@ -11782,7 +11790,7 @@
         <w:spacing w:before="240" w:after="120"/>
         <w:rPr/>
       </w:pPr>
-      <w:bookmarkStart w:id="30" w:name="__RefHeading___Toc5615_2627662068"/>
+      <w:bookmarkStart w:id="30" w:name="__RefHeading___Toc5615_2632757146"/>
       <w:bookmarkEnd w:id="30"/>
       <w:r>
         <w:rPr/>
@@ -15797,7 +15805,7 @@
         <w:spacing w:before="240" w:after="120"/>
         <w:rPr/>
       </w:pPr>
-      <w:bookmarkStart w:id="31" w:name="__RefHeading___Toc5617_2627662068"/>
+      <w:bookmarkStart w:id="31" w:name="__RefHeading___Toc5617_2632757146"/>
       <w:bookmarkEnd w:id="31"/>
       <w:r>
         <w:rPr/>
@@ -21450,7 +21458,7 @@
         <w:jc w:val="center"/>
         <w:rPr/>
       </w:pPr>
-      <w:bookmarkStart w:id="32" w:name="__RefHeading___Toc5619_2627662068"/>
+      <w:bookmarkStart w:id="32" w:name="__RefHeading___Toc5619_2632757146"/>
       <w:bookmarkEnd w:id="32"/>
       <w:r>
         <w:rPr/>
@@ -21463,7 +21471,7 @@
         <w:spacing w:before="240" w:after="120"/>
         <w:rPr/>
       </w:pPr>
-      <w:bookmarkStart w:id="33" w:name="__RefHeading___Toc5621_2627662068"/>
+      <w:bookmarkStart w:id="33" w:name="__RefHeading___Toc5621_2632757146"/>
       <w:bookmarkEnd w:id="33"/>
       <w:r>
         <w:rPr/>
@@ -22073,7 +22081,7 @@
         <w:spacing w:before="240" w:after="120"/>
         <w:rPr/>
       </w:pPr>
-      <w:bookmarkStart w:id="34" w:name="__RefHeading___Toc5623_2627662068"/>
+      <w:bookmarkStart w:id="34" w:name="__RefHeading___Toc5623_2632757146"/>
       <w:bookmarkEnd w:id="34"/>
       <w:r>
         <w:rPr/>
@@ -23130,7 +23138,7 @@
         <w:spacing w:before="240" w:after="120"/>
         <w:rPr/>
       </w:pPr>
-      <w:bookmarkStart w:id="35" w:name="__RefHeading___Toc5625_2627662068"/>
+      <w:bookmarkStart w:id="35" w:name="__RefHeading___Toc5625_2632757146"/>
       <w:bookmarkEnd w:id="35"/>
       <w:r>
         <w:rPr/>
@@ -23218,7 +23226,7 @@
         <w:spacing w:before="240" w:after="120"/>
         <w:rPr/>
       </w:pPr>
-      <w:bookmarkStart w:id="36" w:name="__RefHeading___Toc5627_2627662068"/>
+      <w:bookmarkStart w:id="36" w:name="__RefHeading___Toc5627_2632757146"/>
       <w:bookmarkEnd w:id="36"/>
       <w:r>
         <w:rPr/>
@@ -23927,7 +23935,7 @@
         <w:jc w:val="center"/>
         <w:rPr/>
       </w:pPr>
-      <w:bookmarkStart w:id="37" w:name="__RefHeading___Toc5629_2627662068"/>
+      <w:bookmarkStart w:id="37" w:name="__RefHeading___Toc5629_2632757146"/>
       <w:bookmarkEnd w:id="37"/>
       <w:r>
         <w:rPr/>
@@ -23940,7 +23948,7 @@
         <w:spacing w:before="240" w:after="120"/>
         <w:rPr/>
       </w:pPr>
-      <w:bookmarkStart w:id="38" w:name="__RefHeading___Toc5631_2627662068"/>
+      <w:bookmarkStart w:id="38" w:name="__RefHeading___Toc5631_2632757146"/>
       <w:bookmarkEnd w:id="38"/>
       <w:r>
         <w:rPr/>
@@ -24073,7 +24081,7 @@
         <w:spacing w:before="240" w:after="120"/>
         <w:rPr/>
       </w:pPr>
-      <w:bookmarkStart w:id="39" w:name="__RefHeading___Toc5633_2627662068"/>
+      <w:bookmarkStart w:id="39" w:name="__RefHeading___Toc5633_2632757146"/>
       <w:bookmarkEnd w:id="39"/>
       <w:r>
         <w:rPr/>
@@ -24098,7 +24106,7 @@
         <w:spacing w:before="240" w:after="120"/>
         <w:rPr/>
       </w:pPr>
-      <w:bookmarkStart w:id="40" w:name="__RefHeading___Toc5635_2627662068"/>
+      <w:bookmarkStart w:id="40" w:name="__RefHeading___Toc5635_2632757146"/>
       <w:bookmarkEnd w:id="40"/>
       <w:r>
         <w:rPr/>
@@ -24123,7 +24131,7 @@
         <w:spacing w:before="240" w:after="120"/>
         <w:rPr/>
       </w:pPr>
-      <w:bookmarkStart w:id="41" w:name="__RefHeading___Toc5637_2627662068"/>
+      <w:bookmarkStart w:id="41" w:name="__RefHeading___Toc5637_2632757146"/>
       <w:bookmarkEnd w:id="41"/>
       <w:r>
         <w:rPr/>
@@ -24172,7 +24180,7 @@
         <w:spacing w:before="240" w:after="120"/>
         <w:rPr/>
       </w:pPr>
-      <w:bookmarkStart w:id="42" w:name="__RefHeading___Toc5639_2627662068"/>
+      <w:bookmarkStart w:id="42" w:name="__RefHeading___Toc5639_2632757146"/>
       <w:bookmarkEnd w:id="42"/>
       <w:r>
         <w:rPr/>
@@ -24197,7 +24205,7 @@
         <w:spacing w:before="240" w:after="120"/>
         <w:rPr/>
       </w:pPr>
-      <w:bookmarkStart w:id="43" w:name="__RefHeading___Toc5641_2627662068"/>
+      <w:bookmarkStart w:id="43" w:name="__RefHeading___Toc5641_2632757146"/>
       <w:bookmarkEnd w:id="43"/>
       <w:r>
         <w:rPr/>
@@ -24226,7 +24234,7 @@
         <w:jc w:val="center"/>
         <w:rPr/>
       </w:pPr>
-      <w:bookmarkStart w:id="44" w:name="__RefHeading___Toc5643_2627662068"/>
+      <w:bookmarkStart w:id="44" w:name="__RefHeading___Toc5643_2632757146"/>
       <w:bookmarkEnd w:id="44"/>
       <w:r>
         <w:rPr/>
@@ -24335,7 +24343,7 @@
         <w:spacing w:before="240" w:after="120"/>
         <w:rPr/>
       </w:pPr>
-      <w:bookmarkStart w:id="45" w:name="__RefHeading___Toc5645_2627662068"/>
+      <w:bookmarkStart w:id="45" w:name="__RefHeading___Toc5645_2632757146"/>
       <w:bookmarkEnd w:id="45"/>
       <w:r>
         <w:rPr/>
@@ -25486,7 +25494,7 @@
         <w:spacing w:before="240" w:after="120"/>
         <w:rPr/>
       </w:pPr>
-      <w:bookmarkStart w:id="46" w:name="__RefHeading___Toc5647_2627662068"/>
+      <w:bookmarkStart w:id="46" w:name="__RefHeading___Toc5647_2632757146"/>
       <w:bookmarkEnd w:id="46"/>
       <w:r>
         <w:rPr/>
@@ -28258,7 +28266,7 @@
         <w:spacing w:before="240" w:after="120"/>
         <w:rPr/>
       </w:pPr>
-      <w:bookmarkStart w:id="47" w:name="__RefHeading___Toc5649_2627662068"/>
+      <w:bookmarkStart w:id="47" w:name="__RefHeading___Toc5649_2632757146"/>
       <w:bookmarkEnd w:id="47"/>
       <w:r>
         <w:rPr/>
@@ -28979,7 +28987,7 @@
         <w:spacing w:before="240" w:after="120"/>
         <w:rPr/>
       </w:pPr>
-      <w:bookmarkStart w:id="48" w:name="__RefHeading___Toc5651_2627662068"/>
+      <w:bookmarkStart w:id="48" w:name="__RefHeading___Toc5651_2632757146"/>
       <w:bookmarkEnd w:id="48"/>
       <w:r>
         <w:rPr/>
@@ -30925,7 +30933,7 @@
         <w:spacing w:before="240" w:after="120"/>
         <w:rPr/>
       </w:pPr>
-      <w:bookmarkStart w:id="49" w:name="__RefHeading___Toc5653_2627662068"/>
+      <w:bookmarkStart w:id="49" w:name="__RefHeading___Toc5653_2632757146"/>
       <w:bookmarkEnd w:id="49"/>
       <w:r>
         <w:rPr/>
@@ -30954,7 +30962,7 @@
         <w:jc w:val="center"/>
         <w:rPr/>
       </w:pPr>
-      <w:bookmarkStart w:id="50" w:name="__RefHeading___Toc5655_2627662068"/>
+      <w:bookmarkStart w:id="50" w:name="__RefHeading___Toc5655_2632757146"/>
       <w:bookmarkEnd w:id="50"/>
       <w:r>
         <w:rPr/>
@@ -30979,7 +30987,7 @@
         <w:spacing w:before="240" w:after="120"/>
         <w:rPr/>
       </w:pPr>
-      <w:bookmarkStart w:id="51" w:name="__RefHeading___Toc5657_2627662068"/>
+      <w:bookmarkStart w:id="51" w:name="__RefHeading___Toc5657_2632757146"/>
       <w:bookmarkEnd w:id="51"/>
       <w:r>
         <w:rPr/>
@@ -34797,7 +34805,7 @@
         <w:spacing w:before="240" w:after="120"/>
         <w:rPr/>
       </w:pPr>
-      <w:bookmarkStart w:id="52" w:name="__RefHeading___Toc5659_2627662068"/>
+      <w:bookmarkStart w:id="52" w:name="__RefHeading___Toc5659_2632757146"/>
       <w:bookmarkEnd w:id="52"/>
       <w:r>
         <w:rPr/>
@@ -36970,7 +36978,7 @@
         <w:spacing w:before="240" w:after="120"/>
         <w:rPr/>
       </w:pPr>
-      <w:bookmarkStart w:id="53" w:name="__RefHeading___Toc5661_2627662068"/>
+      <w:bookmarkStart w:id="53" w:name="__RefHeading___Toc5661_2632757146"/>
       <w:bookmarkEnd w:id="53"/>
       <w:r>
         <w:rPr/>
@@ -39227,7 +39235,7 @@
         <w:spacing w:before="240" w:after="120"/>
         <w:rPr/>
       </w:pPr>
-      <w:bookmarkStart w:id="54" w:name="__RefHeading___Toc5663_2627662068"/>
+      <w:bookmarkStart w:id="54" w:name="__RefHeading___Toc5663_2632757146"/>
       <w:bookmarkEnd w:id="54"/>
       <w:r>
         <w:rPr/>
@@ -42194,7 +42202,7 @@
         <w:jc w:val="center"/>
         <w:rPr/>
       </w:pPr>
-      <w:bookmarkStart w:id="55" w:name="__RefHeading___Toc5665_2627662068"/>
+      <w:bookmarkStart w:id="55" w:name="__RefHeading___Toc5665_2632757146"/>
       <w:bookmarkEnd w:id="55"/>
       <w:r>
         <w:rPr/>
@@ -42207,7 +42215,7 @@
         <w:spacing w:before="240" w:after="120"/>
         <w:rPr/>
       </w:pPr>
-      <w:bookmarkStart w:id="56" w:name="__RefHeading___Toc5667_2627662068"/>
+      <w:bookmarkStart w:id="56" w:name="__RefHeading___Toc5667_2632757146"/>
       <w:bookmarkEnd w:id="56"/>
       <w:r>
         <w:rPr/>
@@ -42667,7 +42675,7 @@
         <w:spacing w:before="240" w:after="120"/>
         <w:rPr/>
       </w:pPr>
-      <w:bookmarkStart w:id="57" w:name="__RefHeading___Toc5669_2627662068"/>
+      <w:bookmarkStart w:id="57" w:name="__RefHeading___Toc5669_2632757146"/>
       <w:bookmarkEnd w:id="57"/>
       <w:r>
         <w:rPr/>
@@ -43695,7 +43703,7 @@
         <w:spacing w:before="240" w:after="120"/>
         <w:rPr/>
       </w:pPr>
-      <w:bookmarkStart w:id="58" w:name="__RefHeading___Toc5671_2627662068"/>
+      <w:bookmarkStart w:id="58" w:name="__RefHeading___Toc5671_2632757146"/>
       <w:bookmarkEnd w:id="58"/>
       <w:r>
         <w:rPr/>
@@ -43832,7 +43840,7 @@
         <w:jc w:val="center"/>
         <w:rPr/>
       </w:pPr>
-      <w:bookmarkStart w:id="59" w:name="__RefHeading___Toc5673_2627662068"/>
+      <w:bookmarkStart w:id="59" w:name="__RefHeading___Toc5673_2632757146"/>
       <w:bookmarkEnd w:id="59"/>
       <w:r>
         <w:rPr/>
@@ -43845,7 +43853,7 @@
         <w:spacing w:before="240" w:after="120"/>
         <w:rPr/>
       </w:pPr>
-      <w:bookmarkStart w:id="60" w:name="__RefHeading___Toc5675_2627662068"/>
+      <w:bookmarkStart w:id="60" w:name="__RefHeading___Toc5675_2632757146"/>
       <w:bookmarkEnd w:id="60"/>
       <w:r>
         <w:rPr/>
@@ -43894,7 +43902,7 @@
         <w:spacing w:before="240" w:after="120"/>
         <w:rPr/>
       </w:pPr>
-      <w:bookmarkStart w:id="61" w:name="__RefHeading___Toc5677_2627662068"/>
+      <w:bookmarkStart w:id="61" w:name="__RefHeading___Toc5677_2632757146"/>
       <w:bookmarkEnd w:id="61"/>
       <w:r>
         <w:rPr/>
@@ -44021,7 +44029,7 @@
         <w:spacing w:before="240" w:after="120"/>
         <w:rPr/>
       </w:pPr>
-      <w:bookmarkStart w:id="62" w:name="__RefHeading___Toc5679_2627662068"/>
+      <w:bookmarkStart w:id="62" w:name="__RefHeading___Toc5679_2632757146"/>
       <w:bookmarkEnd w:id="62"/>
       <w:r>
         <w:rPr/>
@@ -44156,7 +44164,7 @@
         <w:spacing w:before="240" w:after="120"/>
         <w:rPr/>
       </w:pPr>
-      <w:bookmarkStart w:id="63" w:name="__RefHeading___Toc5681_2627662068"/>
+      <w:bookmarkStart w:id="63" w:name="__RefHeading___Toc5681_2632757146"/>
       <w:bookmarkEnd w:id="63"/>
       <w:r>
         <w:rPr/>
@@ -44229,7 +44237,7 @@
         <w:spacing w:before="240" w:after="120"/>
         <w:rPr/>
       </w:pPr>
-      <w:bookmarkStart w:id="64" w:name="__RefHeading___Toc5683_2627662068"/>
+      <w:bookmarkStart w:id="64" w:name="__RefHeading___Toc5683_2632757146"/>
       <w:bookmarkEnd w:id="64"/>
       <w:r>
         <w:rPr/>
@@ -44336,7 +44344,7 @@
         <w:jc w:val="center"/>
         <w:rPr/>
       </w:pPr>
-      <w:bookmarkStart w:id="65" w:name="__RefHeading___Toc5685_2627662068"/>
+      <w:bookmarkStart w:id="65" w:name="__RefHeading___Toc5685_2632757146"/>
       <w:bookmarkEnd w:id="65"/>
       <w:r>
         <w:rPr/>
@@ -44377,7 +44385,7 @@
         <w:jc w:val="center"/>
         <w:rPr/>
       </w:pPr>
-      <w:bookmarkStart w:id="66" w:name="__RefHeading___Toc5687_2627662068"/>
+      <w:bookmarkStart w:id="66" w:name="__RefHeading___Toc5687_2632757146"/>
       <w:bookmarkEnd w:id="66"/>
       <w:r>
         <w:rPr/>
@@ -44718,7 +44726,7 @@
         <w:jc w:val="center"/>
         <w:rPr/>
       </w:pPr>
-      <w:bookmarkStart w:id="67" w:name="__RefHeading___Toc5689_2627662068"/>
+      <w:bookmarkStart w:id="67" w:name="__RefHeading___Toc5689_2632757146"/>
       <w:bookmarkEnd w:id="67"/>
       <w:r>
         <w:rPr/>
@@ -44731,7 +44739,7 @@
         <w:spacing w:before="240" w:after="120"/>
         <w:rPr/>
       </w:pPr>
-      <w:bookmarkStart w:id="68" w:name="__RefHeading___Toc5691_2627662068"/>
+      <w:bookmarkStart w:id="68" w:name="__RefHeading___Toc5691_2632757146"/>
       <w:bookmarkEnd w:id="68"/>
       <w:r>
         <w:rPr/>
@@ -44756,7 +44764,7 @@
         <w:spacing w:before="240" w:after="120"/>
         <w:rPr/>
       </w:pPr>
-      <w:bookmarkStart w:id="69" w:name="__RefHeading___Toc5693_2627662068"/>
+      <w:bookmarkStart w:id="69" w:name="__RefHeading___Toc5693_2632757146"/>
       <w:bookmarkEnd w:id="69"/>
       <w:r>
         <w:rPr/>
@@ -44844,7 +44852,7 @@
         <w:spacing w:before="240" w:after="120"/>
         <w:rPr/>
       </w:pPr>
-      <w:bookmarkStart w:id="70" w:name="__RefHeading___Toc5695_2627662068"/>
+      <w:bookmarkStart w:id="70" w:name="__RefHeading___Toc5695_2632757146"/>
       <w:bookmarkEnd w:id="70"/>
       <w:r>
         <w:rPr/>
@@ -55693,7 +55701,7 @@
     </w:r>
     <w:r>
       <w:rPr/>
-      <w:t>x</w:t>
+      <w:t>xi</w:t>
     </w:r>
     <w:r>
       <w:rPr/>
